--- a/papers/COMPARATIVE ANALYSIS OF LINEAR AND TREE-BASED REASONING STRATEGIES/Сравнительный анализ линейных и древовидных стратегий рассуждений.docx
+++ b/papers/COMPARATIVE ANALYSIS OF LINEAR AND TREE-BASED REASONING STRATEGIES/Сравнительный анализ линейных и древовидных стратегий рассуждений.docx
@@ -1598,9 +1598,6 @@
       <w:pPr>
         <w:spacing w:after="0"/>
         <w:ind w:firstLine="709"/>
-        <w:rPr>
-          <w:lang w:val="ru-RU"/>
-        </w:rPr>
       </w:pPr>
       <w:r>
         <w:rPr>
@@ -1648,18 +1645,12 @@
       <w:pPr>
         <w:spacing w:after="0"/>
         <w:ind w:firstLine="709"/>
-        <w:rPr>
-          <w:lang w:val="ru-RU"/>
-        </w:rPr>
       </w:pPr>
     </w:p>
     <w:p>
       <w:pPr>
         <w:spacing w:after="0"/>
         <w:ind w:firstLine="709"/>
-        <w:rPr>
-          <w:lang w:val="ru-RU"/>
-        </w:rPr>
       </w:pPr>
       <w:r>
         <w:t>The theoretical foundations of both approaches, their algorithmic implementation, and the specifics of their integration into modern AI architectures for solving multi-step and combinatorial problems are considered.</w:t>
@@ -1669,18 +1660,12 @@
       <w:pPr>
         <w:spacing w:after="0"/>
         <w:ind w:firstLine="709"/>
-        <w:rPr>
-          <w:lang w:val="ru-RU"/>
-        </w:rPr>
       </w:pPr>
     </w:p>
     <w:p>
       <w:pPr>
         <w:spacing w:after="0"/>
         <w:ind w:firstLine="709"/>
-        <w:rPr>
-          <w:lang w:val="ru-RU"/>
-        </w:rPr>
       </w:pPr>
       <w:r>
         <w:t>Particular attention is paid to the quality of reasoning, computational cost, error resilience, and explainability, as well as the analysis of typical application areas (mathematical problems, planning, programming).</w:t>
@@ -1690,18 +1675,12 @@
       <w:pPr>
         <w:spacing w:after="0"/>
         <w:ind w:firstLine="709"/>
-        <w:rPr>
-          <w:lang w:val="ru-RU"/>
-        </w:rPr>
       </w:pPr>
     </w:p>
     <w:p>
       <w:pPr>
         <w:spacing w:after="0"/>
         <w:ind w:firstLine="709"/>
-        <w:rPr>
-          <w:lang w:val="ru-RU"/>
-        </w:rPr>
       </w:pPr>
       <w:r>
         <w:t>Based on experimental and literature data, recommendations are made on the choice of reasoning strategy depending on the requirements for accuracy, resources, and model interpretability.</w:t>
@@ -1716,9 +1695,6 @@
       <w:pPr>
         <w:spacing w:after="0"/>
         <w:ind w:firstLine="709"/>
-        <w:rPr>
-          <w:lang w:val="ru-RU"/>
-        </w:rPr>
       </w:pPr>
       <w:r>
         <w:rPr>
@@ -2553,6 +2529,7 @@
       </w:pPr>
       <w:r>
         <w:rPr>
+          <w:noProof/>
           <w:lang w:val="ru-RU"/>
         </w:rPr>
         <w:lastRenderedPageBreak/>
@@ -3209,6 +3186,9 @@
       <w:pPr>
         <w:spacing w:after="0"/>
         <w:ind w:firstLine="709"/>
+        <w:rPr>
+          <w:lang w:val="ru-RU"/>
+        </w:rPr>
       </w:pPr>
       <w:r>
         <w:rPr>
@@ -3333,6 +3313,9 @@
       <w:pPr>
         <w:spacing w:after="0"/>
         <w:ind w:firstLine="709"/>
+        <w:rPr>
+          <w:lang w:val="ru-RU"/>
+        </w:rPr>
       </w:pPr>
     </w:p>
     <w:p>
@@ -3608,6 +3591,9 @@
     <w:p>
       <w:pPr>
         <w:spacing w:after="0"/>
+        <w:rPr>
+          <w:lang w:val="ru-RU"/>
+        </w:rPr>
       </w:pPr>
     </w:p>
     <w:p>
@@ -3807,6 +3793,9 @@
     <w:p>
       <w:pPr>
         <w:spacing w:after="0"/>
+        <w:rPr>
+          <w:lang w:val="ru-RU"/>
+        </w:rPr>
       </w:pPr>
     </w:p>
     <w:p>
@@ -3833,6 +3822,7 @@
         <w:rPr>
           <w:b/>
           <w:bCs/>
+          <w:lang w:val="ru-RU"/>
         </w:rPr>
       </w:pPr>
       <w:r>
@@ -3854,6 +3844,9 @@
       <w:pPr>
         <w:spacing w:after="0"/>
         <w:ind w:firstLine="709"/>
+        <w:rPr>
+          <w:lang w:val="ru-RU"/>
+        </w:rPr>
       </w:pPr>
     </w:p>
     <w:p>
@@ -3877,6 +3870,9 @@
       <w:pPr>
         <w:spacing w:after="0"/>
         <w:ind w:firstLine="709"/>
+        <w:rPr>
+          <w:lang w:val="ru-RU"/>
+        </w:rPr>
       </w:pPr>
       <w:r>
         <w:rPr>
@@ -3904,6 +3900,9 @@
       <w:pPr>
         <w:spacing w:after="0"/>
         <w:ind w:firstLine="709"/>
+        <w:rPr>
+          <w:lang w:val="ru-RU"/>
+        </w:rPr>
       </w:pPr>
       <w:proofErr w:type="spellStart"/>
       <w:r>
@@ -3966,6 +3965,9 @@
       <w:pPr>
         <w:spacing w:after="0"/>
         <w:ind w:firstLine="709"/>
+        <w:rPr>
+          <w:lang w:val="ru-RU"/>
+        </w:rPr>
       </w:pPr>
     </w:p>
     <w:p>
@@ -4133,6 +4135,9 @@
     <w:p>
       <w:pPr>
         <w:spacing w:after="0"/>
+        <w:rPr>
+          <w:lang w:val="ru-RU"/>
+        </w:rPr>
       </w:pPr>
     </w:p>
     <w:p>
@@ -4166,6 +4171,9 @@
       <w:pPr>
         <w:spacing w:after="0"/>
         <w:ind w:firstLine="709"/>
+        <w:rPr>
+          <w:lang w:val="ru-RU"/>
+        </w:rPr>
       </w:pPr>
       <w:r>
         <w:rPr>
@@ -4234,6 +4242,9 @@
       <w:pPr>
         <w:spacing w:after="0"/>
         <w:ind w:firstLine="709"/>
+        <w:rPr>
+          <w:lang w:val="ru-RU"/>
+        </w:rPr>
       </w:pPr>
     </w:p>
     <w:p>
@@ -4280,6 +4291,7 @@
         <w:rPr>
           <w:b/>
           <w:bCs/>
+          <w:lang w:val="ru-RU"/>
         </w:rPr>
       </w:pPr>
       <w:proofErr w:type="spellStart"/>
@@ -4397,6 +4409,9 @@
       <w:pPr>
         <w:spacing w:after="0"/>
         <w:ind w:firstLine="709"/>
+        <w:rPr>
+          <w:lang w:val="ru-RU"/>
+        </w:rPr>
       </w:pPr>
     </w:p>
     <w:p>
@@ -4630,6 +4645,9 @@
       <w:pPr>
         <w:spacing w:after="0"/>
         <w:ind w:firstLine="709"/>
+        <w:rPr>
+          <w:lang w:val="ru-RU"/>
+        </w:rPr>
       </w:pPr>
       <w:r>
         <w:rPr>
@@ -4698,6 +4716,9 @@
       <w:pPr>
         <w:spacing w:after="0"/>
         <w:ind w:firstLine="709"/>
+        <w:rPr>
+          <w:lang w:val="ru-RU"/>
+        </w:rPr>
       </w:pPr>
     </w:p>
     <w:p>
@@ -4930,6 +4951,9 @@
     <w:p>
       <w:pPr>
         <w:spacing w:after="0"/>
+        <w:rPr>
+          <w:lang w:val="ru-RU"/>
+        </w:rPr>
       </w:pPr>
     </w:p>
     <w:p>
@@ -5136,6 +5160,9 @@
     <w:p>
       <w:pPr>
         <w:spacing w:after="0"/>
+        <w:rPr>
+          <w:lang w:val="ru-RU"/>
+        </w:rPr>
       </w:pPr>
     </w:p>
     <w:p>
@@ -5322,6 +5349,15 @@
         <w:spacing w:line="278" w:lineRule="auto"/>
         <w:jc w:val="left"/>
         <w:rPr>
+          <w:lang w:val="ru-RU"/>
+        </w:rPr>
+      </w:pPr>
+    </w:p>
+    <w:p>
+      <w:pPr>
+        <w:spacing w:line="278" w:lineRule="auto"/>
+        <w:jc w:val="left"/>
+        <w:rPr>
           <w:b/>
           <w:bCs/>
           <w:lang w:val="ru-RU"/>
@@ -5534,6 +5570,15 @@
         <w:spacing w:line="278" w:lineRule="auto"/>
         <w:jc w:val="left"/>
         <w:rPr>
+          <w:lang w:val="ru-RU"/>
+        </w:rPr>
+      </w:pPr>
+    </w:p>
+    <w:p>
+      <w:pPr>
+        <w:spacing w:line="278" w:lineRule="auto"/>
+        <w:jc w:val="left"/>
+        <w:rPr>
           <w:b/>
           <w:bCs/>
           <w:lang w:val="ru-RU"/>
@@ -5602,6 +5647,7 @@
         <w:rPr>
           <w:lang w:val="ru-RU"/>
         </w:rPr>
+        <w:lastRenderedPageBreak/>
         <w:t xml:space="preserve">Описание используемых моделей ИИ и конфигураций стратегий (базовая </w:t>
       </w:r>
       <w:proofErr w:type="spellStart"/>
@@ -5649,9 +5695,17 @@
         <w:rPr>
           <w:lang w:val="ru-RU"/>
         </w:rPr>
-        <w:lastRenderedPageBreak/>
         <w:t>Описание экспериментального протокола и метрик оценки.</w:t>
       </w:r>
+    </w:p>
+    <w:p>
+      <w:pPr>
+        <w:spacing w:line="278" w:lineRule="auto"/>
+        <w:jc w:val="left"/>
+        <w:rPr>
+          <w:lang w:val="ru-RU"/>
+        </w:rPr>
+      </w:pPr>
     </w:p>
     <w:p>
       <w:pPr>
@@ -5781,6 +5835,15 @@
         <w:spacing w:line="278" w:lineRule="auto"/>
         <w:jc w:val="left"/>
         <w:rPr>
+          <w:lang w:val="ru-RU"/>
+        </w:rPr>
+      </w:pPr>
+    </w:p>
+    <w:p>
+      <w:pPr>
+        <w:spacing w:line="278" w:lineRule="auto"/>
+        <w:jc w:val="left"/>
+        <w:rPr>
           <w:b/>
           <w:bCs/>
           <w:lang w:val="ru-RU"/>
@@ -5931,6 +5994,15 @@
         <w:spacing w:line="278" w:lineRule="auto"/>
         <w:jc w:val="left"/>
         <w:rPr>
+          <w:lang w:val="ru-RU"/>
+        </w:rPr>
+      </w:pPr>
+    </w:p>
+    <w:p>
+      <w:pPr>
+        <w:spacing w:line="278" w:lineRule="auto"/>
+        <w:jc w:val="left"/>
+        <w:rPr>
           <w:b/>
           <w:bCs/>
           <w:lang w:val="ru-RU"/>
@@ -6027,6 +6099,7 @@
         <w:rPr>
           <w:lang w:val="ru-RU"/>
         </w:rPr>
+        <w:lastRenderedPageBreak/>
         <w:t>Обсуждение компромиссов между качеством, вычислительными ресурсами и сложностью внедрения.</w:t>
       </w:r>
     </w:p>
@@ -6054,6 +6127,15 @@
         <w:spacing w:line="278" w:lineRule="auto"/>
         <w:jc w:val="left"/>
         <w:rPr>
+          <w:lang w:val="ru-RU"/>
+        </w:rPr>
+      </w:pPr>
+    </w:p>
+    <w:p>
+      <w:pPr>
+        <w:spacing w:line="278" w:lineRule="auto"/>
+        <w:jc w:val="left"/>
+        <w:rPr>
           <w:b/>
           <w:bCs/>
           <w:lang w:val="ru-RU"/>
@@ -6084,7 +6166,6 @@
         <w:rPr>
           <w:lang w:val="ru-RU"/>
         </w:rPr>
-        <w:lastRenderedPageBreak/>
         <w:t>Рекомендации по выбору стратегии рассуждений для прикладных сценариев (робототехника, аналитика, программирование, образование и др.).</w:t>
       </w:r>
     </w:p>
@@ -6173,6 +6254,15 @@
         <w:spacing w:line="278" w:lineRule="auto"/>
         <w:jc w:val="left"/>
         <w:rPr>
+          <w:lang w:val="ru-RU"/>
+        </w:rPr>
+      </w:pPr>
+    </w:p>
+    <w:p>
+      <w:pPr>
+        <w:spacing w:line="278" w:lineRule="auto"/>
+        <w:jc w:val="left"/>
+        <w:rPr>
           <w:b/>
           <w:bCs/>
           <w:lang w:val="ru-RU"/>
@@ -6249,15 +6339,11 @@
         <w:spacing w:line="278" w:lineRule="auto"/>
         <w:jc w:val="left"/>
         <w:rPr>
-          <w:b/>
-          <w:bCs/>
-          <w:lang w:val="ru-RU"/>
-        </w:rPr>
-      </w:pPr>
-      <w:r>
-        <w:rPr>
-          <w:b/>
-          <w:bCs/>
+          <w:lang w:val="ru-RU"/>
+        </w:rPr>
+      </w:pPr>
+      <w:r>
+        <w:rPr>
           <w:lang w:val="ru-RU"/>
         </w:rPr>
         <w:br w:type="page"/>
@@ -6265,10 +6351,5350 @@
     </w:p>
     <w:p>
       <w:pPr>
+        <w:spacing w:after="0"/>
+        <w:ind w:firstLine="709"/>
+        <w:rPr>
+          <w:b/>
+          <w:bCs/>
+          <w:lang w:val="ru-RU"/>
+        </w:rPr>
+      </w:pPr>
+      <w:r>
+        <w:rPr>
+          <w:b/>
+          <w:bCs/>
+          <w:lang w:val="ru-RU"/>
+        </w:rPr>
+        <w:lastRenderedPageBreak/>
+        <w:t>3. Методология сравнительного анализа</w:t>
+      </w:r>
+    </w:p>
+    <w:p>
+      <w:pPr>
+        <w:spacing w:after="0"/>
+        <w:ind w:firstLine="709"/>
+        <w:rPr>
+          <w:lang w:val="ru-RU"/>
+        </w:rPr>
+      </w:pPr>
+      <w:r>
+        <w:rPr>
+          <w:lang w:val="ru-RU"/>
+        </w:rPr>
+        <w:t xml:space="preserve">Сравнительный анализ линейных и древовидных стратегий рассуждений в больших языковых моделях в данной работе опирается на набор формализованных критериев и репрезентативный набор задач, отражающих типичные сценарии применения </w:t>
+      </w:r>
+      <w:proofErr w:type="spellStart"/>
+      <w:r>
+        <w:rPr>
+          <w:lang w:val="ru-RU"/>
+        </w:rPr>
+        <w:t>CoT</w:t>
+      </w:r>
+      <w:proofErr w:type="spellEnd"/>
+      <w:r>
+        <w:rPr>
+          <w:lang w:val="ru-RU"/>
+        </w:rPr>
+        <w:t xml:space="preserve">/OCT и </w:t>
+      </w:r>
+      <w:proofErr w:type="spellStart"/>
+      <w:r>
+        <w:rPr>
+          <w:lang w:val="ru-RU"/>
+        </w:rPr>
+        <w:t>ToT</w:t>
+      </w:r>
+      <w:proofErr w:type="spellEnd"/>
+      <w:r>
+        <w:rPr>
+          <w:lang w:val="ru-RU"/>
+        </w:rPr>
+        <w:t>.</w:t>
+      </w:r>
+    </w:p>
+    <w:p>
+      <w:pPr>
+        <w:spacing w:after="0"/>
+        <w:ind w:firstLine="709"/>
+        <w:rPr>
+          <w:lang w:val="ru-RU"/>
+        </w:rPr>
+      </w:pPr>
+      <w:r>
+        <w:rPr>
+          <w:lang w:val="ru-RU"/>
+        </w:rPr>
+        <w:t>При этом акцент делается не на сравнении конкретных архитектур LLM, а на сопоставлении поведенческих характеристик стратегий рассуждений при прочих равных условиях.​</w:t>
+      </w:r>
+    </w:p>
+    <w:p>
+      <w:pPr>
+        <w:spacing w:after="0"/>
+        <w:ind w:firstLine="709"/>
+        <w:rPr>
+          <w:lang w:val="ru-RU"/>
+        </w:rPr>
+      </w:pPr>
+    </w:p>
+    <w:p>
+      <w:pPr>
+        <w:spacing w:after="0"/>
+        <w:ind w:firstLine="709"/>
+        <w:rPr>
+          <w:b/>
+          <w:bCs/>
+          <w:lang w:val="ru-RU"/>
+        </w:rPr>
+      </w:pPr>
+      <w:r>
+        <w:rPr>
+          <w:b/>
+          <w:bCs/>
+          <w:lang w:val="ru-RU"/>
+        </w:rPr>
+        <w:t>3.1. Критерии сравнения</w:t>
+      </w:r>
+    </w:p>
+    <w:p>
+      <w:pPr>
+        <w:spacing w:after="0"/>
+        <w:ind w:firstLine="709"/>
+        <w:rPr>
+          <w:b/>
+          <w:bCs/>
+          <w:lang w:val="ru-RU"/>
+        </w:rPr>
+      </w:pPr>
+      <w:r>
+        <w:rPr>
+          <w:b/>
+          <w:bCs/>
+          <w:lang w:val="ru-RU"/>
+        </w:rPr>
+        <w:t xml:space="preserve">Для сопоставления </w:t>
+      </w:r>
+      <w:proofErr w:type="spellStart"/>
+      <w:r>
+        <w:rPr>
+          <w:b/>
+          <w:bCs/>
+          <w:lang w:val="ru-RU"/>
+        </w:rPr>
+        <w:t>Chain-of-Thought</w:t>
+      </w:r>
+      <w:proofErr w:type="spellEnd"/>
+      <w:r>
+        <w:rPr>
+          <w:b/>
+          <w:bCs/>
+          <w:lang w:val="ru-RU"/>
+        </w:rPr>
+        <w:t xml:space="preserve">, оптимизированной </w:t>
+      </w:r>
+      <w:proofErr w:type="spellStart"/>
+      <w:r>
+        <w:rPr>
+          <w:b/>
+          <w:bCs/>
+          <w:lang w:val="ru-RU"/>
+        </w:rPr>
+        <w:t>Chain-of-Thought</w:t>
+      </w:r>
+      <w:proofErr w:type="spellEnd"/>
+      <w:r>
+        <w:rPr>
+          <w:b/>
+          <w:bCs/>
+          <w:lang w:val="ru-RU"/>
+        </w:rPr>
+        <w:t xml:space="preserve"> и </w:t>
+      </w:r>
+      <w:proofErr w:type="spellStart"/>
+      <w:r>
+        <w:rPr>
+          <w:b/>
+          <w:bCs/>
+          <w:lang w:val="ru-RU"/>
+        </w:rPr>
+        <w:t>Tree-of-Thoughts</w:t>
+      </w:r>
+      <w:proofErr w:type="spellEnd"/>
+      <w:r>
+        <w:rPr>
+          <w:b/>
+          <w:bCs/>
+          <w:lang w:val="ru-RU"/>
+        </w:rPr>
+        <w:t xml:space="preserve"> выделены следующие группы критериев</w:t>
+      </w:r>
+      <w:r>
+        <w:rPr>
+          <w:b/>
+          <w:bCs/>
+          <w:lang w:val="ru-RU"/>
+        </w:rPr>
+        <w:t>:</w:t>
+      </w:r>
+    </w:p>
+    <w:p>
+      <w:pPr>
+        <w:numPr>
+          <w:ilvl w:val="0"/>
+          <w:numId w:val="49"/>
+        </w:numPr>
+        <w:spacing w:after="0"/>
+        <w:ind w:left="0" w:firstLine="709"/>
+        <w:rPr>
+          <w:lang w:val="ru-RU"/>
+        </w:rPr>
+      </w:pPr>
+      <w:r>
+        <w:rPr>
+          <w:lang w:val="ru-RU"/>
+        </w:rPr>
+        <w:t>Качество рассуждений. Оценивается доля корректных решений задач (</w:t>
+      </w:r>
+      <w:proofErr w:type="spellStart"/>
+      <w:r>
+        <w:rPr>
+          <w:lang w:val="ru-RU"/>
+        </w:rPr>
+        <w:t>accuracy</w:t>
+      </w:r>
+      <w:proofErr w:type="spellEnd"/>
+      <w:r>
+        <w:rPr>
+          <w:lang w:val="ru-RU"/>
+        </w:rPr>
+        <w:t xml:space="preserve">), а также частота логических ошибок и </w:t>
+      </w:r>
+      <w:proofErr w:type="spellStart"/>
+      <w:r>
+        <w:rPr>
+          <w:lang w:val="ru-RU"/>
+        </w:rPr>
+        <w:t>неконсистентных</w:t>
+      </w:r>
+      <w:proofErr w:type="spellEnd"/>
+      <w:r>
+        <w:rPr>
+          <w:lang w:val="ru-RU"/>
+        </w:rPr>
+        <w:t xml:space="preserve"> выводов в сгенерированных цепочках/деревьях.​</w:t>
+      </w:r>
+    </w:p>
+    <w:p>
+      <w:pPr>
+        <w:numPr>
+          <w:ilvl w:val="0"/>
+          <w:numId w:val="49"/>
+        </w:numPr>
+        <w:spacing w:after="0"/>
+        <w:ind w:left="0" w:firstLine="709"/>
+        <w:rPr>
+          <w:lang w:val="ru-RU"/>
+        </w:rPr>
+      </w:pPr>
+      <w:r>
+        <w:rPr>
+          <w:lang w:val="ru-RU"/>
+        </w:rPr>
+        <w:t>Устойчивость к ошибкам. Анализируется чувствительность стратегии к локальным ошибкам на промежуточных шагах и наличие механизмов их компенсации (</w:t>
+      </w:r>
+      <w:proofErr w:type="spellStart"/>
+      <w:r>
+        <w:rPr>
+          <w:lang w:val="ru-RU"/>
+        </w:rPr>
+        <w:t>self-consistency</w:t>
+      </w:r>
+      <w:proofErr w:type="spellEnd"/>
+      <w:r>
+        <w:rPr>
+          <w:lang w:val="ru-RU"/>
+        </w:rPr>
+        <w:t xml:space="preserve">, </w:t>
+      </w:r>
+      <w:proofErr w:type="spellStart"/>
+      <w:r>
+        <w:rPr>
+          <w:lang w:val="ru-RU"/>
+        </w:rPr>
+        <w:t>backtracking</w:t>
+      </w:r>
+      <w:proofErr w:type="spellEnd"/>
+      <w:r>
+        <w:rPr>
+          <w:lang w:val="ru-RU"/>
+        </w:rPr>
+        <w:t xml:space="preserve"> и др.).​</w:t>
+      </w:r>
+    </w:p>
+    <w:p>
+      <w:pPr>
+        <w:numPr>
+          <w:ilvl w:val="0"/>
+          <w:numId w:val="49"/>
+        </w:numPr>
+        <w:spacing w:after="0"/>
+        <w:ind w:left="0" w:firstLine="709"/>
+        <w:rPr>
+          <w:lang w:val="ru-RU"/>
+        </w:rPr>
+      </w:pPr>
+      <w:r>
+        <w:rPr>
+          <w:lang w:val="ru-RU"/>
+        </w:rPr>
+        <w:t>Вычислительная сложность. Сравниваются среднее число токенов генерации, количество вызовов модели и время решения задачи при использовании разных стратегий.​</w:t>
+      </w:r>
+    </w:p>
+    <w:p>
+      <w:pPr>
+        <w:numPr>
+          <w:ilvl w:val="0"/>
+          <w:numId w:val="49"/>
+        </w:numPr>
+        <w:spacing w:after="0"/>
+        <w:ind w:left="0" w:firstLine="709"/>
+        <w:rPr>
+          <w:lang w:val="ru-RU"/>
+        </w:rPr>
+      </w:pPr>
+      <w:r>
+        <w:rPr>
+          <w:lang w:val="ru-RU"/>
+        </w:rPr>
+        <w:t>Интерпретируемость и прозрачность. Оценивается степень структурированности рассуждений, удобство анализа промежуточных состояний и возможность последующей верификации человеком.​</w:t>
+      </w:r>
+    </w:p>
+    <w:p>
+      <w:pPr>
+        <w:numPr>
+          <w:ilvl w:val="0"/>
+          <w:numId w:val="49"/>
+        </w:numPr>
+        <w:spacing w:after="0"/>
+        <w:ind w:left="0" w:firstLine="709"/>
+        <w:rPr>
+          <w:lang w:val="ru-RU"/>
+        </w:rPr>
+      </w:pPr>
+      <w:r>
+        <w:rPr>
+          <w:lang w:val="ru-RU"/>
+        </w:rPr>
+        <w:lastRenderedPageBreak/>
+        <w:t>Инженерная сложность. Учитываются требования к проектированию промптов, настройке алгоритмов поиска и интеграции стратегии в прикладные ИИ</w:t>
+      </w:r>
+      <w:r>
+        <w:rPr>
+          <w:lang w:val="ru-RU"/>
+        </w:rPr>
+        <w:noBreakHyphen/>
+        <w:t>системы.​</w:t>
+      </w:r>
+    </w:p>
+    <w:p>
+      <w:pPr>
+        <w:spacing w:after="0"/>
+        <w:ind w:firstLine="709"/>
+      </w:pPr>
+      <w:r>
+        <w:rPr>
+          <w:lang w:val="ru-RU"/>
+        </w:rPr>
+        <w:t>Такая система критериев позволяет в дальнейшем не только сопоставлять стратегии по «среднему» качеству, но и выявлять компромиссы между точностью, затратами ресурсов и удобством внедрения.​</w:t>
+      </w:r>
+    </w:p>
+    <w:p>
+      <w:pPr>
+        <w:spacing w:after="0"/>
+        <w:ind w:firstLine="709"/>
+      </w:pPr>
+    </w:p>
+    <w:p>
+      <w:pPr>
+        <w:spacing w:after="0"/>
+        <w:ind w:firstLine="709"/>
+        <w:rPr>
+          <w:b/>
+          <w:bCs/>
+          <w:lang w:val="ru-RU"/>
+        </w:rPr>
+      </w:pPr>
+      <w:r>
+        <w:rPr>
+          <w:b/>
+          <w:bCs/>
+          <w:lang w:val="ru-RU"/>
+        </w:rPr>
+        <w:t>3.2. Классы задач для анализа</w:t>
+      </w:r>
+    </w:p>
+    <w:p>
+      <w:pPr>
+        <w:spacing w:after="0"/>
+        <w:ind w:firstLine="709"/>
+        <w:rPr>
+          <w:b/>
+          <w:bCs/>
+          <w:lang w:val="ru-RU"/>
+        </w:rPr>
+      </w:pPr>
+      <w:r>
+        <w:rPr>
+          <w:b/>
+          <w:bCs/>
+          <w:lang w:val="ru-RU"/>
+        </w:rPr>
+        <w:t>Для оценки поведения стратегий рассуждений рассматриваются несколько классов задач, характерных для современных применений LLM</w:t>
+      </w:r>
+      <w:r>
+        <w:rPr>
+          <w:b/>
+          <w:bCs/>
+          <w:lang w:val="ru-RU"/>
+        </w:rPr>
+        <w:t>:</w:t>
+      </w:r>
+    </w:p>
+    <w:p>
+      <w:pPr>
+        <w:numPr>
+          <w:ilvl w:val="0"/>
+          <w:numId w:val="50"/>
+        </w:numPr>
+        <w:spacing w:after="0"/>
+        <w:ind w:left="0" w:firstLine="709"/>
+        <w:rPr>
+          <w:lang w:val="ru-RU"/>
+        </w:rPr>
+      </w:pPr>
+      <w:r>
+        <w:rPr>
+          <w:lang w:val="ru-RU"/>
+        </w:rPr>
+        <w:t>Логические и математические задачи. Включают арифметические и алгебраические текстовые задачи, логические головоломки и задачки на последовательности, где особенно важна пошаговая проверяемая цепочка вывода.​</w:t>
+      </w:r>
+    </w:p>
+    <w:p>
+      <w:pPr>
+        <w:numPr>
+          <w:ilvl w:val="0"/>
+          <w:numId w:val="50"/>
+        </w:numPr>
+        <w:spacing w:after="0"/>
+        <w:ind w:left="0" w:firstLine="709"/>
+        <w:rPr>
+          <w:lang w:val="ru-RU"/>
+        </w:rPr>
+      </w:pPr>
+      <w:r>
+        <w:rPr>
+          <w:lang w:val="ru-RU"/>
+        </w:rPr>
+        <w:t>Комбинаторные головоломки и поиск. Задачи с большим пространством состояний (игровые головоломки, упрощённые задачи планирования, маршрутизация), где требуется перебор альтернативных гипотез и стратегий.​</w:t>
+      </w:r>
+    </w:p>
+    <w:p>
+      <w:pPr>
+        <w:numPr>
+          <w:ilvl w:val="0"/>
+          <w:numId w:val="50"/>
+        </w:numPr>
+        <w:spacing w:after="0"/>
+        <w:ind w:left="0" w:firstLine="709"/>
+        <w:rPr>
+          <w:lang w:val="ru-RU"/>
+        </w:rPr>
+      </w:pPr>
+      <w:r>
+        <w:rPr>
+          <w:lang w:val="ru-RU"/>
+        </w:rPr>
+        <w:t>Программирование и отладка кода. Примеры генерации фрагментов программ, исправления ошибок и поэтапного преобразования кода, иллюстрирующие необходимость комбинировать рассуждения и строгие формальные ограничения.​</w:t>
+      </w:r>
+    </w:p>
+    <w:p>
+      <w:pPr>
+        <w:numPr>
+          <w:ilvl w:val="0"/>
+          <w:numId w:val="50"/>
+        </w:numPr>
+        <w:spacing w:after="0"/>
+        <w:ind w:left="0" w:firstLine="709"/>
+        <w:rPr>
+          <w:lang w:val="ru-RU"/>
+        </w:rPr>
+      </w:pPr>
+      <w:r>
+        <w:rPr>
+          <w:lang w:val="ru-RU"/>
+        </w:rPr>
+        <w:t>Аналитические и причинно</w:t>
+      </w:r>
+      <w:r>
+        <w:rPr>
+          <w:lang w:val="ru-RU"/>
+        </w:rPr>
+        <w:noBreakHyphen/>
+        <w:t>следственные задачи. Краткие кейсы, где модель должна выстроить цепочку причинно</w:t>
+      </w:r>
+      <w:r>
+        <w:rPr>
+          <w:lang w:val="ru-RU"/>
+        </w:rPr>
+        <w:noBreakHyphen/>
+        <w:t>следственных связей и сделать аргументированный вывод.​</w:t>
+      </w:r>
+    </w:p>
+    <w:p>
+      <w:pPr>
+        <w:spacing w:after="0"/>
+        <w:rPr>
+          <w:lang w:val="ru-RU"/>
+        </w:rPr>
+      </w:pPr>
+    </w:p>
+    <w:p>
+      <w:pPr>
+        <w:spacing w:after="0"/>
+        <w:ind w:firstLine="709"/>
+        <w:rPr>
+          <w:lang w:val="ru-RU"/>
+        </w:rPr>
+      </w:pPr>
+      <w:r>
+        <w:rPr>
+          <w:lang w:val="ru-RU"/>
+        </w:rPr>
+        <w:t xml:space="preserve">Подбор этих классов позволяет выявить зоны, где линейная </w:t>
+      </w:r>
+      <w:proofErr w:type="spellStart"/>
+      <w:r>
+        <w:rPr>
+          <w:lang w:val="ru-RU"/>
+        </w:rPr>
+        <w:t>CoT</w:t>
+      </w:r>
+      <w:proofErr w:type="spellEnd"/>
+      <w:r>
+        <w:rPr>
+          <w:lang w:val="ru-RU"/>
+        </w:rPr>
+        <w:t>/OCT</w:t>
+      </w:r>
+      <w:r>
+        <w:rPr>
+          <w:lang w:val="ru-RU"/>
+        </w:rPr>
+        <w:noBreakHyphen/>
+        <w:t xml:space="preserve">стратегия остаётся достаточной, и зоны, где древовидный поиск </w:t>
+      </w:r>
+      <w:proofErr w:type="spellStart"/>
+      <w:r>
+        <w:rPr>
+          <w:lang w:val="ru-RU"/>
+        </w:rPr>
+        <w:t>Tree-of-Thoughts</w:t>
+      </w:r>
+      <w:proofErr w:type="spellEnd"/>
+      <w:r>
+        <w:rPr>
+          <w:lang w:val="ru-RU"/>
+        </w:rPr>
+        <w:t xml:space="preserve"> даёт существенный выигрыш за счёт ветвления и оценки альтернатив.​</w:t>
+      </w:r>
+    </w:p>
+    <w:p>
+      <w:pPr>
+        <w:spacing w:after="0"/>
+        <w:ind w:firstLine="709"/>
+        <w:rPr>
+          <w:b/>
+          <w:bCs/>
+          <w:lang w:val="ru-RU"/>
+        </w:rPr>
+      </w:pPr>
+      <w:r>
+        <w:rPr>
+          <w:b/>
+          <w:bCs/>
+          <w:lang w:val="ru-RU"/>
+        </w:rPr>
+        <w:t>3.3. Конфигурации моделей и стратегий</w:t>
+      </w:r>
+    </w:p>
+    <w:p>
+      <w:pPr>
+        <w:spacing w:after="0"/>
+        <w:ind w:firstLine="709"/>
+        <w:rPr>
+          <w:b/>
+          <w:bCs/>
+          <w:lang w:val="ru-RU"/>
+        </w:rPr>
+      </w:pPr>
+      <w:r>
+        <w:rPr>
+          <w:b/>
+          <w:bCs/>
+          <w:lang w:val="ru-RU"/>
+        </w:rPr>
+        <w:t>В рамках анализа предполагается использование одной и той же базовой LLM, поверх которой активируются различные стратегии организации рассуждений</w:t>
+      </w:r>
+      <w:r>
+        <w:rPr>
+          <w:b/>
+          <w:bCs/>
+          <w:lang w:val="ru-RU"/>
+        </w:rPr>
+        <w:t>:</w:t>
+      </w:r>
+    </w:p>
+    <w:p>
+      <w:pPr>
+        <w:numPr>
+          <w:ilvl w:val="0"/>
+          <w:numId w:val="51"/>
+        </w:numPr>
+        <w:spacing w:after="0"/>
+        <w:ind w:left="0" w:firstLine="709"/>
+        <w:rPr>
+          <w:lang w:val="ru-RU"/>
+        </w:rPr>
+      </w:pPr>
+      <w:r>
+        <w:rPr>
+          <w:lang w:val="ru-RU"/>
+        </w:rPr>
+        <w:t xml:space="preserve">Базовая </w:t>
+      </w:r>
+      <w:proofErr w:type="spellStart"/>
+      <w:r>
+        <w:rPr>
+          <w:lang w:val="ru-RU"/>
+        </w:rPr>
+        <w:t>CoT</w:t>
+      </w:r>
+      <w:proofErr w:type="spellEnd"/>
+      <w:r>
+        <w:rPr>
+          <w:lang w:val="ru-RU"/>
+        </w:rPr>
+        <w:t xml:space="preserve">. Линейная цепочка рассуждений, инициируемая стандартными </w:t>
+      </w:r>
+      <w:proofErr w:type="spellStart"/>
+      <w:r>
+        <w:rPr>
+          <w:lang w:val="ru-RU"/>
+        </w:rPr>
+        <w:t>CoT</w:t>
+      </w:r>
+      <w:r>
+        <w:rPr>
+          <w:lang w:val="ru-RU"/>
+        </w:rPr>
+        <w:noBreakHyphen/>
+        <w:t>промптами</w:t>
+      </w:r>
+      <w:proofErr w:type="spellEnd"/>
+      <w:r>
+        <w:rPr>
+          <w:lang w:val="ru-RU"/>
+        </w:rPr>
+        <w:t xml:space="preserve"> («давайте подумаем пошагово» и аналогами) без специальных механизмов отбора или согласования цепочек.​</w:t>
+      </w:r>
+    </w:p>
+    <w:p>
+      <w:pPr>
+        <w:numPr>
+          <w:ilvl w:val="0"/>
+          <w:numId w:val="51"/>
+        </w:numPr>
+        <w:spacing w:after="0"/>
+        <w:ind w:left="0" w:firstLine="709"/>
+        <w:rPr>
+          <w:lang w:val="ru-RU"/>
+        </w:rPr>
+      </w:pPr>
+      <w:r>
+        <w:rPr>
+          <w:lang w:val="ru-RU"/>
+        </w:rPr>
+        <w:t xml:space="preserve">Оптимизированная </w:t>
+      </w:r>
+      <w:proofErr w:type="spellStart"/>
+      <w:r>
+        <w:rPr>
+          <w:lang w:val="ru-RU"/>
+        </w:rPr>
+        <w:t>CoT</w:t>
+      </w:r>
+      <w:proofErr w:type="spellEnd"/>
+      <w:r>
+        <w:rPr>
+          <w:lang w:val="ru-RU"/>
+        </w:rPr>
+        <w:t xml:space="preserve"> (OCT). Расширение базовой схемы за счёт </w:t>
+      </w:r>
+      <w:proofErr w:type="spellStart"/>
+      <w:r>
+        <w:rPr>
+          <w:lang w:val="ru-RU"/>
+        </w:rPr>
+        <w:t>self-consistency</w:t>
+      </w:r>
+      <w:proofErr w:type="spellEnd"/>
+      <w:r>
+        <w:rPr>
+          <w:lang w:val="ru-RU"/>
+        </w:rPr>
+        <w:t xml:space="preserve"> (генерация нескольких цепочек с голосованием по ответу), </w:t>
+      </w:r>
+      <w:proofErr w:type="spellStart"/>
+      <w:r>
+        <w:rPr>
+          <w:lang w:val="ru-RU"/>
+        </w:rPr>
+        <w:t>self</w:t>
+      </w:r>
+      <w:r>
+        <w:rPr>
+          <w:lang w:val="ru-RU"/>
+        </w:rPr>
+        <w:noBreakHyphen/>
+        <w:t>refinement</w:t>
+      </w:r>
+      <w:proofErr w:type="spellEnd"/>
+      <w:r>
+        <w:rPr>
+          <w:lang w:val="ru-RU"/>
+        </w:rPr>
+        <w:t xml:space="preserve"> и использования заранее подготовленных примеров высококачественных траекторий.​</w:t>
+      </w:r>
+    </w:p>
+    <w:p>
+      <w:pPr>
+        <w:numPr>
+          <w:ilvl w:val="0"/>
+          <w:numId w:val="51"/>
+        </w:numPr>
+        <w:spacing w:after="0"/>
+        <w:ind w:left="0" w:firstLine="709"/>
+        <w:rPr>
+          <w:lang w:val="ru-RU"/>
+        </w:rPr>
+      </w:pPr>
+      <w:proofErr w:type="spellStart"/>
+      <w:r>
+        <w:rPr>
+          <w:lang w:val="ru-RU"/>
+        </w:rPr>
+        <w:t>Tree-of-Thoughts</w:t>
+      </w:r>
+      <w:proofErr w:type="spellEnd"/>
+      <w:r>
+        <w:rPr>
+          <w:lang w:val="ru-RU"/>
+        </w:rPr>
+        <w:t xml:space="preserve"> (</w:t>
+      </w:r>
+      <w:proofErr w:type="spellStart"/>
+      <w:r>
+        <w:rPr>
+          <w:lang w:val="ru-RU"/>
+        </w:rPr>
+        <w:t>ToT</w:t>
+      </w:r>
+      <w:proofErr w:type="spellEnd"/>
+      <w:r>
+        <w:rPr>
+          <w:lang w:val="ru-RU"/>
+        </w:rPr>
+        <w:t>). Реализация древовидной стратегии на основе «</w:t>
+      </w:r>
+      <w:proofErr w:type="spellStart"/>
+      <w:r>
+        <w:rPr>
+          <w:lang w:val="ru-RU"/>
+        </w:rPr>
+        <w:t>propose</w:t>
+      </w:r>
+      <w:proofErr w:type="spellEnd"/>
+      <w:r>
+        <w:rPr>
+          <w:lang w:val="ru-RU"/>
+        </w:rPr>
+        <w:t>» и «</w:t>
+      </w:r>
+      <w:proofErr w:type="spellStart"/>
+      <w:proofErr w:type="gramStart"/>
+      <w:r>
+        <w:rPr>
+          <w:lang w:val="ru-RU"/>
+        </w:rPr>
+        <w:t>value</w:t>
+      </w:r>
+      <w:proofErr w:type="spellEnd"/>
+      <w:r>
+        <w:rPr>
+          <w:lang w:val="ru-RU"/>
+        </w:rPr>
+        <w:t>»</w:t>
+      </w:r>
+      <w:r>
+        <w:rPr>
+          <w:lang w:val="ru-RU"/>
+        </w:rPr>
+        <w:noBreakHyphen/>
+      </w:r>
+      <w:proofErr w:type="gramEnd"/>
+      <w:r>
+        <w:rPr>
+          <w:lang w:val="ru-RU"/>
+        </w:rPr>
+        <w:t>промптов, с параметрами ветвления и глубины поиска, подобранными отдельно для каждого класса задач.​</w:t>
+      </w:r>
+    </w:p>
+    <w:p>
+      <w:pPr>
+        <w:spacing w:after="0"/>
+        <w:ind w:firstLine="709"/>
+        <w:rPr>
+          <w:lang w:val="ru-RU"/>
+        </w:rPr>
+      </w:pPr>
+      <w:r>
+        <w:rPr>
+          <w:lang w:val="ru-RU"/>
+        </w:rPr>
+        <w:t>Для обеспечения сопоставимости результатов конфигурации моделей и параметры генерации (температура, максимальная длина ответа, режим детерминизма) фиксируются и варьируются только в рамках заранее заданных сценариев.</w:t>
+      </w:r>
+    </w:p>
+    <w:p>
+      <w:pPr>
+        <w:spacing w:after="0"/>
+        <w:ind w:firstLine="709"/>
+        <w:rPr>
+          <w:lang w:val="ru-RU"/>
+        </w:rPr>
+      </w:pPr>
+    </w:p>
+    <w:p>
+      <w:pPr>
+        <w:spacing w:after="0"/>
+        <w:ind w:firstLine="709"/>
+        <w:rPr>
+          <w:b/>
+          <w:bCs/>
+          <w:lang w:val="ru-RU"/>
+        </w:rPr>
+      </w:pPr>
+      <w:r>
+        <w:rPr>
+          <w:b/>
+          <w:bCs/>
+          <w:lang w:val="ru-RU"/>
+        </w:rPr>
+        <w:t>3.4. Протокол оценки и сбор данных</w:t>
+      </w:r>
+    </w:p>
+    <w:p>
+      <w:pPr>
+        <w:spacing w:after="0"/>
+        <w:ind w:firstLine="709"/>
+        <w:rPr>
+          <w:b/>
+          <w:bCs/>
+          <w:lang w:val="ru-RU"/>
+        </w:rPr>
+      </w:pPr>
+      <w:r>
+        <w:rPr>
+          <w:b/>
+          <w:bCs/>
+          <w:lang w:val="ru-RU"/>
+        </w:rPr>
+        <w:lastRenderedPageBreak/>
+        <w:t>Сравнение стратегий проводится по единому протоколу, включающему следующие шаги</w:t>
+      </w:r>
+      <w:r>
+        <w:rPr>
+          <w:b/>
+          <w:bCs/>
+          <w:lang w:val="ru-RU"/>
+        </w:rPr>
+        <w:t>:</w:t>
+      </w:r>
+    </w:p>
+    <w:p>
+      <w:pPr>
+        <w:numPr>
+          <w:ilvl w:val="0"/>
+          <w:numId w:val="52"/>
+        </w:numPr>
+        <w:spacing w:after="0"/>
+        <w:ind w:left="0" w:firstLine="709"/>
+        <w:rPr>
+          <w:lang w:val="ru-RU"/>
+        </w:rPr>
+      </w:pPr>
+      <w:r>
+        <w:rPr>
+          <w:lang w:val="ru-RU"/>
+        </w:rPr>
+        <w:t>Формирование репрезентативного набора задач для каждого класса с известными правильными ответами или эталонными решениями.</w:t>
+      </w:r>
+    </w:p>
+    <w:p>
+      <w:pPr>
+        <w:numPr>
+          <w:ilvl w:val="0"/>
+          <w:numId w:val="52"/>
+        </w:numPr>
+        <w:spacing w:after="0"/>
+        <w:ind w:left="0" w:firstLine="709"/>
+        <w:rPr>
+          <w:lang w:val="ru-RU"/>
+        </w:rPr>
+      </w:pPr>
+      <w:r>
+        <w:rPr>
+          <w:lang w:val="ru-RU"/>
+        </w:rPr>
+        <w:t xml:space="preserve">Запуск решений каждой задачи с использованием </w:t>
+      </w:r>
+      <w:proofErr w:type="spellStart"/>
+      <w:r>
+        <w:rPr>
+          <w:lang w:val="ru-RU"/>
+        </w:rPr>
+        <w:t>CoT</w:t>
+      </w:r>
+      <w:proofErr w:type="spellEnd"/>
+      <w:r>
+        <w:rPr>
+          <w:lang w:val="ru-RU"/>
+        </w:rPr>
+        <w:t xml:space="preserve">, OCT и </w:t>
+      </w:r>
+      <w:proofErr w:type="spellStart"/>
+      <w:r>
+        <w:rPr>
+          <w:lang w:val="ru-RU"/>
+        </w:rPr>
+        <w:t>ToT</w:t>
+      </w:r>
+      <w:proofErr w:type="spellEnd"/>
+      <w:r>
+        <w:rPr>
+          <w:lang w:val="ru-RU"/>
+        </w:rPr>
+        <w:t xml:space="preserve"> при одинаковых настройках базовой модели и ограничениях по ресурсам.</w:t>
+      </w:r>
+    </w:p>
+    <w:p>
+      <w:pPr>
+        <w:numPr>
+          <w:ilvl w:val="0"/>
+          <w:numId w:val="52"/>
+        </w:numPr>
+        <w:spacing w:after="0"/>
+        <w:ind w:left="0" w:firstLine="709"/>
+        <w:rPr>
+          <w:lang w:val="ru-RU"/>
+        </w:rPr>
+      </w:pPr>
+      <w:r>
+        <w:rPr>
+          <w:lang w:val="ru-RU"/>
+        </w:rPr>
+        <w:t>Фиксация для каждого запуска: финального ответа, структуры рассуждений (цепочка или дерево), количества сгенерированных токенов и вызовов модели, времени получения решения.</w:t>
+      </w:r>
+    </w:p>
+    <w:p>
+      <w:pPr>
+        <w:numPr>
+          <w:ilvl w:val="0"/>
+          <w:numId w:val="52"/>
+        </w:numPr>
+        <w:spacing w:after="0"/>
+        <w:ind w:left="0" w:firstLine="709"/>
+        <w:rPr>
+          <w:lang w:val="ru-RU"/>
+        </w:rPr>
+      </w:pPr>
+      <w:r>
+        <w:rPr>
+          <w:lang w:val="ru-RU"/>
+        </w:rPr>
+        <w:t>Оценка корректности ответов и классификация типичных ошибок (логические сбои, преждевременные выводы, зацикливание, избыточное ветвление).</w:t>
+      </w:r>
+    </w:p>
+    <w:p>
+      <w:pPr>
+        <w:numPr>
+          <w:ilvl w:val="0"/>
+          <w:numId w:val="52"/>
+        </w:numPr>
+        <w:spacing w:after="0"/>
+        <w:ind w:left="0" w:firstLine="709"/>
+        <w:rPr>
+          <w:lang w:val="ru-RU"/>
+        </w:rPr>
+      </w:pPr>
+      <w:r>
+        <w:rPr>
+          <w:lang w:val="ru-RU"/>
+        </w:rPr>
+        <w:t>Агрегирование результатов по выбранным критериям и последующее обсуждение полученных закономерностей в разделе сравнительного анализа.</w:t>
+      </w:r>
+    </w:p>
+    <w:p>
+      <w:pPr>
+        <w:spacing w:after="0"/>
+        <w:ind w:firstLine="709"/>
+        <w:rPr>
+          <w:lang w:val="ru-RU"/>
+        </w:rPr>
+      </w:pPr>
+    </w:p>
+    <w:p>
+      <w:pPr>
+        <w:spacing w:after="0"/>
+        <w:ind w:firstLine="709"/>
+        <w:rPr>
+          <w:lang w:val="ru-RU"/>
+        </w:rPr>
+      </w:pPr>
+      <w:r>
+        <w:rPr>
+          <w:lang w:val="ru-RU"/>
+        </w:rPr>
+        <w:t>Такой протокол обеспечивает воспроизводимость экспериментов и позволяет связать качественные наблюдения (типичные ошибки, удобство интерпретации) с количественными метриками качества и ресурсоёмкости.</w:t>
+      </w:r>
+    </w:p>
+    <w:p>
+      <w:pPr>
+        <w:spacing w:after="0"/>
+        <w:ind w:firstLine="709"/>
+        <w:rPr>
+          <w:lang w:val="ru-RU"/>
+        </w:rPr>
+      </w:pPr>
+    </w:p>
+    <w:p>
+      <w:pPr>
+        <w:spacing w:after="0"/>
+        <w:ind w:firstLine="709"/>
+        <w:rPr>
+          <w:lang w:val="ru-RU"/>
+        </w:rPr>
+      </w:pPr>
+    </w:p>
+    <w:p>
+      <w:pPr>
+        <w:spacing w:after="0"/>
+        <w:ind w:firstLine="709"/>
+        <w:rPr>
+          <w:lang w:val="ru-RU"/>
+        </w:rPr>
+      </w:pPr>
+    </w:p>
+    <w:p>
+      <w:pPr>
+        <w:spacing w:after="0"/>
+        <w:ind w:firstLine="709"/>
+        <w:rPr>
+          <w:lang w:val="ru-RU"/>
+        </w:rPr>
+      </w:pPr>
+    </w:p>
+    <w:p>
+      <w:pPr>
+        <w:spacing w:after="0"/>
+        <w:ind w:firstLine="709"/>
+        <w:rPr>
+          <w:b/>
+          <w:bCs/>
+          <w:lang w:val="ru-RU"/>
+        </w:rPr>
+      </w:pPr>
+      <w:r>
+        <w:rPr>
+          <w:b/>
+          <w:bCs/>
+          <w:lang w:val="ru-RU"/>
+        </w:rPr>
+        <w:lastRenderedPageBreak/>
+        <w:t xml:space="preserve">4. Линейные стратегии рассуждений: </w:t>
+      </w:r>
+      <w:proofErr w:type="spellStart"/>
+      <w:r>
+        <w:rPr>
+          <w:b/>
+          <w:bCs/>
+          <w:lang w:val="ru-RU"/>
+        </w:rPr>
+        <w:t>CoT</w:t>
+      </w:r>
+      <w:proofErr w:type="spellEnd"/>
+      <w:r>
+        <w:rPr>
+          <w:b/>
+          <w:bCs/>
+          <w:lang w:val="ru-RU"/>
+        </w:rPr>
+        <w:t xml:space="preserve"> и OCT</w:t>
+      </w:r>
+    </w:p>
+    <w:p>
+      <w:pPr>
+        <w:spacing w:after="0"/>
+        <w:ind w:firstLine="709"/>
+        <w:rPr>
+          <w:lang w:val="ru-RU"/>
+        </w:rPr>
+      </w:pPr>
+      <w:r>
+        <w:rPr>
+          <w:lang w:val="ru-RU"/>
+        </w:rPr>
+        <w:t>Линейные стратегии рассуждений представляют собой подходы, при которых модель строит одну последовательную цепочку промежуточных шагов от условия задачи к окончательному ответу.</w:t>
+      </w:r>
+    </w:p>
+    <w:p>
+      <w:pPr>
+        <w:spacing w:after="0"/>
+        <w:ind w:firstLine="709"/>
+        <w:rPr>
+          <w:lang w:val="ru-RU"/>
+        </w:rPr>
+      </w:pPr>
+      <w:r>
+        <w:rPr>
+          <w:lang w:val="ru-RU"/>
+        </w:rPr>
+        <w:t xml:space="preserve">В современных LLM базовой формой такого подхода является </w:t>
+      </w:r>
+      <w:proofErr w:type="spellStart"/>
+      <w:r>
+        <w:rPr>
+          <w:lang w:val="ru-RU"/>
+        </w:rPr>
+        <w:t>Chain-of-Thought</w:t>
+      </w:r>
+      <w:proofErr w:type="spellEnd"/>
+      <w:r>
+        <w:rPr>
+          <w:lang w:val="ru-RU"/>
+        </w:rPr>
+        <w:t xml:space="preserve">, а оптимизированные схемы </w:t>
+      </w:r>
+      <w:proofErr w:type="spellStart"/>
+      <w:r>
+        <w:rPr>
+          <w:lang w:val="ru-RU"/>
+        </w:rPr>
+        <w:t>CoT</w:t>
+      </w:r>
+      <w:proofErr w:type="spellEnd"/>
+      <w:r>
+        <w:rPr>
+          <w:lang w:val="ru-RU"/>
+        </w:rPr>
+        <w:t>/OCT развивают его за счёт дистилляции рассуждений и специальных эвристик повышения надёжности.</w:t>
+      </w:r>
+    </w:p>
+    <w:p>
+      <w:pPr>
+        <w:spacing w:after="0"/>
+        <w:ind w:firstLine="709"/>
+        <w:rPr>
+          <w:lang w:val="ru-RU"/>
+        </w:rPr>
+      </w:pPr>
+    </w:p>
+    <w:p>
+      <w:pPr>
+        <w:spacing w:after="0"/>
+        <w:ind w:firstLine="709"/>
+        <w:rPr>
+          <w:b/>
+          <w:bCs/>
+          <w:lang w:val="ru-RU"/>
+        </w:rPr>
+      </w:pPr>
+      <w:r>
+        <w:rPr>
+          <w:b/>
+          <w:bCs/>
+          <w:lang w:val="ru-RU"/>
+        </w:rPr>
+        <w:t xml:space="preserve">4.1. Архитектура и принцип работы базовой </w:t>
+      </w:r>
+      <w:proofErr w:type="spellStart"/>
+      <w:r>
+        <w:rPr>
+          <w:b/>
+          <w:bCs/>
+          <w:lang w:val="ru-RU"/>
+        </w:rPr>
+        <w:t>CoT</w:t>
+      </w:r>
+      <w:proofErr w:type="spellEnd"/>
+      <w:r>
+        <w:rPr>
+          <w:b/>
+          <w:bCs/>
+          <w:lang w:val="ru-RU"/>
+        </w:rPr>
+        <w:noBreakHyphen/>
+        <w:t>стратегии</w:t>
+      </w:r>
+    </w:p>
+    <w:p>
+      <w:pPr>
+        <w:spacing w:after="0"/>
+        <w:ind w:firstLine="709"/>
+        <w:rPr>
+          <w:lang w:val="ru-RU"/>
+        </w:rPr>
+      </w:pPr>
+      <w:r>
+        <w:rPr>
+          <w:lang w:val="ru-RU"/>
+        </w:rPr>
+        <w:t xml:space="preserve">В базовой </w:t>
+      </w:r>
+      <w:proofErr w:type="spellStart"/>
+      <w:r>
+        <w:rPr>
+          <w:lang w:val="ru-RU"/>
+        </w:rPr>
+        <w:t>Chain-of-Thought</w:t>
+      </w:r>
+      <w:proofErr w:type="spellEnd"/>
+      <w:r>
+        <w:rPr>
+          <w:lang w:val="ru-RU"/>
+        </w:rPr>
+        <w:t xml:space="preserve"> стратегия рассуждений реализуется на уровне </w:t>
+      </w:r>
+      <w:proofErr w:type="spellStart"/>
+      <w:r>
+        <w:rPr>
+          <w:lang w:val="ru-RU"/>
+        </w:rPr>
+        <w:t>промптинга</w:t>
+      </w:r>
+      <w:proofErr w:type="spellEnd"/>
+      <w:r>
+        <w:rPr>
+          <w:lang w:val="ru-RU"/>
+        </w:rPr>
+        <w:t>: вместо запроса «дай ответ» модель побуждается генерировать явный пошаговый вывод, разбивая задачу на последовательность подзадач.</w:t>
+      </w:r>
+    </w:p>
+    <w:p>
+      <w:pPr>
+        <w:spacing w:after="0"/>
+        <w:ind w:firstLine="709"/>
+      </w:pPr>
+      <w:r>
+        <w:rPr>
+          <w:lang w:val="ru-RU"/>
+        </w:rPr>
+        <w:t xml:space="preserve">Ключевую роль здесь играют примеры в </w:t>
+      </w:r>
+      <w:proofErr w:type="spellStart"/>
+      <w:r>
+        <w:rPr>
+          <w:lang w:val="ru-RU"/>
+        </w:rPr>
+        <w:t>промпте</w:t>
+      </w:r>
+      <w:proofErr w:type="spellEnd"/>
+      <w:r>
+        <w:rPr>
+          <w:lang w:val="ru-RU"/>
+        </w:rPr>
+        <w:t xml:space="preserve"> и формулировки вроде «давайте подумаем пошагово», которые задают формат ответа и стимулируют модель эксплицировать внутренние рассуждения.</w:t>
+      </w:r>
+    </w:p>
+    <w:p>
+      <w:pPr>
+        <w:spacing w:after="0"/>
+        <w:ind w:firstLine="709"/>
+        <w:rPr>
+          <w:lang w:val="ru-RU"/>
+        </w:rPr>
+      </w:pPr>
+    </w:p>
+    <w:p>
+      <w:pPr>
+        <w:spacing w:after="0"/>
+        <w:ind w:firstLine="709"/>
+        <w:rPr>
+          <w:b/>
+          <w:bCs/>
+          <w:lang w:val="ru-RU"/>
+        </w:rPr>
+      </w:pPr>
+      <w:r>
+        <w:rPr>
+          <w:b/>
+          <w:bCs/>
+          <w:lang w:val="ru-RU"/>
+        </w:rPr>
+        <w:t xml:space="preserve">Типичный </w:t>
+      </w:r>
+      <w:proofErr w:type="spellStart"/>
+      <w:r>
+        <w:rPr>
+          <w:b/>
+          <w:bCs/>
+          <w:lang w:val="ru-RU"/>
+        </w:rPr>
+        <w:t>CoT</w:t>
+      </w:r>
+      <w:proofErr w:type="spellEnd"/>
+      <w:r>
+        <w:rPr>
+          <w:b/>
+          <w:bCs/>
+          <w:lang w:val="ru-RU"/>
+        </w:rPr>
+        <w:noBreakHyphen/>
+        <w:t>процесс включает следующие этапы</w:t>
+      </w:r>
+      <w:r>
+        <w:rPr>
+          <w:b/>
+          <w:bCs/>
+          <w:lang w:val="ru-RU"/>
+        </w:rPr>
+        <w:t>:</w:t>
+      </w:r>
+    </w:p>
+    <w:p>
+      <w:pPr>
+        <w:numPr>
+          <w:ilvl w:val="0"/>
+          <w:numId w:val="53"/>
+        </w:numPr>
+        <w:spacing w:after="0"/>
+        <w:ind w:left="0" w:firstLine="709"/>
+        <w:rPr>
+          <w:lang w:val="ru-RU"/>
+        </w:rPr>
+      </w:pPr>
+      <w:r>
+        <w:rPr>
+          <w:lang w:val="ru-RU"/>
+        </w:rPr>
+        <w:t>Модель получает формулировку задачи и, при необходимости, один или несколько примеров решений с подробными пояснениями.</w:t>
+      </w:r>
+    </w:p>
+    <w:p>
+      <w:pPr>
+        <w:numPr>
+          <w:ilvl w:val="0"/>
+          <w:numId w:val="53"/>
+        </w:numPr>
+        <w:spacing w:after="0"/>
+        <w:ind w:left="0" w:firstLine="709"/>
+        <w:rPr>
+          <w:lang w:val="ru-RU"/>
+        </w:rPr>
+      </w:pPr>
+      <w:r>
+        <w:rPr>
+          <w:lang w:val="ru-RU"/>
+        </w:rPr>
+        <w:t xml:space="preserve">На основе </w:t>
+      </w:r>
+      <w:proofErr w:type="spellStart"/>
+      <w:r>
+        <w:rPr>
+          <w:lang w:val="ru-RU"/>
+        </w:rPr>
+        <w:t>промпта</w:t>
+      </w:r>
+      <w:proofErr w:type="spellEnd"/>
+      <w:r>
+        <w:rPr>
+          <w:lang w:val="ru-RU"/>
+        </w:rPr>
+        <w:t xml:space="preserve"> модель генерирует связный текст, в котором каждый новый шаг опирается на предыдущий, формируя логическую цепочку.</w:t>
+      </w:r>
+    </w:p>
+    <w:p>
+      <w:pPr>
+        <w:numPr>
+          <w:ilvl w:val="0"/>
+          <w:numId w:val="53"/>
+        </w:numPr>
+        <w:spacing w:after="0"/>
+        <w:ind w:left="0" w:firstLine="709"/>
+        <w:rPr>
+          <w:lang w:val="ru-RU"/>
+        </w:rPr>
+      </w:pPr>
+      <w:r>
+        <w:rPr>
+          <w:lang w:val="ru-RU"/>
+        </w:rPr>
+        <w:lastRenderedPageBreak/>
+        <w:t>В конце цепочки модель формулирует конечный ответ, опираясь на промежуточные результаты.</w:t>
+      </w:r>
+    </w:p>
+    <w:p>
+      <w:pPr>
+        <w:spacing w:after="0"/>
+        <w:rPr>
+          <w:lang w:val="ru-RU"/>
+        </w:rPr>
+      </w:pPr>
+    </w:p>
+    <w:p>
+      <w:pPr>
+        <w:spacing w:after="0"/>
+        <w:ind w:firstLine="709"/>
+        <w:rPr>
+          <w:lang w:val="ru-RU"/>
+        </w:rPr>
+      </w:pPr>
+      <w:r>
+        <w:rPr>
+          <w:lang w:val="ru-RU"/>
+        </w:rPr>
+        <w:t xml:space="preserve">Важной особенностью является то, что сама архитектура LLM при этом не изменяется: </w:t>
+      </w:r>
+      <w:proofErr w:type="spellStart"/>
+      <w:r>
+        <w:rPr>
+          <w:lang w:val="ru-RU"/>
+        </w:rPr>
+        <w:t>CoT</w:t>
+      </w:r>
+      <w:proofErr w:type="spellEnd"/>
+      <w:r>
+        <w:rPr>
+          <w:lang w:val="ru-RU"/>
+        </w:rPr>
+        <w:t xml:space="preserve"> переопределяет формат взаимодействия с моделью и структуру выдаваемого ответа, а не внутренний механизм вывода.</w:t>
+      </w:r>
+    </w:p>
+    <w:p>
+      <w:pPr>
+        <w:spacing w:after="0"/>
+        <w:ind w:firstLine="709"/>
+      </w:pPr>
+      <w:r>
+        <w:rPr>
+          <w:lang w:val="ru-RU"/>
+        </w:rPr>
+        <w:t>Это делает стратегию относительно простой для внедрения, но одновременно ограничивает её возможностями в ситуациях, когда одной линейной траектории рассуждений недостаточно.</w:t>
+      </w:r>
+    </w:p>
+    <w:p>
+      <w:pPr>
+        <w:spacing w:after="0"/>
+        <w:ind w:firstLine="709"/>
+      </w:pPr>
+    </w:p>
+    <w:p>
+      <w:pPr>
+        <w:spacing w:after="0"/>
+        <w:ind w:firstLine="709"/>
+        <w:rPr>
+          <w:b/>
+          <w:bCs/>
+          <w:lang w:val="ru-RU"/>
+        </w:rPr>
+      </w:pPr>
+      <w:r>
+        <w:rPr>
+          <w:b/>
+          <w:bCs/>
+          <w:lang w:val="ru-RU"/>
+        </w:rPr>
+        <w:t xml:space="preserve">4.2. Модификации и улучшения: оптимизированные схемы </w:t>
+      </w:r>
+      <w:proofErr w:type="spellStart"/>
+      <w:r>
+        <w:rPr>
+          <w:b/>
+          <w:bCs/>
+          <w:lang w:val="ru-RU"/>
+        </w:rPr>
+        <w:t>CoT</w:t>
+      </w:r>
+      <w:proofErr w:type="spellEnd"/>
+      <w:r>
+        <w:rPr>
+          <w:b/>
+          <w:bCs/>
+          <w:lang w:val="ru-RU"/>
+        </w:rPr>
+        <w:t>/OCT</w:t>
+      </w:r>
+    </w:p>
+    <w:p>
+      <w:pPr>
+        <w:spacing w:after="0"/>
+        <w:ind w:firstLine="709"/>
+        <w:rPr>
+          <w:lang w:val="ru-RU"/>
+        </w:rPr>
+      </w:pPr>
+      <w:r>
+        <w:rPr>
+          <w:lang w:val="ru-RU"/>
+        </w:rPr>
+        <w:t xml:space="preserve">Оптимизированная </w:t>
+      </w:r>
+      <w:proofErr w:type="spellStart"/>
+      <w:r>
+        <w:rPr>
+          <w:lang w:val="ru-RU"/>
+        </w:rPr>
+        <w:t>Chain-of-Thought</w:t>
+      </w:r>
+      <w:proofErr w:type="spellEnd"/>
+      <w:r>
+        <w:rPr>
+          <w:lang w:val="ru-RU"/>
+        </w:rPr>
+        <w:t xml:space="preserve"> (OCT) объединяет набор методов, направленных на повышение устойчивости и точности линейных рассуждений без перехода к полноценному древовидному поиску.</w:t>
+      </w:r>
+    </w:p>
+    <w:p>
+      <w:pPr>
+        <w:spacing w:after="0"/>
+        <w:ind w:firstLine="709"/>
+      </w:pPr>
+      <w:r>
+        <w:rPr>
+          <w:lang w:val="ru-RU"/>
+        </w:rPr>
+        <w:t>В основе этих методов лежит идея использовать дополнительные данные о «хороших» цепочках и организовывать внутреннюю проверку качества рассуждений модели.</w:t>
+      </w:r>
+    </w:p>
+    <w:p>
+      <w:pPr>
+        <w:spacing w:after="0"/>
+        <w:ind w:firstLine="709"/>
+      </w:pPr>
+    </w:p>
+    <w:p>
+      <w:pPr>
+        <w:spacing w:after="0"/>
+        <w:ind w:firstLine="709"/>
+        <w:rPr>
+          <w:b/>
+          <w:bCs/>
+          <w:lang w:val="ru-RU"/>
+        </w:rPr>
+      </w:pPr>
+      <w:r>
+        <w:rPr>
+          <w:b/>
+          <w:bCs/>
+          <w:lang w:val="ru-RU"/>
+        </w:rPr>
+        <w:t>К ключевым направлениям оптимизации относятся</w:t>
+      </w:r>
+      <w:r>
+        <w:rPr>
+          <w:b/>
+          <w:bCs/>
+          <w:lang w:val="ru-RU"/>
+        </w:rPr>
+        <w:t>:</w:t>
+      </w:r>
+    </w:p>
+    <w:p>
+      <w:pPr>
+        <w:numPr>
+          <w:ilvl w:val="0"/>
+          <w:numId w:val="54"/>
+        </w:numPr>
+        <w:spacing w:after="0"/>
+        <w:ind w:left="0" w:firstLine="709"/>
+        <w:rPr>
+          <w:lang w:val="ru-RU"/>
+        </w:rPr>
+      </w:pPr>
+      <w:r>
+        <w:rPr>
+          <w:lang w:val="ru-RU"/>
+        </w:rPr>
+        <w:t>Дистилляция рассуждений.</w:t>
+      </w:r>
+      <w:r>
+        <w:rPr>
+          <w:lang w:val="ru-RU"/>
+        </w:rPr>
+        <w:t xml:space="preserve"> </w:t>
+      </w:r>
+      <w:r>
+        <w:rPr>
+          <w:lang w:val="ru-RU"/>
+        </w:rPr>
+        <w:t xml:space="preserve">Большая модель генерирует высококачественные цепочки </w:t>
+      </w:r>
+      <w:proofErr w:type="spellStart"/>
+      <w:r>
+        <w:rPr>
+          <w:lang w:val="ru-RU"/>
+        </w:rPr>
+        <w:t>CoT</w:t>
+      </w:r>
+      <w:proofErr w:type="spellEnd"/>
+      <w:r>
+        <w:rPr>
+          <w:lang w:val="ru-RU"/>
+        </w:rPr>
+        <w:t>, которые затем используются как обучающая выборка для более компактной модели, позволяя сохранять качество рассуждений при меньших вычислительных затратах.</w:t>
+      </w:r>
+    </w:p>
+    <w:p>
+      <w:pPr>
+        <w:numPr>
+          <w:ilvl w:val="0"/>
+          <w:numId w:val="54"/>
+        </w:numPr>
+        <w:spacing w:after="0"/>
+        <w:ind w:left="0" w:firstLine="709"/>
+        <w:rPr>
+          <w:lang w:val="ru-RU"/>
+        </w:rPr>
+      </w:pPr>
+      <w:r>
+        <w:rPr>
+          <w:lang w:val="ru-RU"/>
+        </w:rPr>
+        <w:lastRenderedPageBreak/>
+        <w:t>Обучение на высококачественных траекториях.</w:t>
+      </w:r>
+      <w:r>
+        <w:rPr>
+          <w:lang w:val="ru-RU"/>
+        </w:rPr>
+        <w:t xml:space="preserve"> </w:t>
+      </w:r>
+      <w:r>
+        <w:rPr>
+          <w:lang w:val="ru-RU"/>
+        </w:rPr>
+        <w:t xml:space="preserve">Модель </w:t>
+      </w:r>
+      <w:proofErr w:type="spellStart"/>
+      <w:r>
+        <w:rPr>
+          <w:lang w:val="ru-RU"/>
+        </w:rPr>
+        <w:t>дообучается</w:t>
+      </w:r>
+      <w:proofErr w:type="spellEnd"/>
+      <w:r>
+        <w:rPr>
+          <w:lang w:val="ru-RU"/>
+        </w:rPr>
+        <w:t xml:space="preserve"> на тщательно отобранных или автоматически фильтруемых примерах корректных рассуждений, что повышает </w:t>
+      </w:r>
+      <w:proofErr w:type="spellStart"/>
+      <w:r>
+        <w:rPr>
+          <w:lang w:val="ru-RU"/>
+        </w:rPr>
+        <w:t>консистентность</w:t>
+      </w:r>
+      <w:proofErr w:type="spellEnd"/>
+      <w:r>
+        <w:rPr>
+          <w:lang w:val="ru-RU"/>
+        </w:rPr>
+        <w:t xml:space="preserve"> и снижает вероятность логических ошибок.</w:t>
+      </w:r>
+    </w:p>
+    <w:p>
+      <w:pPr>
+        <w:numPr>
+          <w:ilvl w:val="0"/>
+          <w:numId w:val="54"/>
+        </w:numPr>
+        <w:spacing w:after="0"/>
+        <w:ind w:left="0" w:firstLine="709"/>
+        <w:rPr>
+          <w:lang w:val="ru-RU"/>
+        </w:rPr>
+      </w:pPr>
+      <w:r>
+        <w:rPr>
+          <w:lang w:val="ru-RU"/>
+        </w:rPr>
+        <w:t>Эвристики</w:t>
+      </w:r>
+      <w:r>
+        <w:t xml:space="preserve"> self-consistency </w:t>
+      </w:r>
+      <w:r>
+        <w:rPr>
+          <w:lang w:val="ru-RU"/>
+        </w:rPr>
+        <w:t>и</w:t>
+      </w:r>
+      <w:r>
+        <w:t xml:space="preserve"> self</w:t>
+      </w:r>
+      <w:r>
+        <w:noBreakHyphen/>
+        <w:t>refinement.</w:t>
+      </w:r>
+      <w:r>
+        <w:t xml:space="preserve"> </w:t>
+      </w:r>
+      <w:r>
+        <w:rPr>
+          <w:lang w:val="ru-RU"/>
+        </w:rPr>
+        <w:t>Вместо одной цепочки модель генерирует несколько альтернативных цепочек и выбирает финальный ответ по принципу голосования, либо самостоятельно анализирует и исправляет первоначальное рассуждение.</w:t>
+      </w:r>
+    </w:p>
+    <w:p>
+      <w:pPr>
+        <w:numPr>
+          <w:ilvl w:val="0"/>
+          <w:numId w:val="54"/>
+        </w:numPr>
+        <w:spacing w:after="0"/>
+        <w:ind w:left="0" w:firstLine="709"/>
+        <w:rPr>
+          <w:lang w:val="ru-RU"/>
+        </w:rPr>
+      </w:pPr>
+      <w:r>
+        <w:rPr>
+          <w:lang w:val="ru-RU"/>
+        </w:rPr>
+        <w:t>Вставка шагов проверки (</w:t>
+      </w:r>
+      <w:proofErr w:type="spellStart"/>
+      <w:r>
+        <w:rPr>
+          <w:lang w:val="ru-RU"/>
+        </w:rPr>
+        <w:t>verification</w:t>
+      </w:r>
+      <w:proofErr w:type="spellEnd"/>
+      <w:r>
+        <w:rPr>
+          <w:lang w:val="ru-RU"/>
+        </w:rPr>
+        <w:t>). В цепочку добавляются промежуточные проверки формул, числовых подсчётов или логических выводов, что позволяет выявлять и корректировать локальные ошибки до получения финального ответа.</w:t>
+      </w:r>
+    </w:p>
+    <w:p>
+      <w:pPr>
+        <w:spacing w:after="0"/>
+        <w:ind w:firstLine="709"/>
+      </w:pPr>
+      <w:r>
+        <w:rPr>
+          <w:lang w:val="ru-RU"/>
+        </w:rPr>
+        <w:t xml:space="preserve">Благодаря этим приёмам OCT часто достигает заметного прироста качества по сравнению с базовой </w:t>
+      </w:r>
+      <w:proofErr w:type="spellStart"/>
+      <w:r>
+        <w:rPr>
+          <w:lang w:val="ru-RU"/>
+        </w:rPr>
+        <w:t>CoT</w:t>
+      </w:r>
+      <w:proofErr w:type="spellEnd"/>
+      <w:r>
+        <w:rPr>
+          <w:lang w:val="ru-RU"/>
+        </w:rPr>
+        <w:t>, оставаясь при этом в рамках линейной схемы без явного ветвления мыслей.</w:t>
+      </w:r>
+    </w:p>
+    <w:p>
+      <w:pPr>
+        <w:spacing w:after="0"/>
+        <w:ind w:firstLine="709"/>
+      </w:pPr>
+    </w:p>
+    <w:p>
+      <w:pPr>
+        <w:spacing w:after="0"/>
+        <w:ind w:firstLine="709"/>
+        <w:rPr>
+          <w:b/>
+          <w:bCs/>
+          <w:lang w:val="ru-RU"/>
+        </w:rPr>
+      </w:pPr>
+      <w:r>
+        <w:rPr>
+          <w:b/>
+          <w:bCs/>
+          <w:lang w:val="ru-RU"/>
+        </w:rPr>
+        <w:t>4.3. Результаты и особенности применения линейных стратегий</w:t>
+      </w:r>
+    </w:p>
+    <w:p>
+      <w:pPr>
+        <w:spacing w:after="0"/>
+        <w:ind w:firstLine="709"/>
+        <w:rPr>
+          <w:lang w:val="ru-RU"/>
+        </w:rPr>
+      </w:pPr>
+      <w:r>
+        <w:rPr>
+          <w:lang w:val="ru-RU"/>
+        </w:rPr>
+        <w:t xml:space="preserve">Практика применения </w:t>
+      </w:r>
+      <w:proofErr w:type="spellStart"/>
+      <w:r>
+        <w:rPr>
+          <w:lang w:val="ru-RU"/>
+        </w:rPr>
+        <w:t>CoT</w:t>
+      </w:r>
+      <w:proofErr w:type="spellEnd"/>
+      <w:r>
+        <w:rPr>
+          <w:lang w:val="ru-RU"/>
+        </w:rPr>
+        <w:t xml:space="preserve"> и OCT показывает, что линейные стратегии особенно эффективны в задачах, где существует относительно «узкая» правильная траектория рассуждений и где последовательная декомпозиция задачи естественно совпадает с человеческой логикой решения.</w:t>
+      </w:r>
+    </w:p>
+    <w:p>
+      <w:pPr>
+        <w:spacing w:after="0"/>
+        <w:ind w:firstLine="709"/>
+      </w:pPr>
+      <w:r>
+        <w:rPr>
+          <w:lang w:val="ru-RU"/>
+        </w:rPr>
+        <w:t>К таким задачам относятся большинство математических текстовых задач, логические головоломки умеренной сложности и многие сценарии пошагового анализа данных.</w:t>
+      </w:r>
+    </w:p>
+    <w:p>
+      <w:pPr>
+        <w:spacing w:after="0"/>
+        <w:ind w:firstLine="709"/>
+        <w:rPr>
+          <w:b/>
+          <w:bCs/>
+          <w:lang w:val="ru-RU"/>
+        </w:rPr>
+      </w:pPr>
+      <w:r>
+        <w:rPr>
+          <w:b/>
+          <w:bCs/>
+          <w:lang w:val="ru-RU"/>
+        </w:rPr>
+        <w:lastRenderedPageBreak/>
+        <w:t>К числу типичных преимуществ линейных стратегий можно отнести</w:t>
+      </w:r>
+      <w:r>
+        <w:rPr>
+          <w:b/>
+          <w:bCs/>
+          <w:lang w:val="ru-RU"/>
+        </w:rPr>
+        <w:t>:</w:t>
+      </w:r>
+    </w:p>
+    <w:p>
+      <w:pPr>
+        <w:numPr>
+          <w:ilvl w:val="0"/>
+          <w:numId w:val="55"/>
+        </w:numPr>
+        <w:spacing w:after="0"/>
+        <w:ind w:left="0" w:firstLine="709"/>
+        <w:rPr>
+          <w:lang w:val="ru-RU"/>
+        </w:rPr>
+      </w:pPr>
+      <w:r>
+        <w:rPr>
+          <w:lang w:val="ru-RU"/>
+        </w:rPr>
+        <w:t>Сравнительно низкую вычислительную стоимость.</w:t>
+      </w:r>
+      <w:r>
+        <w:rPr>
+          <w:lang w:val="ru-RU"/>
+        </w:rPr>
+        <w:t xml:space="preserve"> </w:t>
+      </w:r>
+      <w:r>
+        <w:rPr>
+          <w:lang w:val="ru-RU"/>
+        </w:rPr>
+        <w:t>Для получения решения, как правило, достаточно одной или ограниченного числа цепочек, что снижает число вызовов модели и объём сгенерированных токенов по сравнению с древовидным поиском.</w:t>
+      </w:r>
+    </w:p>
+    <w:p>
+      <w:pPr>
+        <w:numPr>
+          <w:ilvl w:val="0"/>
+          <w:numId w:val="55"/>
+        </w:numPr>
+        <w:spacing w:after="0"/>
+        <w:ind w:left="0" w:firstLine="709"/>
+        <w:rPr>
+          <w:lang w:val="ru-RU"/>
+        </w:rPr>
+      </w:pPr>
+      <w:r>
+        <w:rPr>
+          <w:lang w:val="ru-RU"/>
+        </w:rPr>
+        <w:t>Высокую интерпретируемость.</w:t>
+      </w:r>
+      <w:r>
+        <w:rPr>
+          <w:lang w:val="ru-RU"/>
+        </w:rPr>
+        <w:t xml:space="preserve"> </w:t>
+      </w:r>
+      <w:r>
+        <w:rPr>
+          <w:lang w:val="ru-RU"/>
+        </w:rPr>
+        <w:t>Линейная цепочка шагов легко читается и проверяется человеком, что упрощает отладку и использование в объяснимых ИИ</w:t>
+      </w:r>
+      <w:r>
+        <w:rPr>
+          <w:lang w:val="ru-RU"/>
+        </w:rPr>
+        <w:noBreakHyphen/>
+        <w:t>системах.</w:t>
+      </w:r>
+    </w:p>
+    <w:p>
+      <w:pPr>
+        <w:numPr>
+          <w:ilvl w:val="0"/>
+          <w:numId w:val="55"/>
+        </w:numPr>
+        <w:spacing w:after="0"/>
+        <w:ind w:left="0" w:firstLine="709"/>
+        <w:rPr>
+          <w:lang w:val="ru-RU"/>
+        </w:rPr>
+      </w:pPr>
+      <w:r>
+        <w:rPr>
+          <w:lang w:val="ru-RU"/>
+        </w:rPr>
+        <w:t>Простоту интеграции.</w:t>
+      </w:r>
+      <w:r>
+        <w:rPr>
+          <w:lang w:val="ru-RU"/>
+        </w:rPr>
+        <w:t xml:space="preserve"> </w:t>
+      </w:r>
+      <w:r>
+        <w:rPr>
+          <w:lang w:val="ru-RU"/>
+        </w:rPr>
+        <w:t xml:space="preserve">Реализация </w:t>
+      </w:r>
+      <w:proofErr w:type="spellStart"/>
+      <w:r>
+        <w:rPr>
+          <w:lang w:val="ru-RU"/>
+        </w:rPr>
+        <w:t>CoT</w:t>
+      </w:r>
+      <w:proofErr w:type="spellEnd"/>
+      <w:r>
+        <w:rPr>
+          <w:lang w:val="ru-RU"/>
+        </w:rPr>
+        <w:t>/OCT обычно не требует сложной инфраструктуры, кроме механизма формирования промптов и, при необходимости, организации голосования по нескольким цепочкам.</w:t>
+      </w:r>
+    </w:p>
+    <w:p>
+      <w:pPr>
+        <w:spacing w:after="0"/>
+        <w:ind w:left="709"/>
+        <w:rPr>
+          <w:lang w:val="ru-RU"/>
+        </w:rPr>
+      </w:pPr>
+    </w:p>
+    <w:p>
+      <w:pPr>
+        <w:spacing w:after="0"/>
+        <w:ind w:firstLine="709"/>
+        <w:rPr>
+          <w:b/>
+          <w:bCs/>
+          <w:lang w:val="ru-RU"/>
+        </w:rPr>
+      </w:pPr>
+      <w:r>
+        <w:rPr>
+          <w:b/>
+          <w:bCs/>
+          <w:lang w:val="ru-RU"/>
+        </w:rPr>
+        <w:t>В то же время линейные стратегии обладают и существенными ограничениями</w:t>
+      </w:r>
+      <w:r>
+        <w:rPr>
+          <w:b/>
+          <w:bCs/>
+          <w:lang w:val="ru-RU"/>
+        </w:rPr>
+        <w:t>:</w:t>
+      </w:r>
+    </w:p>
+    <w:p>
+      <w:pPr>
+        <w:numPr>
+          <w:ilvl w:val="0"/>
+          <w:numId w:val="56"/>
+        </w:numPr>
+        <w:spacing w:after="0"/>
+        <w:ind w:left="0" w:firstLine="709"/>
+        <w:rPr>
+          <w:lang w:val="ru-RU"/>
+        </w:rPr>
+      </w:pPr>
+      <w:r>
+        <w:rPr>
+          <w:lang w:val="ru-RU"/>
+        </w:rPr>
+        <w:t>При сильном ветвлении пространства решений модель вынуждена «угадать» удачную траекторию с первого раза, что делает её уязвимой к ранним ошибкам и локальным минимумам.</w:t>
+      </w:r>
+    </w:p>
+    <w:p>
+      <w:pPr>
+        <w:numPr>
+          <w:ilvl w:val="0"/>
+          <w:numId w:val="56"/>
+        </w:numPr>
+        <w:spacing w:after="0"/>
+        <w:ind w:left="0" w:firstLine="709"/>
+        <w:rPr>
+          <w:lang w:val="ru-RU"/>
+        </w:rPr>
+      </w:pPr>
+      <w:r>
+        <w:rPr>
+          <w:lang w:val="ru-RU"/>
+        </w:rPr>
+        <w:t>Отсутствие явного механизма возврата к альтернативным гипотезам затрудняет решение задач, где нужно исследовать несколько конкурирующих планов или стратегий.</w:t>
+      </w:r>
+    </w:p>
+    <w:p>
+      <w:pPr>
+        <w:spacing w:after="0"/>
+        <w:rPr>
+          <w:lang w:val="ru-RU"/>
+        </w:rPr>
+      </w:pPr>
+    </w:p>
+    <w:p>
+      <w:pPr>
+        <w:spacing w:after="0"/>
+        <w:ind w:firstLine="709"/>
+        <w:rPr>
+          <w:lang w:val="ru-RU"/>
+        </w:rPr>
+      </w:pPr>
+      <w:r>
+        <w:rPr>
+          <w:lang w:val="ru-RU"/>
+        </w:rPr>
+        <w:t xml:space="preserve">Именно эти ограничения мотивируют переход к древовидным подходам, таким как </w:t>
+      </w:r>
+      <w:proofErr w:type="spellStart"/>
+      <w:r>
+        <w:rPr>
+          <w:lang w:val="ru-RU"/>
+        </w:rPr>
+        <w:t>Tree-of-Thoughts</w:t>
+      </w:r>
+      <w:proofErr w:type="spellEnd"/>
+      <w:r>
+        <w:rPr>
+          <w:lang w:val="ru-RU"/>
+        </w:rPr>
+        <w:t xml:space="preserve">, которые расширяют </w:t>
+      </w:r>
+      <w:proofErr w:type="spellStart"/>
+      <w:r>
+        <w:rPr>
+          <w:lang w:val="ru-RU"/>
+        </w:rPr>
+        <w:t>CoT</w:t>
+      </w:r>
+      <w:proofErr w:type="spellEnd"/>
+      <w:r>
+        <w:rPr>
+          <w:lang w:val="ru-RU"/>
+        </w:rPr>
+        <w:noBreakHyphen/>
+        <w:t>парадигму за счёт систематического ветвления и оценки промежуточных мыслей.</w:t>
+      </w:r>
+    </w:p>
+    <w:p>
+      <w:pPr>
+        <w:spacing w:after="0"/>
+        <w:ind w:firstLine="709"/>
+        <w:rPr>
+          <w:b/>
+          <w:bCs/>
+          <w:lang w:val="ru-RU"/>
+        </w:rPr>
+      </w:pPr>
+      <w:r>
+        <w:rPr>
+          <w:b/>
+          <w:bCs/>
+          <w:lang w:val="ru-RU"/>
+        </w:rPr>
+        <w:lastRenderedPageBreak/>
+        <w:t xml:space="preserve">5. Древовидные стратегии рассуждений: </w:t>
+      </w:r>
+      <w:proofErr w:type="spellStart"/>
+      <w:r>
+        <w:rPr>
+          <w:b/>
+          <w:bCs/>
+          <w:lang w:val="ru-RU"/>
+        </w:rPr>
+        <w:t>Tree-of-Thoughts</w:t>
+      </w:r>
+      <w:proofErr w:type="spellEnd"/>
+    </w:p>
+    <w:p>
+      <w:pPr>
+        <w:spacing w:after="0"/>
+        <w:ind w:firstLine="709"/>
+        <w:rPr>
+          <w:lang w:val="ru-RU"/>
+        </w:rPr>
+      </w:pPr>
+      <w:r>
+        <w:rPr>
+          <w:lang w:val="ru-RU"/>
+        </w:rPr>
+        <w:t>Древовидные стратегии рассуждений ориентированы на явное представление процесса решения задачи в виде дерева альтернативных «мыслей», позволяя модели не ограничиваться одной</w:t>
+      </w:r>
+      <w:r>
+        <w:rPr>
+          <w:lang w:val="ru-RU"/>
+        </w:rPr>
+        <w:noBreakHyphen/>
+        <w:t>единственной траекторией вывода.</w:t>
+      </w:r>
+    </w:p>
+    <w:p>
+      <w:pPr>
+        <w:spacing w:after="0"/>
+        <w:ind w:firstLine="709"/>
+        <w:rPr>
+          <w:lang w:val="ru-RU"/>
+        </w:rPr>
+      </w:pPr>
+      <w:r>
+        <w:rPr>
+          <w:lang w:val="ru-RU"/>
+        </w:rPr>
+        <w:t xml:space="preserve">В этой парадигме </w:t>
+      </w:r>
+      <w:proofErr w:type="spellStart"/>
+      <w:r>
+        <w:rPr>
+          <w:lang w:val="ru-RU"/>
+        </w:rPr>
+        <w:t>Tree-of-Thoughts</w:t>
+      </w:r>
+      <w:proofErr w:type="spellEnd"/>
+      <w:r>
+        <w:rPr>
+          <w:lang w:val="ru-RU"/>
+        </w:rPr>
+        <w:t xml:space="preserve"> (</w:t>
+      </w:r>
+      <w:proofErr w:type="spellStart"/>
+      <w:r>
+        <w:rPr>
+          <w:lang w:val="ru-RU"/>
+        </w:rPr>
+        <w:t>ToT</w:t>
+      </w:r>
+      <w:proofErr w:type="spellEnd"/>
+      <w:r>
+        <w:rPr>
+          <w:lang w:val="ru-RU"/>
+        </w:rPr>
+        <w:t>) рассматривается как надстройка над базовой LLM, превращающая линейную генерацию текста в управляемый поиск по пространству частичных решений.​</w:t>
+      </w:r>
+    </w:p>
+    <w:p>
+      <w:pPr>
+        <w:spacing w:after="0"/>
+        <w:ind w:firstLine="709"/>
+        <w:rPr>
+          <w:lang w:val="ru-RU"/>
+        </w:rPr>
+      </w:pPr>
+    </w:p>
+    <w:p>
+      <w:pPr>
+        <w:spacing w:after="0"/>
+        <w:ind w:firstLine="709"/>
+        <w:rPr>
+          <w:b/>
+          <w:bCs/>
+          <w:lang w:val="ru-RU"/>
+        </w:rPr>
+      </w:pPr>
+      <w:r>
+        <w:rPr>
+          <w:b/>
+          <w:bCs/>
+          <w:lang w:val="ru-RU"/>
+        </w:rPr>
+        <w:t xml:space="preserve">5.1. Формализация </w:t>
+      </w:r>
+      <w:proofErr w:type="spellStart"/>
+      <w:r>
+        <w:rPr>
+          <w:b/>
+          <w:bCs/>
+          <w:lang w:val="ru-RU"/>
+        </w:rPr>
+        <w:t>ToT</w:t>
+      </w:r>
+      <w:proofErr w:type="spellEnd"/>
+      <w:r>
+        <w:rPr>
+          <w:b/>
+          <w:bCs/>
+          <w:lang w:val="ru-RU"/>
+        </w:rPr>
+        <w:t xml:space="preserve"> как поиска в пространстве состояний</w:t>
+      </w:r>
+    </w:p>
+    <w:p>
+      <w:pPr>
+        <w:spacing w:after="0"/>
+        <w:ind w:firstLine="709"/>
+        <w:rPr>
+          <w:lang w:val="ru-RU"/>
+        </w:rPr>
+      </w:pPr>
+      <w:r>
+        <w:rPr>
+          <w:lang w:val="ru-RU"/>
+        </w:rPr>
+        <w:t xml:space="preserve">В </w:t>
+      </w:r>
+      <w:proofErr w:type="spellStart"/>
+      <w:r>
+        <w:rPr>
+          <w:lang w:val="ru-RU"/>
+        </w:rPr>
+        <w:t>Tree-of-Thoughts</w:t>
+      </w:r>
+      <w:proofErr w:type="spellEnd"/>
+      <w:r>
+        <w:rPr>
+          <w:lang w:val="ru-RU"/>
+        </w:rPr>
+        <w:t xml:space="preserve"> состояние решения на каждом шаге интерпретируется как узел дерева, содержащий промежуточную мысль, частичное объяснение или часть плана действий.</w:t>
+      </w:r>
+    </w:p>
+    <w:p>
+      <w:pPr>
+        <w:spacing w:after="0"/>
+        <w:ind w:firstLine="709"/>
+        <w:rPr>
+          <w:lang w:val="ru-RU"/>
+        </w:rPr>
+      </w:pPr>
+      <w:r>
+        <w:rPr>
+          <w:lang w:val="ru-RU"/>
+        </w:rPr>
+        <w:t>Переход между узлами задаётся генерацией новых мыслей на основе текущего контекста и исходной задачи, что естественным образом соответствует шагам поиска в пространстве состояний.​</w:t>
+      </w:r>
+    </w:p>
+    <w:p>
+      <w:pPr>
+        <w:spacing w:after="0"/>
+        <w:ind w:firstLine="709"/>
+        <w:rPr>
+          <w:lang w:val="ru-RU"/>
+        </w:rPr>
+      </w:pPr>
+    </w:p>
+    <w:p>
+      <w:pPr>
+        <w:spacing w:after="0"/>
+        <w:ind w:firstLine="709"/>
+        <w:rPr>
+          <w:b/>
+          <w:bCs/>
+        </w:rPr>
+      </w:pPr>
+      <w:r>
+        <w:rPr>
+          <w:b/>
+          <w:bCs/>
+          <w:lang w:val="ru-RU"/>
+        </w:rPr>
+        <w:t>В этой формализации</w:t>
+      </w:r>
+      <w:r>
+        <w:rPr>
+          <w:b/>
+          <w:bCs/>
+        </w:rPr>
+        <w:t>:</w:t>
+      </w:r>
+    </w:p>
+    <w:p>
+      <w:pPr>
+        <w:numPr>
+          <w:ilvl w:val="0"/>
+          <w:numId w:val="57"/>
+        </w:numPr>
+        <w:spacing w:after="0"/>
+        <w:ind w:left="0" w:firstLine="709"/>
+        <w:rPr>
+          <w:lang w:val="ru-RU"/>
+        </w:rPr>
+      </w:pPr>
+      <w:r>
+        <w:rPr>
+          <w:lang w:val="ru-RU"/>
+        </w:rPr>
+        <w:t>Корень дерева соответствует исходной постановке задачи без дополнительных рассуждений.​</w:t>
+      </w:r>
+    </w:p>
+    <w:p>
+      <w:pPr>
+        <w:numPr>
+          <w:ilvl w:val="0"/>
+          <w:numId w:val="57"/>
+        </w:numPr>
+        <w:spacing w:after="0"/>
+        <w:ind w:left="0" w:firstLine="709"/>
+        <w:rPr>
+          <w:lang w:val="ru-RU"/>
+        </w:rPr>
+      </w:pPr>
+      <w:r>
+        <w:rPr>
+          <w:lang w:val="ru-RU"/>
+        </w:rPr>
+        <w:t>Внутренние узлы представляют различные варианты продолжения рассуждений, которые могут отличаться уровнем детализации, стратегией или интерпретацией условия.​</w:t>
+      </w:r>
+    </w:p>
+    <w:p>
+      <w:pPr>
+        <w:numPr>
+          <w:ilvl w:val="0"/>
+          <w:numId w:val="57"/>
+        </w:numPr>
+        <w:spacing w:after="0"/>
+        <w:ind w:left="0" w:firstLine="709"/>
+        <w:rPr>
+          <w:lang w:val="ru-RU"/>
+        </w:rPr>
+      </w:pPr>
+      <w:r>
+        <w:rPr>
+          <w:lang w:val="ru-RU"/>
+        </w:rPr>
+        <w:t>Листьями являются либо кандидаты на финальное решение, либо тупиковые ветви, при развитии которых модель не достигает приемлемого ответа.​</w:t>
+      </w:r>
+    </w:p>
+    <w:p>
+      <w:pPr>
+        <w:spacing w:after="0"/>
+        <w:ind w:firstLine="709"/>
+      </w:pPr>
+      <w:r>
+        <w:rPr>
+          <w:lang w:val="ru-RU"/>
+        </w:rPr>
+        <w:lastRenderedPageBreak/>
+        <w:t>Такое представление позволяет явно кодировать множественность возможных ходов мысли и анализировать структуру рассуждений на уровне дерева, а не одной цепочки.​</w:t>
+      </w:r>
+    </w:p>
+    <w:p>
+      <w:pPr>
+        <w:spacing w:after="0"/>
+        <w:ind w:firstLine="709"/>
+      </w:pPr>
+    </w:p>
+    <w:p>
+      <w:pPr>
+        <w:spacing w:after="0"/>
+        <w:ind w:firstLine="709"/>
+        <w:rPr>
+          <w:b/>
+          <w:bCs/>
+          <w:lang w:val="ru-RU"/>
+        </w:rPr>
+      </w:pPr>
+      <w:r>
+        <w:rPr>
+          <w:b/>
+          <w:bCs/>
+          <w:lang w:val="ru-RU"/>
+        </w:rPr>
+        <w:t>5.2. Генерация и оценка ветвей</w:t>
+      </w:r>
+    </w:p>
+    <w:p>
+      <w:pPr>
+        <w:spacing w:after="0"/>
+        <w:ind w:firstLine="709"/>
+        <w:rPr>
+          <w:lang w:val="ru-RU"/>
+        </w:rPr>
+      </w:pPr>
+      <w:r>
+        <w:rPr>
+          <w:lang w:val="ru-RU"/>
+        </w:rPr>
+        <w:t xml:space="preserve">Ключевым элементом </w:t>
+      </w:r>
+      <w:proofErr w:type="spellStart"/>
+      <w:r>
+        <w:rPr>
+          <w:lang w:val="ru-RU"/>
+        </w:rPr>
+        <w:t>ToT</w:t>
+      </w:r>
+      <w:proofErr w:type="spellEnd"/>
+      <w:r>
+        <w:rPr>
+          <w:lang w:val="ru-RU"/>
+        </w:rPr>
+        <w:t xml:space="preserve"> является разделение процессов генерации и оценки мыслей, реализуемое через специализированные подсказки и алгоритмы отбора ветвей.</w:t>
+      </w:r>
+    </w:p>
+    <w:p>
+      <w:pPr>
+        <w:spacing w:after="0"/>
+        <w:ind w:firstLine="709"/>
+      </w:pPr>
+      <w:r>
+        <w:rPr>
+          <w:b/>
+          <w:bCs/>
+          <w:lang w:val="ru-RU"/>
+        </w:rPr>
+        <w:t>На практике это означает, что модель по очереди играет две роли:</w:t>
+      </w:r>
+      <w:r>
+        <w:rPr>
+          <w:lang w:val="ru-RU"/>
+        </w:rPr>
+        <w:t xml:space="preserve"> генератора кандидатов и оценщика их перспективности.​</w:t>
+      </w:r>
+    </w:p>
+    <w:p>
+      <w:pPr>
+        <w:spacing w:after="0"/>
+        <w:ind w:firstLine="709"/>
+      </w:pPr>
+    </w:p>
+    <w:p>
+      <w:pPr>
+        <w:spacing w:after="0"/>
+        <w:ind w:firstLine="709"/>
+        <w:rPr>
+          <w:b/>
+          <w:bCs/>
+          <w:lang w:val="ru-RU"/>
+        </w:rPr>
+      </w:pPr>
+      <w:r>
+        <w:rPr>
+          <w:b/>
+          <w:bCs/>
+          <w:lang w:val="ru-RU"/>
+        </w:rPr>
+        <w:t>Процесс обычно включает следующие шаги</w:t>
+      </w:r>
+      <w:r>
+        <w:rPr>
+          <w:b/>
+          <w:bCs/>
+          <w:lang w:val="ru-RU"/>
+        </w:rPr>
+        <w:t>:</w:t>
+      </w:r>
+    </w:p>
+    <w:p>
+      <w:pPr>
+        <w:numPr>
+          <w:ilvl w:val="0"/>
+          <w:numId w:val="58"/>
+        </w:numPr>
+        <w:spacing w:after="0"/>
+        <w:ind w:left="0" w:firstLine="709"/>
+        <w:rPr>
+          <w:lang w:val="ru-RU"/>
+        </w:rPr>
+      </w:pPr>
+      <w:r>
+        <w:rPr>
+          <w:lang w:val="ru-RU"/>
+        </w:rPr>
+        <w:t>Генерация мыслей (</w:t>
+      </w:r>
+      <w:proofErr w:type="spellStart"/>
+      <w:r>
+        <w:rPr>
+          <w:lang w:val="ru-RU"/>
+        </w:rPr>
+        <w:t>propose</w:t>
+      </w:r>
+      <w:proofErr w:type="spellEnd"/>
+      <w:r>
+        <w:rPr>
+          <w:lang w:val="ru-RU"/>
+        </w:rPr>
+        <w:t>). Для текущего узла формируется запрос, в ответ на который модель предлагает несколько альтернативных продолжений рассуждений; число вариантов определяет фактор ветвления.​</w:t>
+      </w:r>
+    </w:p>
+    <w:p>
+      <w:pPr>
+        <w:numPr>
+          <w:ilvl w:val="0"/>
+          <w:numId w:val="58"/>
+        </w:numPr>
+        <w:spacing w:after="0"/>
+        <w:ind w:left="0" w:firstLine="709"/>
+        <w:rPr>
+          <w:lang w:val="ru-RU"/>
+        </w:rPr>
+      </w:pPr>
+      <w:r>
+        <w:rPr>
+          <w:lang w:val="ru-RU"/>
+        </w:rPr>
+        <w:t>Оценка мыслей (</w:t>
+      </w:r>
+      <w:proofErr w:type="spellStart"/>
+      <w:r>
+        <w:rPr>
+          <w:lang w:val="ru-RU"/>
+        </w:rPr>
+        <w:t>value</w:t>
+      </w:r>
+      <w:proofErr w:type="spellEnd"/>
+      <w:r>
+        <w:rPr>
+          <w:lang w:val="ru-RU"/>
+        </w:rPr>
+        <w:t>/</w:t>
+      </w:r>
+      <w:proofErr w:type="spellStart"/>
+      <w:r>
+        <w:rPr>
+          <w:lang w:val="ru-RU"/>
+        </w:rPr>
+        <w:t>vote</w:t>
+      </w:r>
+      <w:proofErr w:type="spellEnd"/>
+      <w:r>
+        <w:rPr>
+          <w:lang w:val="ru-RU"/>
+        </w:rPr>
+        <w:t>). Для полученных кандидатов формируется отдельный запрос на их оценку: модель либо выставляет им явные «оценки полезности», либо ранжирует, выбирая наиболее перспективные варианты.​</w:t>
+      </w:r>
+    </w:p>
+    <w:p>
+      <w:pPr>
+        <w:numPr>
+          <w:ilvl w:val="0"/>
+          <w:numId w:val="58"/>
+        </w:numPr>
+        <w:spacing w:after="0"/>
+        <w:ind w:left="0" w:firstLine="709"/>
+        <w:rPr>
+          <w:lang w:val="ru-RU"/>
+        </w:rPr>
+      </w:pPr>
+      <w:r>
+        <w:rPr>
+          <w:lang w:val="ru-RU"/>
+        </w:rPr>
+        <w:t xml:space="preserve">Отбор ветвей. На основе полученных оценок внешняя управляющая логика выбирает подмножество узлов для дальнейшего развития, отбрасывая заведомо слабые или </w:t>
+      </w:r>
+      <w:proofErr w:type="spellStart"/>
+      <w:r>
+        <w:rPr>
+          <w:lang w:val="ru-RU"/>
+        </w:rPr>
+        <w:t>неконсистентные</w:t>
+      </w:r>
+      <w:proofErr w:type="spellEnd"/>
+      <w:r>
+        <w:rPr>
+          <w:lang w:val="ru-RU"/>
+        </w:rPr>
+        <w:t xml:space="preserve"> ветви.​</w:t>
+      </w:r>
+    </w:p>
+    <w:p>
+      <w:pPr>
+        <w:spacing w:after="0"/>
+        <w:rPr>
+          <w:lang w:val="ru-RU"/>
+        </w:rPr>
+      </w:pPr>
+    </w:p>
+    <w:p>
+      <w:pPr>
+        <w:spacing w:after="0"/>
+        <w:ind w:firstLine="709"/>
+        <w:rPr>
+          <w:lang w:val="ru-RU"/>
+        </w:rPr>
+      </w:pPr>
+      <w:r>
+        <w:rPr>
+          <w:lang w:val="ru-RU"/>
+        </w:rPr>
+        <w:t>Такое разделение функций способствует более осмысленному исследованию пространства решений и позволяет компенсировать локальные ошибки за счёт конкуренции альтернативных мыслей.​</w:t>
+      </w:r>
+    </w:p>
+    <w:p>
+      <w:pPr>
+        <w:spacing w:after="0"/>
+        <w:ind w:firstLine="709"/>
+        <w:rPr>
+          <w:b/>
+          <w:bCs/>
+          <w:lang w:val="ru-RU"/>
+        </w:rPr>
+      </w:pPr>
+      <w:r>
+        <w:rPr>
+          <w:b/>
+          <w:bCs/>
+          <w:lang w:val="ru-RU"/>
+        </w:rPr>
+        <w:lastRenderedPageBreak/>
+        <w:t>5.3. Стратегии обхода и управление глубиной поиска</w:t>
+      </w:r>
+    </w:p>
+    <w:p>
+      <w:pPr>
+        <w:spacing w:after="0"/>
+        <w:ind w:firstLine="709"/>
+      </w:pPr>
+      <w:r>
+        <w:rPr>
+          <w:lang w:val="ru-RU"/>
+        </w:rPr>
+        <w:t xml:space="preserve">Древовидная природа </w:t>
+      </w:r>
+      <w:proofErr w:type="spellStart"/>
+      <w:r>
+        <w:rPr>
+          <w:lang w:val="ru-RU"/>
+        </w:rPr>
+        <w:t>ToT</w:t>
+      </w:r>
+      <w:proofErr w:type="spellEnd"/>
+      <w:r>
+        <w:rPr>
+          <w:lang w:val="ru-RU"/>
+        </w:rPr>
+        <w:t xml:space="preserve"> предполагает использование классических стратегий обхода графов и деревьев, которые задают глобальное поведение системы при решении задачи.</w:t>
+      </w:r>
+    </w:p>
+    <w:p>
+      <w:pPr>
+        <w:spacing w:after="0"/>
+        <w:ind w:firstLine="709"/>
+      </w:pPr>
+      <w:r>
+        <w:rPr>
+          <w:lang w:val="ru-RU"/>
+        </w:rPr>
+        <w:t>Выбор конкретной стратегии влияет на компромисс между полнотой исследования и вычислительной стоимостью.</w:t>
+      </w:r>
+    </w:p>
+    <w:p>
+      <w:pPr>
+        <w:spacing w:after="0"/>
+        <w:ind w:firstLine="709"/>
+      </w:pPr>
+    </w:p>
+    <w:p>
+      <w:pPr>
+        <w:spacing w:after="0"/>
+        <w:ind w:firstLine="709"/>
+        <w:rPr>
+          <w:b/>
+          <w:bCs/>
+          <w:lang w:val="ru-RU"/>
+        </w:rPr>
+      </w:pPr>
+      <w:r>
+        <w:rPr>
+          <w:b/>
+          <w:bCs/>
+          <w:lang w:val="ru-RU"/>
+        </w:rPr>
+        <w:t>Наиболее часто используются следующие схемы</w:t>
+      </w:r>
+      <w:r>
+        <w:rPr>
+          <w:b/>
+          <w:bCs/>
+          <w:lang w:val="ru-RU"/>
+        </w:rPr>
+        <w:t>:</w:t>
+      </w:r>
+    </w:p>
+    <w:p>
+      <w:pPr>
+        <w:numPr>
+          <w:ilvl w:val="0"/>
+          <w:numId w:val="59"/>
+        </w:numPr>
+        <w:spacing w:after="0"/>
+        <w:ind w:left="0" w:firstLine="709"/>
+        <w:rPr>
+          <w:lang w:val="ru-RU"/>
+        </w:rPr>
+      </w:pPr>
+      <w:r>
+        <w:rPr>
+          <w:lang w:val="ru-RU"/>
+        </w:rPr>
+        <w:t>Поиск в ширину (BFS).</w:t>
+      </w:r>
+      <w:r>
+        <w:rPr>
+          <w:lang w:val="ru-RU"/>
+        </w:rPr>
+        <w:t xml:space="preserve"> </w:t>
+      </w:r>
+      <w:r>
+        <w:rPr>
+          <w:lang w:val="ru-RU"/>
+        </w:rPr>
+        <w:t>Обеспечивает систематическое исследование всех мыслей на каждом уровне глубины, что повышает шанс найти качественное решение, но быстро увеличивает число рассматриваемых узлов.</w:t>
+      </w:r>
+    </w:p>
+    <w:p>
+      <w:pPr>
+        <w:numPr>
+          <w:ilvl w:val="0"/>
+          <w:numId w:val="59"/>
+        </w:numPr>
+        <w:spacing w:after="0"/>
+        <w:ind w:left="0" w:firstLine="709"/>
+        <w:rPr>
+          <w:lang w:val="ru-RU"/>
+        </w:rPr>
+      </w:pPr>
+      <w:r>
+        <w:rPr>
+          <w:lang w:val="ru-RU"/>
+        </w:rPr>
+        <w:t>Поиск в глубину (DFS).</w:t>
+      </w:r>
+      <w:r>
+        <w:rPr>
+          <w:lang w:val="ru-RU"/>
+        </w:rPr>
+        <w:t xml:space="preserve"> </w:t>
+      </w:r>
+      <w:r>
+        <w:rPr>
+          <w:lang w:val="ru-RU"/>
+        </w:rPr>
+        <w:t>Позволяет быстро развивать отдельную ветвь до конечного решения, однако чувствителен к выбору начальных мыслей и может тратить ресурсы на неудачные траектории.</w:t>
+      </w:r>
+    </w:p>
+    <w:p>
+      <w:pPr>
+        <w:numPr>
+          <w:ilvl w:val="0"/>
+          <w:numId w:val="59"/>
+        </w:numPr>
+        <w:spacing w:after="0"/>
+        <w:ind w:left="0" w:firstLine="709"/>
+        <w:rPr>
+          <w:lang w:val="ru-RU"/>
+        </w:rPr>
+      </w:pPr>
+      <w:r>
+        <w:rPr>
+          <w:lang w:val="ru-RU"/>
+        </w:rPr>
+        <w:t>Поиск с ограниченным пучком (</w:t>
+      </w:r>
+      <w:proofErr w:type="spellStart"/>
+      <w:r>
+        <w:rPr>
+          <w:lang w:val="ru-RU"/>
+        </w:rPr>
+        <w:t>beam</w:t>
+      </w:r>
+      <w:proofErr w:type="spellEnd"/>
+      <w:r>
+        <w:rPr>
+          <w:lang w:val="ru-RU"/>
+        </w:rPr>
+        <w:t xml:space="preserve"> </w:t>
+      </w:r>
+      <w:proofErr w:type="spellStart"/>
+      <w:r>
+        <w:rPr>
+          <w:lang w:val="ru-RU"/>
+        </w:rPr>
+        <w:t>search</w:t>
+      </w:r>
+      <w:proofErr w:type="spellEnd"/>
+      <w:r>
+        <w:rPr>
+          <w:lang w:val="ru-RU"/>
+        </w:rPr>
+        <w:t>).</w:t>
+      </w:r>
+      <w:r>
+        <w:rPr>
+          <w:lang w:val="ru-RU"/>
+        </w:rPr>
+        <w:t xml:space="preserve"> </w:t>
+      </w:r>
+      <w:r>
+        <w:rPr>
+          <w:lang w:val="ru-RU"/>
+        </w:rPr>
+        <w:t>На каждом уровне сохраняется фиксированное число лучших узлов, что уменьшает вычислительные затраты, но делает результат зависимым от качества оценок на ранних этапах.</w:t>
+      </w:r>
+    </w:p>
+    <w:p>
+      <w:pPr>
+        <w:numPr>
+          <w:ilvl w:val="0"/>
+          <w:numId w:val="59"/>
+        </w:numPr>
+        <w:spacing w:after="0"/>
+        <w:ind w:left="0" w:firstLine="709"/>
+        <w:rPr>
+          <w:lang w:val="ru-RU"/>
+        </w:rPr>
+      </w:pPr>
+      <w:r>
+        <w:rPr>
+          <w:lang w:val="ru-RU"/>
+        </w:rPr>
+        <w:t>Лучший</w:t>
+      </w:r>
+      <w:r>
+        <w:rPr>
+          <w:lang w:val="ru-RU"/>
+        </w:rPr>
+        <w:noBreakHyphen/>
+        <w:t>сначала (</w:t>
+      </w:r>
+      <w:proofErr w:type="spellStart"/>
+      <w:r>
+        <w:rPr>
+          <w:lang w:val="ru-RU"/>
+        </w:rPr>
+        <w:t>best-first</w:t>
+      </w:r>
+      <w:proofErr w:type="spellEnd"/>
+      <w:r>
+        <w:rPr>
+          <w:lang w:val="ru-RU"/>
+        </w:rPr>
+        <w:t>).</w:t>
+      </w:r>
+      <w:r>
+        <w:rPr>
+          <w:lang w:val="ru-RU"/>
+        </w:rPr>
+        <w:t xml:space="preserve"> </w:t>
+      </w:r>
+      <w:r>
+        <w:rPr>
+          <w:lang w:val="ru-RU"/>
+        </w:rPr>
+        <w:t xml:space="preserve">Узлы развиваются в порядке убывания их оценок полезности, что приближает </w:t>
+      </w:r>
+      <w:proofErr w:type="spellStart"/>
+      <w:r>
+        <w:rPr>
+          <w:lang w:val="ru-RU"/>
+        </w:rPr>
+        <w:t>ToT</w:t>
+      </w:r>
+      <w:proofErr w:type="spellEnd"/>
+      <w:r>
+        <w:rPr>
+          <w:lang w:val="ru-RU"/>
+        </w:rPr>
+        <w:t xml:space="preserve"> к информированному эвристическому поиску.</w:t>
+      </w:r>
+    </w:p>
+    <w:p>
+      <w:pPr>
+        <w:spacing w:after="0"/>
+        <w:rPr>
+          <w:lang w:val="ru-RU"/>
+        </w:rPr>
+      </w:pPr>
+    </w:p>
+    <w:p>
+      <w:pPr>
+        <w:spacing w:after="0"/>
+        <w:ind w:firstLine="709"/>
+      </w:pPr>
+      <w:r>
+        <w:rPr>
+          <w:lang w:val="ru-RU"/>
+        </w:rPr>
+        <w:t>Глубина дерева и фактор ветвления обычно ограничиваются заранее заданными параметрами или адаптивными правилами остановки, учитывающими качество промежуточных решений и доступные ресурсы.</w:t>
+      </w:r>
+    </w:p>
+    <w:p>
+      <w:pPr>
+        <w:spacing w:after="0"/>
+        <w:ind w:firstLine="709"/>
+        <w:rPr>
+          <w:b/>
+          <w:bCs/>
+          <w:lang w:val="ru-RU"/>
+        </w:rPr>
+      </w:pPr>
+      <w:r>
+        <w:rPr>
+          <w:b/>
+          <w:bCs/>
+          <w:lang w:val="ru-RU"/>
+        </w:rPr>
+        <w:lastRenderedPageBreak/>
+        <w:t xml:space="preserve">5.4. Роль механизма отката и </w:t>
+      </w:r>
+      <w:proofErr w:type="spellStart"/>
+      <w:r>
+        <w:rPr>
+          <w:b/>
+          <w:bCs/>
+          <w:lang w:val="ru-RU"/>
+        </w:rPr>
+        <w:t>переразмышления</w:t>
+      </w:r>
+      <w:proofErr w:type="spellEnd"/>
+    </w:p>
+    <w:p>
+      <w:pPr>
+        <w:spacing w:after="0"/>
+        <w:ind w:firstLine="709"/>
+      </w:pPr>
+      <w:r>
+        <w:rPr>
+          <w:lang w:val="ru-RU"/>
+        </w:rPr>
+        <w:t xml:space="preserve">Одним из принципиальных преимуществ </w:t>
+      </w:r>
+      <w:proofErr w:type="spellStart"/>
+      <w:r>
+        <w:rPr>
+          <w:lang w:val="ru-RU"/>
+        </w:rPr>
+        <w:t>Tree-of-Thoughts</w:t>
+      </w:r>
+      <w:proofErr w:type="spellEnd"/>
+      <w:r>
+        <w:rPr>
+          <w:lang w:val="ru-RU"/>
+        </w:rPr>
+        <w:t xml:space="preserve"> по сравнению с линейной </w:t>
+      </w:r>
+      <w:proofErr w:type="spellStart"/>
+      <w:r>
+        <w:rPr>
+          <w:lang w:val="ru-RU"/>
+        </w:rPr>
+        <w:t>CoT</w:t>
+      </w:r>
+      <w:proofErr w:type="spellEnd"/>
+      <w:r>
+        <w:rPr>
+          <w:lang w:val="ru-RU"/>
+        </w:rPr>
+        <w:noBreakHyphen/>
+        <w:t>стратегией является наличие встроенного механизма возврата к альтернативным ветвям.</w:t>
+      </w:r>
+    </w:p>
+    <w:p>
+      <w:pPr>
+        <w:spacing w:after="0"/>
+        <w:ind w:firstLine="709"/>
+      </w:pPr>
+      <w:r>
+        <w:rPr>
+          <w:lang w:val="ru-RU"/>
+        </w:rPr>
+        <w:t>При низкой оценке текущего пути или обнаружении противоречий система может прекратить развитие ветви и переключиться на другие, уже сгенерированные узлы.</w:t>
+      </w:r>
+    </w:p>
+    <w:p>
+      <w:pPr>
+        <w:spacing w:after="0"/>
+        <w:ind w:firstLine="709"/>
+      </w:pPr>
+    </w:p>
+    <w:p>
+      <w:pPr>
+        <w:spacing w:after="0"/>
+        <w:ind w:firstLine="709"/>
+        <w:rPr>
+          <w:b/>
+          <w:bCs/>
+        </w:rPr>
+      </w:pPr>
+      <w:r>
+        <w:rPr>
+          <w:b/>
+          <w:bCs/>
+          <w:lang w:val="ru-RU"/>
+        </w:rPr>
+        <w:t>Этот механизм способствует</w:t>
+      </w:r>
+      <w:r>
+        <w:rPr>
+          <w:b/>
+          <w:bCs/>
+        </w:rPr>
+        <w:t>:</w:t>
+      </w:r>
+    </w:p>
+    <w:p>
+      <w:pPr>
+        <w:numPr>
+          <w:ilvl w:val="0"/>
+          <w:numId w:val="60"/>
+        </w:numPr>
+        <w:spacing w:after="0"/>
+        <w:ind w:left="0" w:firstLine="709"/>
+        <w:rPr>
+          <w:lang w:val="ru-RU"/>
+        </w:rPr>
+      </w:pPr>
+      <w:r>
+        <w:rPr>
+          <w:lang w:val="ru-RU"/>
+        </w:rPr>
+        <w:t>Устойчивости к локальным ошибкам.</w:t>
+      </w:r>
+      <w:r>
+        <w:rPr>
+          <w:lang w:val="ru-RU"/>
+        </w:rPr>
+        <w:t xml:space="preserve"> </w:t>
+      </w:r>
+      <w:r>
+        <w:rPr>
+          <w:lang w:val="ru-RU"/>
+        </w:rPr>
+        <w:t>Неверный шаг рассуждения в одной ветви не блокирует возможность найти правильное решение, если в дереве присутствуют более перспективные мысли.</w:t>
+      </w:r>
+    </w:p>
+    <w:p>
+      <w:pPr>
+        <w:numPr>
+          <w:ilvl w:val="0"/>
+          <w:numId w:val="60"/>
+        </w:numPr>
+        <w:spacing w:after="0"/>
+        <w:ind w:left="0" w:firstLine="709"/>
+        <w:rPr>
+          <w:lang w:val="ru-RU"/>
+        </w:rPr>
+      </w:pPr>
+      <w:r>
+        <w:rPr>
+          <w:lang w:val="ru-RU"/>
+        </w:rPr>
+        <w:t>Более глубокому исследованию пространства стратегий.</w:t>
+      </w:r>
+      <w:r>
+        <w:rPr>
+          <w:lang w:val="ru-RU"/>
+        </w:rPr>
+        <w:t xml:space="preserve"> </w:t>
+      </w:r>
+      <w:r>
+        <w:rPr>
+          <w:lang w:val="ru-RU"/>
+        </w:rPr>
+        <w:t>Модель может комбинировать разные частичные идеи, возвращаясь к ранним состояниям и развивая их альтернативным образом.</w:t>
+      </w:r>
+    </w:p>
+    <w:p>
+      <w:pPr>
+        <w:spacing w:after="0"/>
+        <w:rPr>
+          <w:lang w:val="ru-RU"/>
+        </w:rPr>
+      </w:pPr>
+    </w:p>
+    <w:p>
+      <w:pPr>
+        <w:spacing w:after="0"/>
+        <w:ind w:firstLine="709"/>
+      </w:pPr>
+      <w:r>
+        <w:rPr>
+          <w:lang w:val="ru-RU"/>
+        </w:rPr>
+        <w:t xml:space="preserve">Однако поддержка отката и многократного </w:t>
+      </w:r>
+      <w:proofErr w:type="spellStart"/>
+      <w:r>
+        <w:rPr>
+          <w:lang w:val="ru-RU"/>
+        </w:rPr>
+        <w:t>переразмышления</w:t>
+      </w:r>
+      <w:proofErr w:type="spellEnd"/>
+      <w:r>
+        <w:rPr>
+          <w:lang w:val="ru-RU"/>
+        </w:rPr>
+        <w:t xml:space="preserve"> существенно увеличивает требования к вычислительным ресурсам и усложняет управляющую логику по сравнению с линейной схемой.</w:t>
+      </w:r>
+    </w:p>
+    <w:p>
+      <w:pPr>
+        <w:spacing w:after="0"/>
+        <w:ind w:firstLine="709"/>
+      </w:pPr>
+    </w:p>
+    <w:p>
+      <w:pPr>
+        <w:spacing w:after="0"/>
+        <w:ind w:firstLine="709"/>
+        <w:rPr>
+          <w:b/>
+          <w:bCs/>
+          <w:lang w:val="ru-RU"/>
+        </w:rPr>
+      </w:pPr>
+      <w:r>
+        <w:rPr>
+          <w:b/>
+          <w:bCs/>
+          <w:lang w:val="ru-RU"/>
+        </w:rPr>
+        <w:t xml:space="preserve">5.5. Особенности применения и ограничения </w:t>
+      </w:r>
+      <w:proofErr w:type="spellStart"/>
+      <w:r>
+        <w:rPr>
+          <w:b/>
+          <w:bCs/>
+          <w:lang w:val="ru-RU"/>
+        </w:rPr>
+        <w:t>ToT</w:t>
+      </w:r>
+      <w:proofErr w:type="spellEnd"/>
+    </w:p>
+    <w:p>
+      <w:pPr>
+        <w:spacing w:after="0"/>
+        <w:ind w:firstLine="709"/>
+        <w:rPr>
+          <w:lang w:val="ru-RU"/>
+        </w:rPr>
+      </w:pPr>
+      <w:proofErr w:type="spellStart"/>
+      <w:r>
+        <w:rPr>
+          <w:lang w:val="ru-RU"/>
+        </w:rPr>
+        <w:t>Tree-of-Thoughts</w:t>
+      </w:r>
+      <w:proofErr w:type="spellEnd"/>
+      <w:r>
+        <w:rPr>
+          <w:lang w:val="ru-RU"/>
+        </w:rPr>
+        <w:t xml:space="preserve"> демонстрирует наибольшую эффективность в задачах с богатым пространством решений, где критично исследование нескольких конкурирующих планов или гипотез.</w:t>
+      </w:r>
+    </w:p>
+    <w:p>
+      <w:pPr>
+        <w:spacing w:after="0"/>
+        <w:ind w:firstLine="709"/>
+      </w:pPr>
+      <w:r>
+        <w:rPr>
+          <w:lang w:val="ru-RU"/>
+        </w:rPr>
+        <w:t xml:space="preserve">K таким задачам относятся сложные комбинаторные головоломки, нетривиальное планирование и творческие задачи, где </w:t>
+      </w:r>
+      <w:r>
+        <w:rPr>
+          <w:lang w:val="ru-RU"/>
+        </w:rPr>
+        <w:lastRenderedPageBreak/>
+        <w:t>важно не только получить ответ, но и исследовать разнообразие возможных решений.</w:t>
+      </w:r>
+    </w:p>
+    <w:p>
+      <w:pPr>
+        <w:spacing w:after="0"/>
+        <w:ind w:firstLine="709"/>
+      </w:pPr>
+    </w:p>
+    <w:p>
+      <w:pPr>
+        <w:spacing w:after="0"/>
+        <w:ind w:firstLine="709"/>
+        <w:rPr>
+          <w:b/>
+          <w:bCs/>
+          <w:lang w:val="ru-RU"/>
+        </w:rPr>
+      </w:pPr>
+      <w:r>
+        <w:rPr>
+          <w:b/>
+          <w:bCs/>
+          <w:lang w:val="ru-RU"/>
+        </w:rPr>
+        <w:t xml:space="preserve">К основным преимуществам </w:t>
+      </w:r>
+      <w:proofErr w:type="spellStart"/>
+      <w:r>
+        <w:rPr>
+          <w:b/>
+          <w:bCs/>
+          <w:lang w:val="ru-RU"/>
+        </w:rPr>
+        <w:t>ToT</w:t>
+      </w:r>
+      <w:proofErr w:type="spellEnd"/>
+      <w:r>
+        <w:rPr>
+          <w:b/>
+          <w:bCs/>
+          <w:lang w:val="ru-RU"/>
+        </w:rPr>
+        <w:t xml:space="preserve"> можно отнести</w:t>
+      </w:r>
+      <w:r>
+        <w:rPr>
+          <w:b/>
+          <w:bCs/>
+          <w:lang w:val="ru-RU"/>
+        </w:rPr>
+        <w:t>:</w:t>
+      </w:r>
+    </w:p>
+    <w:p>
+      <w:pPr>
+        <w:numPr>
+          <w:ilvl w:val="0"/>
+          <w:numId w:val="61"/>
+        </w:numPr>
+        <w:spacing w:after="0"/>
+        <w:ind w:left="0" w:firstLine="709"/>
+        <w:rPr>
+          <w:lang w:val="ru-RU"/>
+        </w:rPr>
+      </w:pPr>
+      <w:r>
+        <w:rPr>
+          <w:lang w:val="ru-RU"/>
+        </w:rPr>
+        <w:t>Более высокий потенциал точности</w:t>
+      </w:r>
+      <w:r>
+        <w:rPr>
+          <w:lang w:val="ru-RU"/>
+        </w:rPr>
+        <w:t xml:space="preserve"> </w:t>
+      </w:r>
+      <w:r>
+        <w:rPr>
+          <w:lang w:val="ru-RU"/>
+        </w:rPr>
+        <w:t>за счёт систематического ветвления и отбора перспективных мыслей, особенно при достаточных ресурсах.</w:t>
+      </w:r>
+    </w:p>
+    <w:p>
+      <w:pPr>
+        <w:numPr>
+          <w:ilvl w:val="0"/>
+          <w:numId w:val="61"/>
+        </w:numPr>
+        <w:spacing w:after="0"/>
+        <w:ind w:left="0" w:firstLine="709"/>
+        <w:rPr>
+          <w:lang w:val="ru-RU"/>
+        </w:rPr>
+      </w:pPr>
+      <w:r>
+        <w:rPr>
+          <w:lang w:val="ru-RU"/>
+        </w:rPr>
+        <w:t>Гибкость стратегии поиска. Возможность настраивать глубину, фактор ветвления и критерии оценки под конкретный класс задач.</w:t>
+      </w:r>
+    </w:p>
+    <w:p>
+      <w:pPr>
+        <w:spacing w:after="0"/>
+        <w:rPr>
+          <w:lang w:val="ru-RU"/>
+        </w:rPr>
+      </w:pPr>
+    </w:p>
+    <w:p>
+      <w:pPr>
+        <w:spacing w:after="0"/>
+        <w:ind w:firstLine="709"/>
+        <w:rPr>
+          <w:b/>
+          <w:bCs/>
+          <w:lang w:val="ru-RU"/>
+        </w:rPr>
+      </w:pPr>
+      <w:r>
+        <w:rPr>
+          <w:b/>
+          <w:bCs/>
+          <w:lang w:val="ru-RU"/>
+        </w:rPr>
+        <w:t xml:space="preserve">В то же время </w:t>
+      </w:r>
+      <w:proofErr w:type="spellStart"/>
+      <w:r>
+        <w:rPr>
+          <w:b/>
+          <w:bCs/>
+          <w:lang w:val="ru-RU"/>
+        </w:rPr>
+        <w:t>ToT</w:t>
+      </w:r>
+      <w:proofErr w:type="spellEnd"/>
+      <w:r>
+        <w:rPr>
+          <w:b/>
+          <w:bCs/>
+          <w:lang w:val="ru-RU"/>
+        </w:rPr>
+        <w:t xml:space="preserve"> обладает и существенными ограничениями</w:t>
+      </w:r>
+      <w:r>
+        <w:rPr>
+          <w:b/>
+          <w:bCs/>
+          <w:lang w:val="ru-RU"/>
+        </w:rPr>
+        <w:t>:</w:t>
+      </w:r>
+    </w:p>
+    <w:p>
+      <w:pPr>
+        <w:numPr>
+          <w:ilvl w:val="0"/>
+          <w:numId w:val="62"/>
+        </w:numPr>
+        <w:spacing w:after="0"/>
+        <w:ind w:left="0" w:firstLine="709"/>
+        <w:rPr>
+          <w:lang w:val="ru-RU"/>
+        </w:rPr>
+      </w:pPr>
+      <w:r>
+        <w:rPr>
+          <w:lang w:val="ru-RU"/>
+        </w:rPr>
+        <w:t>Возросшая вычислительная стоимость,</w:t>
+      </w:r>
+      <w:r>
+        <w:rPr>
+          <w:lang w:val="ru-RU"/>
+        </w:rPr>
+        <w:t xml:space="preserve"> </w:t>
+      </w:r>
+      <w:r>
+        <w:rPr>
+          <w:lang w:val="ru-RU"/>
+        </w:rPr>
+        <w:t>связанная с генерацией и оценкой множества узлов, что ограничивает применимость подхода в ресурсно</w:t>
+      </w:r>
+      <w:r>
+        <w:rPr>
+          <w:lang w:val="ru-RU"/>
+        </w:rPr>
+        <w:noBreakHyphen/>
+        <w:t>ограниченных сценариях и при онлайн</w:t>
+      </w:r>
+      <w:r>
+        <w:rPr>
+          <w:lang w:val="ru-RU"/>
+        </w:rPr>
+        <w:noBreakHyphen/>
+      </w:r>
+      <w:proofErr w:type="spellStart"/>
+      <w:r>
+        <w:rPr>
+          <w:lang w:val="ru-RU"/>
+        </w:rPr>
+        <w:t>инференсе</w:t>
+      </w:r>
+      <w:proofErr w:type="spellEnd"/>
+      <w:r>
+        <w:rPr>
+          <w:lang w:val="ru-RU"/>
+        </w:rPr>
+        <w:t>.</w:t>
+      </w:r>
+    </w:p>
+    <w:p>
+      <w:pPr>
+        <w:numPr>
+          <w:ilvl w:val="0"/>
+          <w:numId w:val="62"/>
+        </w:numPr>
+        <w:spacing w:after="0"/>
+        <w:ind w:left="0" w:firstLine="709"/>
+        <w:rPr>
+          <w:lang w:val="ru-RU"/>
+        </w:rPr>
+      </w:pPr>
+      <w:r>
+        <w:rPr>
+          <w:lang w:val="ru-RU"/>
+        </w:rPr>
+        <w:t>Повышенная инженерная сложность, требующая разработки промптов для генерации и оценки мыслей, выбора алгоритмов обхода и интеграции управляющей логики с базовой моделью.</w:t>
+      </w:r>
+    </w:p>
+    <w:p>
+      <w:pPr>
+        <w:spacing w:after="0"/>
+        <w:rPr>
+          <w:lang w:val="ru-RU"/>
+        </w:rPr>
+      </w:pPr>
+    </w:p>
+    <w:p>
+      <w:pPr>
+        <w:spacing w:after="0"/>
+        <w:ind w:firstLine="709"/>
+        <w:rPr>
+          <w:lang w:val="ru-RU"/>
+        </w:rPr>
+      </w:pPr>
+      <w:r>
+        <w:rPr>
+          <w:lang w:val="ru-RU"/>
+        </w:rPr>
+        <w:t xml:space="preserve">Эти особенности делают </w:t>
+      </w:r>
+      <w:proofErr w:type="spellStart"/>
+      <w:r>
+        <w:rPr>
+          <w:lang w:val="ru-RU"/>
+        </w:rPr>
+        <w:t>Tree-of-Thoughts</w:t>
+      </w:r>
+      <w:proofErr w:type="spellEnd"/>
+      <w:r>
+        <w:rPr>
+          <w:lang w:val="ru-RU"/>
+        </w:rPr>
+        <w:t xml:space="preserve"> мощным, но более тяжеловесным инструментом, рациональным прежде всего для задач, где выигрыш в качестве оправдывает дополнительную сложность реализации и ресурсные затраты.</w:t>
+      </w:r>
+    </w:p>
+    <w:p>
+      <w:pPr>
+        <w:spacing w:line="278" w:lineRule="auto"/>
+        <w:jc w:val="left"/>
+        <w:rPr>
+          <w:b/>
+          <w:bCs/>
+          <w:lang w:val="ru-RU"/>
+        </w:rPr>
+      </w:pPr>
+      <w:r>
+        <w:rPr>
+          <w:b/>
+          <w:bCs/>
+          <w:lang w:val="ru-RU"/>
+        </w:rPr>
+        <w:br w:type="page"/>
+      </w:r>
+    </w:p>
+    <w:p>
+      <w:pPr>
+        <w:spacing w:after="0"/>
+        <w:ind w:firstLine="709"/>
+        <w:rPr>
+          <w:b/>
+          <w:bCs/>
+          <w:lang w:val="ru-RU"/>
+        </w:rPr>
+      </w:pPr>
+      <w:r>
+        <w:rPr>
+          <w:b/>
+          <w:bCs/>
+          <w:lang w:val="ru-RU"/>
+        </w:rPr>
+        <w:lastRenderedPageBreak/>
+        <w:t>6. Сравнительный анализ и обсуждение</w:t>
+      </w:r>
+    </w:p>
+    <w:p>
+      <w:pPr>
+        <w:spacing w:after="0"/>
+        <w:ind w:firstLine="709"/>
+        <w:rPr>
+          <w:lang w:val="ru-RU"/>
+        </w:rPr>
+      </w:pPr>
+      <w:r>
+        <w:rPr>
+          <w:lang w:val="ru-RU"/>
+        </w:rPr>
+        <w:t xml:space="preserve">Сопоставление линейных стратегий </w:t>
+      </w:r>
+      <w:proofErr w:type="spellStart"/>
+      <w:r>
+        <w:rPr>
+          <w:lang w:val="ru-RU"/>
+        </w:rPr>
+        <w:t>CoT</w:t>
+      </w:r>
+      <w:proofErr w:type="spellEnd"/>
+      <w:r>
+        <w:rPr>
+          <w:lang w:val="ru-RU"/>
+        </w:rPr>
+        <w:t xml:space="preserve">/OCT и древовидной стратегии </w:t>
+      </w:r>
+      <w:proofErr w:type="spellStart"/>
+      <w:r>
+        <w:rPr>
+          <w:lang w:val="ru-RU"/>
+        </w:rPr>
+        <w:t>ToT</w:t>
+      </w:r>
+      <w:proofErr w:type="spellEnd"/>
+      <w:r>
+        <w:rPr>
+          <w:lang w:val="ru-RU"/>
+        </w:rPr>
+        <w:t xml:space="preserve"> показывает, что выбор подхода к организации рассуждений определяет характер компромисса между качеством решений, вычислительной стоимостью и инженерной сложностью системы.</w:t>
+      </w:r>
+    </w:p>
+    <w:p>
+      <w:pPr>
+        <w:spacing w:after="0"/>
+        <w:ind w:firstLine="709"/>
+        <w:rPr>
+          <w:lang w:val="ru-RU"/>
+        </w:rPr>
+      </w:pPr>
+      <w:r>
+        <w:rPr>
+          <w:lang w:val="ru-RU"/>
+        </w:rPr>
+        <w:t xml:space="preserve">Линейные методы демонстрируют высокую практическую пригодность в задачах со сравнительно узким пространством решений, тогда как </w:t>
+      </w:r>
+      <w:proofErr w:type="spellStart"/>
+      <w:r>
+        <w:rPr>
+          <w:lang w:val="ru-RU"/>
+        </w:rPr>
+        <w:t>Tree-of-Thoughts</w:t>
+      </w:r>
+      <w:proofErr w:type="spellEnd"/>
+      <w:r>
+        <w:rPr>
+          <w:lang w:val="ru-RU"/>
+        </w:rPr>
+        <w:t xml:space="preserve"> раскрывает свой потенциал в ситуациях, требующих систематического перебора альтернативных планов и глубокой структуры поиска.</w:t>
+      </w:r>
+    </w:p>
+    <w:p>
+      <w:pPr>
+        <w:spacing w:after="0"/>
+        <w:ind w:firstLine="709"/>
+        <w:rPr>
+          <w:lang w:val="ru-RU"/>
+        </w:rPr>
+      </w:pPr>
+    </w:p>
+    <w:p>
+      <w:pPr>
+        <w:spacing w:after="0"/>
+        <w:ind w:firstLine="709"/>
+        <w:rPr>
+          <w:b/>
+          <w:bCs/>
+          <w:lang w:val="ru-RU"/>
+        </w:rPr>
+      </w:pPr>
+      <w:r>
+        <w:rPr>
+          <w:b/>
+          <w:bCs/>
+          <w:lang w:val="ru-RU"/>
+        </w:rPr>
+        <w:t>6.1. Сравнение по ключевым метрикам</w:t>
+      </w:r>
+    </w:p>
+    <w:p>
+      <w:pPr>
+        <w:spacing w:after="0"/>
+        <w:ind w:firstLine="709"/>
+        <w:rPr>
+          <w:lang w:val="ru-RU"/>
+        </w:rPr>
+      </w:pPr>
+      <w:r>
+        <w:rPr>
+          <w:lang w:val="ru-RU"/>
+        </w:rPr>
+        <w:t xml:space="preserve">При анализе качества рассуждений </w:t>
+      </w:r>
+      <w:proofErr w:type="spellStart"/>
+      <w:r>
+        <w:rPr>
+          <w:lang w:val="ru-RU"/>
+        </w:rPr>
+        <w:t>CoT</w:t>
+      </w:r>
+      <w:proofErr w:type="spellEnd"/>
+      <w:r>
+        <w:rPr>
+          <w:lang w:val="ru-RU"/>
+        </w:rPr>
+        <w:t xml:space="preserve"> и OCT обеспечивают значимый прирост по сравнению с «</w:t>
+      </w:r>
+      <w:proofErr w:type="spellStart"/>
+      <w:r>
+        <w:rPr>
+          <w:lang w:val="ru-RU"/>
+        </w:rPr>
+        <w:t>безшаговыми</w:t>
+      </w:r>
+      <w:proofErr w:type="spellEnd"/>
+      <w:r>
+        <w:rPr>
+          <w:lang w:val="ru-RU"/>
+        </w:rPr>
+        <w:t>» ответами, особенно в математических и логических задачах, где достаточно одной хорошо выстроенной цепочки вывода.</w:t>
+      </w:r>
+    </w:p>
+    <w:p>
+      <w:pPr>
+        <w:spacing w:after="0"/>
+        <w:ind w:firstLine="709"/>
+        <w:rPr>
+          <w:lang w:val="ru-RU"/>
+        </w:rPr>
+      </w:pPr>
+      <w:r>
+        <w:rPr>
+          <w:lang w:val="ru-RU"/>
+        </w:rPr>
+        <w:t xml:space="preserve">Оптимизированные схемы за счёт </w:t>
+      </w:r>
+      <w:proofErr w:type="spellStart"/>
+      <w:r>
+        <w:rPr>
+          <w:lang w:val="ru-RU"/>
+        </w:rPr>
+        <w:t>self-consistency</w:t>
+      </w:r>
+      <w:proofErr w:type="spellEnd"/>
+      <w:r>
+        <w:rPr>
+          <w:lang w:val="ru-RU"/>
+        </w:rPr>
+        <w:t xml:space="preserve">, </w:t>
+      </w:r>
+      <w:proofErr w:type="spellStart"/>
+      <w:r>
+        <w:rPr>
+          <w:lang w:val="ru-RU"/>
+        </w:rPr>
+        <w:t>self</w:t>
+      </w:r>
+      <w:r>
+        <w:rPr>
+          <w:lang w:val="ru-RU"/>
+        </w:rPr>
+        <w:noBreakHyphen/>
+        <w:t>refinement</w:t>
+      </w:r>
+      <w:proofErr w:type="spellEnd"/>
+      <w:r>
+        <w:rPr>
+          <w:lang w:val="ru-RU"/>
+        </w:rPr>
+        <w:t xml:space="preserve"> и обучения на траекториях дополнительно повышают надёжность ответов, удерживая вычислительные затраты на умеренном уровне.</w:t>
+      </w:r>
+    </w:p>
+    <w:p>
+      <w:pPr>
+        <w:spacing w:after="0"/>
+        <w:ind w:firstLine="709"/>
+      </w:pPr>
+      <w:proofErr w:type="spellStart"/>
+      <w:r>
+        <w:rPr>
+          <w:lang w:val="ru-RU"/>
+        </w:rPr>
+        <w:t>Tree-of-Thoughts</w:t>
+      </w:r>
+      <w:proofErr w:type="spellEnd"/>
+      <w:r>
+        <w:rPr>
+          <w:lang w:val="ru-RU"/>
+        </w:rPr>
+        <w:t>, напротив, достигает преимущества за счёт ветвления и отбора мыслей, что особенно заметно в комбинаторных головоломках, сложном планировании и задачах с большим числом допустимых стратегий.</w:t>
+      </w:r>
+    </w:p>
+    <w:p>
+      <w:pPr>
+        <w:spacing w:after="0"/>
+        <w:ind w:firstLine="709"/>
+      </w:pPr>
+    </w:p>
+    <w:p>
+      <w:pPr>
+        <w:spacing w:after="0"/>
+        <w:ind w:firstLine="709"/>
+        <w:rPr>
+          <w:lang w:val="ru-RU"/>
+        </w:rPr>
+      </w:pPr>
+      <w:r>
+        <w:rPr>
+          <w:lang w:val="ru-RU"/>
+        </w:rPr>
+        <w:lastRenderedPageBreak/>
+        <w:t xml:space="preserve">Однако рост числа генерируемых и оцениваемых узлов приводит к увеличению времени решения и потребления ресурсов, что делает </w:t>
+      </w:r>
+      <w:proofErr w:type="spellStart"/>
+      <w:r>
+        <w:rPr>
+          <w:lang w:val="ru-RU"/>
+        </w:rPr>
+        <w:t>ToT</w:t>
+      </w:r>
+      <w:proofErr w:type="spellEnd"/>
+      <w:r>
+        <w:rPr>
+          <w:lang w:val="ru-RU"/>
+        </w:rPr>
+        <w:t xml:space="preserve"> менее удобным для массовых и </w:t>
+      </w:r>
+      <w:r>
+        <w:rPr>
+          <w:lang w:val="ru-RU"/>
+        </w:rPr>
+        <w:t>ресурс ограниченных</w:t>
+      </w:r>
+      <w:r>
+        <w:rPr>
+          <w:lang w:val="ru-RU"/>
+        </w:rPr>
+        <w:t xml:space="preserve"> сценариев.</w:t>
+      </w:r>
+    </w:p>
+    <w:p>
+      <w:pPr>
+        <w:spacing w:after="0"/>
+        <w:ind w:firstLine="709"/>
+        <w:rPr>
+          <w:b/>
+          <w:bCs/>
+          <w:lang w:val="ru-RU"/>
+        </w:rPr>
+      </w:pPr>
+      <w:r>
+        <w:rPr>
+          <w:b/>
+          <w:bCs/>
+          <w:lang w:val="ru-RU"/>
+        </w:rPr>
+        <w:t xml:space="preserve">Таблица </w:t>
+      </w:r>
+      <w:r>
+        <w:rPr>
+          <w:b/>
+          <w:bCs/>
+          <w:lang w:val="ru-RU"/>
+        </w:rPr>
+        <w:t>№</w:t>
+      </w:r>
+      <w:r>
+        <w:rPr>
+          <w:b/>
+          <w:bCs/>
+          <w:lang w:val="ru-RU"/>
+        </w:rPr>
+        <w:t>1 суммирует основные различия между стратегиями по ключевым критериям.</w:t>
+      </w:r>
+    </w:p>
+    <w:p>
+      <w:pPr>
+        <w:spacing w:after="0"/>
+        <w:rPr>
+          <w:lang w:val="ru-RU"/>
+        </w:rPr>
+      </w:pPr>
+    </w:p>
+    <w:p>
+      <w:pPr>
+        <w:spacing w:after="0"/>
+        <w:jc w:val="right"/>
+        <w:rPr>
+          <w:b/>
+          <w:bCs/>
+          <w:lang w:val="ru-RU"/>
+        </w:rPr>
+      </w:pPr>
+      <w:r>
+        <w:rPr>
+          <w:b/>
+          <w:bCs/>
+          <w:lang w:val="ru-RU"/>
+        </w:rPr>
+        <w:t xml:space="preserve">Таблица </w:t>
+      </w:r>
+      <w:r>
+        <w:rPr>
+          <w:b/>
+          <w:bCs/>
+          <w:lang w:val="ru-RU"/>
+        </w:rPr>
+        <w:t>№</w:t>
+      </w:r>
+      <w:r>
+        <w:rPr>
+          <w:b/>
+          <w:bCs/>
+          <w:lang w:val="ru-RU"/>
+        </w:rPr>
+        <w:t xml:space="preserve">1. Качественное сравнение </w:t>
+      </w:r>
+      <w:proofErr w:type="spellStart"/>
+      <w:r>
+        <w:rPr>
+          <w:b/>
+          <w:bCs/>
+          <w:lang w:val="ru-RU"/>
+        </w:rPr>
+        <w:t>CoT</w:t>
+      </w:r>
+      <w:proofErr w:type="spellEnd"/>
+      <w:r>
+        <w:rPr>
+          <w:b/>
+          <w:bCs/>
+          <w:lang w:val="ru-RU"/>
+        </w:rPr>
+        <w:t xml:space="preserve">/OCT и </w:t>
+      </w:r>
+      <w:proofErr w:type="spellStart"/>
+      <w:r>
+        <w:rPr>
+          <w:b/>
+          <w:bCs/>
+          <w:lang w:val="ru-RU"/>
+        </w:rPr>
+        <w:t>ToT</w:t>
+      </w:r>
+      <w:proofErr w:type="spellEnd"/>
+    </w:p>
+    <w:tbl>
+      <w:tblPr>
+        <w:tblW w:w="10206" w:type="dxa"/>
+        <w:tblCellSpacing w:w="15" w:type="dxa"/>
+        <w:tblBorders>
+          <w:top w:val="single" w:sz="6" w:space="0" w:color="auto"/>
+          <w:left w:val="single" w:sz="6" w:space="0" w:color="auto"/>
+          <w:bottom w:val="single" w:sz="2" w:space="0" w:color="auto"/>
+          <w:right w:val="single" w:sz="2" w:space="0" w:color="auto"/>
+        </w:tblBorders>
+        <w:tblCellMar>
+          <w:top w:w="15" w:type="dxa"/>
+          <w:left w:w="15" w:type="dxa"/>
+          <w:bottom w:w="15" w:type="dxa"/>
+          <w:right w:w="15" w:type="dxa"/>
+        </w:tblCellMar>
+        <w:tblLook w:val="04A0" w:firstRow="1" w:lastRow="0" w:firstColumn="1" w:lastColumn="0" w:noHBand="0" w:noVBand="1"/>
+      </w:tblPr>
+      <w:tblGrid>
+        <w:gridCol w:w="2373"/>
+        <w:gridCol w:w="3365"/>
+        <w:gridCol w:w="4468"/>
+      </w:tblGrid>
+      <w:tr>
+        <w:trPr>
+          <w:tblHeader/>
+          <w:tblCellSpacing w:w="15" w:type="dxa"/>
+        </w:trPr>
+        <w:tc>
+          <w:tcPr>
+            <w:tcW w:w="2378" w:type="dxa"/>
+            <w:tcBorders>
+              <w:top w:val="single" w:sz="2" w:space="0" w:color="auto"/>
+              <w:left w:val="single" w:sz="2" w:space="0" w:color="auto"/>
+              <w:bottom w:val="single" w:sz="6" w:space="0" w:color="auto"/>
+              <w:right w:val="single" w:sz="6" w:space="0" w:color="auto"/>
+            </w:tcBorders>
+            <w:tcMar>
+              <w:top w:w="120" w:type="dxa"/>
+              <w:left w:w="120" w:type="dxa"/>
+              <w:bottom w:w="120" w:type="dxa"/>
+              <w:right w:w="120" w:type="dxa"/>
+            </w:tcMar>
+            <w:hideMark/>
+          </w:tcPr>
+          <w:p>
+            <w:pPr>
+              <w:spacing w:after="0"/>
+              <w:jc w:val="center"/>
+              <w:rPr>
+                <w:b/>
+                <w:bCs/>
+                <w:sz w:val="24"/>
+                <w:szCs w:val="24"/>
+                <w:lang w:val="ru-RU"/>
+              </w:rPr>
+            </w:pPr>
+            <w:r>
+              <w:rPr>
+                <w:b/>
+                <w:bCs/>
+                <w:sz w:val="24"/>
+                <w:szCs w:val="24"/>
+                <w:lang w:val="ru-RU"/>
+              </w:rPr>
+              <w:t>Критерий</w:t>
+            </w:r>
+          </w:p>
+        </w:tc>
+        <w:tc>
+          <w:tcPr>
+            <w:tcW w:w="3656" w:type="dxa"/>
+            <w:tcBorders>
+              <w:top w:val="single" w:sz="2" w:space="0" w:color="auto"/>
+              <w:left w:val="single" w:sz="2" w:space="0" w:color="auto"/>
+              <w:bottom w:val="single" w:sz="6" w:space="0" w:color="auto"/>
+              <w:right w:val="single" w:sz="6" w:space="0" w:color="auto"/>
+            </w:tcBorders>
+            <w:tcMar>
+              <w:top w:w="120" w:type="dxa"/>
+              <w:left w:w="120" w:type="dxa"/>
+              <w:bottom w:w="120" w:type="dxa"/>
+              <w:right w:w="120" w:type="dxa"/>
+            </w:tcMar>
+            <w:hideMark/>
+          </w:tcPr>
+          <w:p>
+            <w:pPr>
+              <w:spacing w:after="0"/>
+              <w:jc w:val="center"/>
+              <w:rPr>
+                <w:b/>
+                <w:bCs/>
+                <w:sz w:val="24"/>
+                <w:szCs w:val="24"/>
+                <w:lang w:val="ru-RU"/>
+              </w:rPr>
+            </w:pPr>
+            <w:proofErr w:type="spellStart"/>
+            <w:r>
+              <w:rPr>
+                <w:b/>
+                <w:bCs/>
+                <w:sz w:val="24"/>
+                <w:szCs w:val="24"/>
+                <w:lang w:val="ru-RU"/>
+              </w:rPr>
+              <w:t>CoT</w:t>
+            </w:r>
+            <w:proofErr w:type="spellEnd"/>
+            <w:r>
+              <w:rPr>
+                <w:b/>
+                <w:bCs/>
+                <w:sz w:val="24"/>
+                <w:szCs w:val="24"/>
+                <w:lang w:val="ru-RU"/>
+              </w:rPr>
+              <w:t xml:space="preserve"> / OCT</w:t>
+            </w:r>
+          </w:p>
+        </w:tc>
+        <w:tc>
+          <w:tcPr>
+            <w:tcW w:w="4946" w:type="dxa"/>
+            <w:tcBorders>
+              <w:top w:val="single" w:sz="2" w:space="0" w:color="auto"/>
+              <w:left w:val="single" w:sz="2" w:space="0" w:color="auto"/>
+              <w:bottom w:val="single" w:sz="6" w:space="0" w:color="auto"/>
+              <w:right w:val="single" w:sz="6" w:space="0" w:color="auto"/>
+            </w:tcBorders>
+            <w:tcMar>
+              <w:top w:w="120" w:type="dxa"/>
+              <w:left w:w="120" w:type="dxa"/>
+              <w:bottom w:w="120" w:type="dxa"/>
+              <w:right w:w="120" w:type="dxa"/>
+            </w:tcMar>
+            <w:hideMark/>
+          </w:tcPr>
+          <w:p>
+            <w:pPr>
+              <w:spacing w:after="0"/>
+              <w:jc w:val="center"/>
+              <w:rPr>
+                <w:b/>
+                <w:bCs/>
+                <w:sz w:val="24"/>
+                <w:szCs w:val="24"/>
+                <w:lang w:val="ru-RU"/>
+              </w:rPr>
+            </w:pPr>
+            <w:proofErr w:type="spellStart"/>
+            <w:r>
+              <w:rPr>
+                <w:b/>
+                <w:bCs/>
+                <w:sz w:val="24"/>
+                <w:szCs w:val="24"/>
+                <w:lang w:val="ru-RU"/>
+              </w:rPr>
+              <w:t>Tree-of-Thoughts</w:t>
+            </w:r>
+            <w:proofErr w:type="spellEnd"/>
+            <w:r>
+              <w:rPr>
+                <w:b/>
+                <w:bCs/>
+                <w:sz w:val="24"/>
+                <w:szCs w:val="24"/>
+                <w:lang w:val="ru-RU"/>
+              </w:rPr>
+              <w:t xml:space="preserve"> (</w:t>
+            </w:r>
+            <w:proofErr w:type="spellStart"/>
+            <w:r>
+              <w:rPr>
+                <w:b/>
+                <w:bCs/>
+                <w:sz w:val="24"/>
+                <w:szCs w:val="24"/>
+                <w:lang w:val="ru-RU"/>
+              </w:rPr>
+              <w:t>ToT</w:t>
+            </w:r>
+            <w:proofErr w:type="spellEnd"/>
+            <w:r>
+              <w:rPr>
+                <w:b/>
+                <w:bCs/>
+                <w:sz w:val="24"/>
+                <w:szCs w:val="24"/>
+                <w:lang w:val="ru-RU"/>
+              </w:rPr>
+              <w:t>)</w:t>
+            </w:r>
+          </w:p>
+        </w:tc>
+      </w:tr>
+      <w:tr>
+        <w:trPr>
+          <w:tblCellSpacing w:w="15" w:type="dxa"/>
+        </w:trPr>
+        <w:tc>
+          <w:tcPr>
+            <w:tcW w:w="2378" w:type="dxa"/>
+            <w:tcBorders>
+              <w:top w:val="single" w:sz="2" w:space="0" w:color="auto"/>
+              <w:left w:val="single" w:sz="2" w:space="0" w:color="auto"/>
+              <w:bottom w:val="single" w:sz="6" w:space="0" w:color="auto"/>
+              <w:right w:val="single" w:sz="6" w:space="0" w:color="auto"/>
+            </w:tcBorders>
+            <w:tcMar>
+              <w:top w:w="137" w:type="dxa"/>
+              <w:left w:w="120" w:type="dxa"/>
+              <w:bottom w:w="137" w:type="dxa"/>
+              <w:right w:w="120" w:type="dxa"/>
+            </w:tcMar>
+            <w:vAlign w:val="bottom"/>
+            <w:hideMark/>
+          </w:tcPr>
+          <w:p>
+            <w:pPr>
+              <w:spacing w:after="0"/>
+              <w:rPr>
+                <w:sz w:val="20"/>
+                <w:szCs w:val="20"/>
+                <w:lang w:val="ru-RU"/>
+              </w:rPr>
+            </w:pPr>
+            <w:r>
+              <w:rPr>
+                <w:sz w:val="20"/>
+                <w:szCs w:val="20"/>
+                <w:lang w:val="ru-RU"/>
+              </w:rPr>
+              <w:t>Характер рассуждений</w:t>
+            </w:r>
+          </w:p>
+        </w:tc>
+        <w:tc>
+          <w:tcPr>
+            <w:tcW w:w="3656" w:type="dxa"/>
+            <w:tcBorders>
+              <w:top w:val="single" w:sz="2" w:space="0" w:color="auto"/>
+              <w:left w:val="single" w:sz="2" w:space="0" w:color="auto"/>
+              <w:bottom w:val="single" w:sz="6" w:space="0" w:color="auto"/>
+              <w:right w:val="single" w:sz="6" w:space="0" w:color="auto"/>
+            </w:tcBorders>
+            <w:tcMar>
+              <w:top w:w="137" w:type="dxa"/>
+              <w:left w:w="120" w:type="dxa"/>
+              <w:bottom w:w="137" w:type="dxa"/>
+              <w:right w:w="120" w:type="dxa"/>
+            </w:tcMar>
+            <w:vAlign w:val="bottom"/>
+            <w:hideMark/>
+          </w:tcPr>
+          <w:p>
+            <w:pPr>
+              <w:spacing w:after="0"/>
+              <w:rPr>
+                <w:sz w:val="20"/>
+                <w:szCs w:val="20"/>
+                <w:lang w:val="ru-RU"/>
+              </w:rPr>
+            </w:pPr>
+            <w:r>
+              <w:rPr>
+                <w:sz w:val="20"/>
+                <w:szCs w:val="20"/>
+                <w:lang w:val="ru-RU"/>
+              </w:rPr>
+              <w:t>Одна линейная цепочка шагов; улучшенная в OCT за счёт эвристик</w:t>
+            </w:r>
+          </w:p>
+        </w:tc>
+        <w:tc>
+          <w:tcPr>
+            <w:tcW w:w="4946" w:type="dxa"/>
+            <w:tcBorders>
+              <w:top w:val="single" w:sz="2" w:space="0" w:color="auto"/>
+              <w:left w:val="single" w:sz="2" w:space="0" w:color="auto"/>
+              <w:bottom w:val="single" w:sz="6" w:space="0" w:color="auto"/>
+              <w:right w:val="single" w:sz="6" w:space="0" w:color="auto"/>
+            </w:tcBorders>
+            <w:tcMar>
+              <w:top w:w="137" w:type="dxa"/>
+              <w:left w:w="120" w:type="dxa"/>
+              <w:bottom w:w="137" w:type="dxa"/>
+              <w:right w:w="120" w:type="dxa"/>
+            </w:tcMar>
+            <w:vAlign w:val="bottom"/>
+            <w:hideMark/>
+          </w:tcPr>
+          <w:p>
+            <w:pPr>
+              <w:spacing w:after="0"/>
+              <w:rPr>
+                <w:sz w:val="20"/>
+                <w:szCs w:val="20"/>
+                <w:lang w:val="ru-RU"/>
+              </w:rPr>
+            </w:pPr>
+            <w:r>
+              <w:rPr>
+                <w:sz w:val="20"/>
+                <w:szCs w:val="20"/>
+                <w:lang w:val="ru-RU"/>
+              </w:rPr>
+              <w:t>Дерево альтернативных мыслей с ветвлением и оценкой узлов</w:t>
+            </w:r>
+          </w:p>
+        </w:tc>
+      </w:tr>
+      <w:tr>
+        <w:trPr>
+          <w:tblCellSpacing w:w="15" w:type="dxa"/>
+        </w:trPr>
+        <w:tc>
+          <w:tcPr>
+            <w:tcW w:w="2378" w:type="dxa"/>
+            <w:tcBorders>
+              <w:top w:val="single" w:sz="2" w:space="0" w:color="auto"/>
+              <w:left w:val="single" w:sz="2" w:space="0" w:color="auto"/>
+              <w:bottom w:val="single" w:sz="6" w:space="0" w:color="auto"/>
+              <w:right w:val="single" w:sz="6" w:space="0" w:color="auto"/>
+            </w:tcBorders>
+            <w:tcMar>
+              <w:top w:w="137" w:type="dxa"/>
+              <w:left w:w="120" w:type="dxa"/>
+              <w:bottom w:w="137" w:type="dxa"/>
+              <w:right w:w="120" w:type="dxa"/>
+            </w:tcMar>
+            <w:vAlign w:val="bottom"/>
+            <w:hideMark/>
+          </w:tcPr>
+          <w:p>
+            <w:pPr>
+              <w:spacing w:after="0"/>
+              <w:rPr>
+                <w:sz w:val="20"/>
+                <w:szCs w:val="20"/>
+                <w:lang w:val="ru-RU"/>
+              </w:rPr>
+            </w:pPr>
+            <w:r>
+              <w:rPr>
+                <w:sz w:val="20"/>
+                <w:szCs w:val="20"/>
+                <w:lang w:val="ru-RU"/>
+              </w:rPr>
+              <w:t>Качество на «узких» задачах</w:t>
+            </w:r>
+          </w:p>
+        </w:tc>
+        <w:tc>
+          <w:tcPr>
+            <w:tcW w:w="3656" w:type="dxa"/>
+            <w:tcBorders>
+              <w:top w:val="single" w:sz="2" w:space="0" w:color="auto"/>
+              <w:left w:val="single" w:sz="2" w:space="0" w:color="auto"/>
+              <w:bottom w:val="single" w:sz="6" w:space="0" w:color="auto"/>
+              <w:right w:val="single" w:sz="6" w:space="0" w:color="auto"/>
+            </w:tcBorders>
+            <w:tcMar>
+              <w:top w:w="137" w:type="dxa"/>
+              <w:left w:w="120" w:type="dxa"/>
+              <w:bottom w:w="137" w:type="dxa"/>
+              <w:right w:w="120" w:type="dxa"/>
+            </w:tcMar>
+            <w:vAlign w:val="bottom"/>
+            <w:hideMark/>
+          </w:tcPr>
+          <w:p>
+            <w:pPr>
+              <w:spacing w:after="0"/>
+              <w:rPr>
+                <w:sz w:val="20"/>
+                <w:szCs w:val="20"/>
+                <w:lang w:val="ru-RU"/>
+              </w:rPr>
+            </w:pPr>
+            <w:r>
+              <w:rPr>
+                <w:sz w:val="20"/>
+                <w:szCs w:val="20"/>
+                <w:lang w:val="ru-RU"/>
+              </w:rPr>
+              <w:t>Высокое, часто достаточное для математики и логики</w:t>
+            </w:r>
+          </w:p>
+        </w:tc>
+        <w:tc>
+          <w:tcPr>
+            <w:tcW w:w="4946" w:type="dxa"/>
+            <w:tcBorders>
+              <w:top w:val="single" w:sz="2" w:space="0" w:color="auto"/>
+              <w:left w:val="single" w:sz="2" w:space="0" w:color="auto"/>
+              <w:bottom w:val="single" w:sz="6" w:space="0" w:color="auto"/>
+              <w:right w:val="single" w:sz="6" w:space="0" w:color="auto"/>
+            </w:tcBorders>
+            <w:tcMar>
+              <w:top w:w="137" w:type="dxa"/>
+              <w:left w:w="120" w:type="dxa"/>
+              <w:bottom w:w="137" w:type="dxa"/>
+              <w:right w:w="120" w:type="dxa"/>
+            </w:tcMar>
+            <w:vAlign w:val="bottom"/>
+            <w:hideMark/>
+          </w:tcPr>
+          <w:p>
+            <w:pPr>
+              <w:spacing w:after="0"/>
+              <w:rPr>
+                <w:sz w:val="20"/>
+                <w:szCs w:val="20"/>
+                <w:lang w:val="ru-RU"/>
+              </w:rPr>
+            </w:pPr>
+            <w:r>
+              <w:rPr>
+                <w:sz w:val="20"/>
+                <w:szCs w:val="20"/>
+                <w:lang w:val="ru-RU"/>
+              </w:rPr>
+              <w:t>Сопоставимое, но выигрыш обычно невелик при избыточной стоимости</w:t>
+            </w:r>
+          </w:p>
+        </w:tc>
+      </w:tr>
+      <w:tr>
+        <w:trPr>
+          <w:tblCellSpacing w:w="15" w:type="dxa"/>
+        </w:trPr>
+        <w:tc>
+          <w:tcPr>
+            <w:tcW w:w="2378" w:type="dxa"/>
+            <w:tcBorders>
+              <w:top w:val="single" w:sz="2" w:space="0" w:color="auto"/>
+              <w:left w:val="single" w:sz="2" w:space="0" w:color="auto"/>
+              <w:bottom w:val="single" w:sz="6" w:space="0" w:color="auto"/>
+              <w:right w:val="single" w:sz="6" w:space="0" w:color="auto"/>
+            </w:tcBorders>
+            <w:tcMar>
+              <w:top w:w="137" w:type="dxa"/>
+              <w:left w:w="120" w:type="dxa"/>
+              <w:bottom w:w="137" w:type="dxa"/>
+              <w:right w:w="120" w:type="dxa"/>
+            </w:tcMar>
+            <w:vAlign w:val="bottom"/>
+            <w:hideMark/>
+          </w:tcPr>
+          <w:p>
+            <w:pPr>
+              <w:spacing w:after="0"/>
+              <w:rPr>
+                <w:sz w:val="20"/>
+                <w:szCs w:val="20"/>
+                <w:lang w:val="ru-RU"/>
+              </w:rPr>
+            </w:pPr>
+            <w:r>
+              <w:rPr>
+                <w:sz w:val="20"/>
+                <w:szCs w:val="20"/>
+                <w:lang w:val="ru-RU"/>
+              </w:rPr>
+              <w:t>Качество на комбинаторных задачах</w:t>
+            </w:r>
+          </w:p>
+        </w:tc>
+        <w:tc>
+          <w:tcPr>
+            <w:tcW w:w="3656" w:type="dxa"/>
+            <w:tcBorders>
+              <w:top w:val="single" w:sz="2" w:space="0" w:color="auto"/>
+              <w:left w:val="single" w:sz="2" w:space="0" w:color="auto"/>
+              <w:bottom w:val="single" w:sz="6" w:space="0" w:color="auto"/>
+              <w:right w:val="single" w:sz="6" w:space="0" w:color="auto"/>
+            </w:tcBorders>
+            <w:tcMar>
+              <w:top w:w="137" w:type="dxa"/>
+              <w:left w:w="120" w:type="dxa"/>
+              <w:bottom w:w="137" w:type="dxa"/>
+              <w:right w:w="120" w:type="dxa"/>
+            </w:tcMar>
+            <w:vAlign w:val="bottom"/>
+            <w:hideMark/>
+          </w:tcPr>
+          <w:p>
+            <w:pPr>
+              <w:spacing w:after="0"/>
+              <w:rPr>
+                <w:sz w:val="20"/>
+                <w:szCs w:val="20"/>
+                <w:lang w:val="ru-RU"/>
+              </w:rPr>
+            </w:pPr>
+            <w:r>
+              <w:rPr>
+                <w:sz w:val="20"/>
+                <w:szCs w:val="20"/>
+                <w:lang w:val="ru-RU"/>
+              </w:rPr>
+              <w:t>Ограничено из</w:t>
+            </w:r>
+            <w:r>
+              <w:rPr>
+                <w:sz w:val="20"/>
+                <w:szCs w:val="20"/>
+                <w:lang w:val="ru-RU"/>
+              </w:rPr>
+              <w:noBreakHyphen/>
+              <w:t>за отсутствия перебора альтернатив</w:t>
+            </w:r>
+          </w:p>
+        </w:tc>
+        <w:tc>
+          <w:tcPr>
+            <w:tcW w:w="4946" w:type="dxa"/>
+            <w:tcBorders>
+              <w:top w:val="single" w:sz="2" w:space="0" w:color="auto"/>
+              <w:left w:val="single" w:sz="2" w:space="0" w:color="auto"/>
+              <w:bottom w:val="single" w:sz="6" w:space="0" w:color="auto"/>
+              <w:right w:val="single" w:sz="6" w:space="0" w:color="auto"/>
+            </w:tcBorders>
+            <w:tcMar>
+              <w:top w:w="137" w:type="dxa"/>
+              <w:left w:w="120" w:type="dxa"/>
+              <w:bottom w:w="137" w:type="dxa"/>
+              <w:right w:w="120" w:type="dxa"/>
+            </w:tcMar>
+            <w:vAlign w:val="bottom"/>
+            <w:hideMark/>
+          </w:tcPr>
+          <w:p>
+            <w:pPr>
+              <w:spacing w:after="0"/>
+              <w:rPr>
+                <w:sz w:val="20"/>
+                <w:szCs w:val="20"/>
+                <w:lang w:val="ru-RU"/>
+              </w:rPr>
+            </w:pPr>
+            <w:r>
+              <w:rPr>
+                <w:sz w:val="20"/>
+                <w:szCs w:val="20"/>
+                <w:lang w:val="ru-RU"/>
+              </w:rPr>
+              <w:t xml:space="preserve">Может существенно превосходить </w:t>
+            </w:r>
+            <w:proofErr w:type="spellStart"/>
+            <w:r>
+              <w:rPr>
+                <w:sz w:val="20"/>
+                <w:szCs w:val="20"/>
+                <w:lang w:val="ru-RU"/>
+              </w:rPr>
+              <w:t>CoT</w:t>
+            </w:r>
+            <w:proofErr w:type="spellEnd"/>
+            <w:r>
+              <w:rPr>
+                <w:sz w:val="20"/>
+                <w:szCs w:val="20"/>
+                <w:lang w:val="ru-RU"/>
+              </w:rPr>
+              <w:t>/OCT за счёт поиска по пространству</w:t>
+            </w:r>
+          </w:p>
+        </w:tc>
+      </w:tr>
+      <w:tr>
+        <w:trPr>
+          <w:tblCellSpacing w:w="15" w:type="dxa"/>
+        </w:trPr>
+        <w:tc>
+          <w:tcPr>
+            <w:tcW w:w="2378" w:type="dxa"/>
+            <w:tcBorders>
+              <w:top w:val="single" w:sz="2" w:space="0" w:color="auto"/>
+              <w:left w:val="single" w:sz="2" w:space="0" w:color="auto"/>
+              <w:bottom w:val="single" w:sz="6" w:space="0" w:color="auto"/>
+              <w:right w:val="single" w:sz="6" w:space="0" w:color="auto"/>
+            </w:tcBorders>
+            <w:tcMar>
+              <w:top w:w="137" w:type="dxa"/>
+              <w:left w:w="120" w:type="dxa"/>
+              <w:bottom w:w="137" w:type="dxa"/>
+              <w:right w:w="120" w:type="dxa"/>
+            </w:tcMar>
+            <w:vAlign w:val="bottom"/>
+            <w:hideMark/>
+          </w:tcPr>
+          <w:p>
+            <w:pPr>
+              <w:spacing w:after="0"/>
+              <w:rPr>
+                <w:sz w:val="20"/>
+                <w:szCs w:val="20"/>
+                <w:lang w:val="ru-RU"/>
+              </w:rPr>
+            </w:pPr>
+            <w:r>
+              <w:rPr>
+                <w:sz w:val="20"/>
+                <w:szCs w:val="20"/>
+                <w:lang w:val="ru-RU"/>
+              </w:rPr>
+              <w:t>Устойчивость к локальным ошибкам</w:t>
+            </w:r>
+          </w:p>
+        </w:tc>
+        <w:tc>
+          <w:tcPr>
+            <w:tcW w:w="3656" w:type="dxa"/>
+            <w:tcBorders>
+              <w:top w:val="single" w:sz="2" w:space="0" w:color="auto"/>
+              <w:left w:val="single" w:sz="2" w:space="0" w:color="auto"/>
+              <w:bottom w:val="single" w:sz="6" w:space="0" w:color="auto"/>
+              <w:right w:val="single" w:sz="6" w:space="0" w:color="auto"/>
+            </w:tcBorders>
+            <w:tcMar>
+              <w:top w:w="137" w:type="dxa"/>
+              <w:left w:w="120" w:type="dxa"/>
+              <w:bottom w:w="137" w:type="dxa"/>
+              <w:right w:w="120" w:type="dxa"/>
+            </w:tcMar>
+            <w:vAlign w:val="bottom"/>
+            <w:hideMark/>
+          </w:tcPr>
+          <w:p>
+            <w:pPr>
+              <w:spacing w:after="0"/>
+              <w:rPr>
+                <w:sz w:val="20"/>
+                <w:szCs w:val="20"/>
+                <w:lang w:val="ru-RU"/>
+              </w:rPr>
+            </w:pPr>
+            <w:r>
+              <w:rPr>
+                <w:sz w:val="20"/>
+                <w:szCs w:val="20"/>
+                <w:lang w:val="ru-RU"/>
+              </w:rPr>
+              <w:t>Повышается</w:t>
+            </w:r>
+            <w:r>
+              <w:rPr>
+                <w:sz w:val="20"/>
+                <w:szCs w:val="20"/>
+              </w:rPr>
+              <w:t xml:space="preserve"> </w:t>
+            </w:r>
+            <w:r>
+              <w:rPr>
+                <w:sz w:val="20"/>
+                <w:szCs w:val="20"/>
+                <w:lang w:val="ru-RU"/>
+              </w:rPr>
+              <w:t>в</w:t>
+            </w:r>
+            <w:r>
+              <w:rPr>
+                <w:sz w:val="20"/>
+                <w:szCs w:val="20"/>
+              </w:rPr>
+              <w:t xml:space="preserve"> OCT (self-consistency, refinement), </w:t>
+            </w:r>
+            <w:r>
+              <w:rPr>
+                <w:sz w:val="20"/>
+                <w:szCs w:val="20"/>
+                <w:lang w:val="ru-RU"/>
+              </w:rPr>
+              <w:t>но</w:t>
+            </w:r>
+            <w:r>
+              <w:rPr>
+                <w:sz w:val="20"/>
+                <w:szCs w:val="20"/>
+              </w:rPr>
+              <w:t xml:space="preserve"> </w:t>
+            </w:r>
+            <w:r>
+              <w:rPr>
+                <w:sz w:val="20"/>
+                <w:szCs w:val="20"/>
+                <w:lang w:val="ru-RU"/>
+              </w:rPr>
+              <w:t>без</w:t>
+            </w:r>
+            <w:r>
+              <w:rPr>
+                <w:sz w:val="20"/>
+                <w:szCs w:val="20"/>
+              </w:rPr>
+              <w:t xml:space="preserve"> </w:t>
+            </w:r>
+            <w:r>
+              <w:rPr>
+                <w:sz w:val="20"/>
+                <w:szCs w:val="20"/>
+                <w:lang w:val="ru-RU"/>
+              </w:rPr>
+              <w:t>отката</w:t>
+            </w:r>
+          </w:p>
+        </w:tc>
+        <w:tc>
+          <w:tcPr>
+            <w:tcW w:w="4946" w:type="dxa"/>
+            <w:tcBorders>
+              <w:top w:val="single" w:sz="2" w:space="0" w:color="auto"/>
+              <w:left w:val="single" w:sz="2" w:space="0" w:color="auto"/>
+              <w:bottom w:val="single" w:sz="6" w:space="0" w:color="auto"/>
+              <w:right w:val="single" w:sz="6" w:space="0" w:color="auto"/>
+            </w:tcBorders>
+            <w:tcMar>
+              <w:top w:w="137" w:type="dxa"/>
+              <w:left w:w="120" w:type="dxa"/>
+              <w:bottom w:w="137" w:type="dxa"/>
+              <w:right w:w="120" w:type="dxa"/>
+            </w:tcMar>
+            <w:vAlign w:val="bottom"/>
+            <w:hideMark/>
+          </w:tcPr>
+          <w:p>
+            <w:pPr>
+              <w:spacing w:after="0"/>
+              <w:rPr>
+                <w:sz w:val="20"/>
+                <w:szCs w:val="20"/>
+                <w:lang w:val="ru-RU"/>
+              </w:rPr>
+            </w:pPr>
+            <w:r>
+              <w:rPr>
+                <w:sz w:val="20"/>
+                <w:szCs w:val="20"/>
+                <w:lang w:val="ru-RU"/>
+              </w:rPr>
+              <w:t>Высокая за счёт возможности переключаться между ветвями</w:t>
+            </w:r>
+          </w:p>
+        </w:tc>
+      </w:tr>
+      <w:tr>
+        <w:trPr>
+          <w:tblCellSpacing w:w="15" w:type="dxa"/>
+        </w:trPr>
+        <w:tc>
+          <w:tcPr>
+            <w:tcW w:w="2378" w:type="dxa"/>
+            <w:tcBorders>
+              <w:top w:val="single" w:sz="2" w:space="0" w:color="auto"/>
+              <w:left w:val="single" w:sz="2" w:space="0" w:color="auto"/>
+              <w:bottom w:val="single" w:sz="6" w:space="0" w:color="auto"/>
+              <w:right w:val="single" w:sz="6" w:space="0" w:color="auto"/>
+            </w:tcBorders>
+            <w:tcMar>
+              <w:top w:w="137" w:type="dxa"/>
+              <w:left w:w="120" w:type="dxa"/>
+              <w:bottom w:w="137" w:type="dxa"/>
+              <w:right w:w="120" w:type="dxa"/>
+            </w:tcMar>
+            <w:vAlign w:val="bottom"/>
+            <w:hideMark/>
+          </w:tcPr>
+          <w:p>
+            <w:pPr>
+              <w:spacing w:after="0"/>
+              <w:rPr>
+                <w:sz w:val="20"/>
+                <w:szCs w:val="20"/>
+                <w:lang w:val="ru-RU"/>
+              </w:rPr>
+            </w:pPr>
+            <w:r>
+              <w:rPr>
+                <w:sz w:val="20"/>
+                <w:szCs w:val="20"/>
+                <w:lang w:val="ru-RU"/>
+              </w:rPr>
+              <w:t>Вычислительная стоимость</w:t>
+            </w:r>
+          </w:p>
+        </w:tc>
+        <w:tc>
+          <w:tcPr>
+            <w:tcW w:w="3656" w:type="dxa"/>
+            <w:tcBorders>
+              <w:top w:val="single" w:sz="2" w:space="0" w:color="auto"/>
+              <w:left w:val="single" w:sz="2" w:space="0" w:color="auto"/>
+              <w:bottom w:val="single" w:sz="6" w:space="0" w:color="auto"/>
+              <w:right w:val="single" w:sz="6" w:space="0" w:color="auto"/>
+            </w:tcBorders>
+            <w:tcMar>
+              <w:top w:w="137" w:type="dxa"/>
+              <w:left w:w="120" w:type="dxa"/>
+              <w:bottom w:w="137" w:type="dxa"/>
+              <w:right w:w="120" w:type="dxa"/>
+            </w:tcMar>
+            <w:vAlign w:val="bottom"/>
+            <w:hideMark/>
+          </w:tcPr>
+          <w:p>
+            <w:pPr>
+              <w:spacing w:after="0"/>
+              <w:rPr>
+                <w:sz w:val="20"/>
+                <w:szCs w:val="20"/>
+                <w:lang w:val="ru-RU"/>
+              </w:rPr>
+            </w:pPr>
+            <w:r>
+              <w:rPr>
+                <w:sz w:val="20"/>
+                <w:szCs w:val="20"/>
+                <w:lang w:val="ru-RU"/>
+              </w:rPr>
+              <w:t>Низкая–средняя; число цепочек контролируемо</w:t>
+            </w:r>
+          </w:p>
+        </w:tc>
+        <w:tc>
+          <w:tcPr>
+            <w:tcW w:w="4946" w:type="dxa"/>
+            <w:tcBorders>
+              <w:top w:val="single" w:sz="2" w:space="0" w:color="auto"/>
+              <w:left w:val="single" w:sz="2" w:space="0" w:color="auto"/>
+              <w:bottom w:val="single" w:sz="6" w:space="0" w:color="auto"/>
+              <w:right w:val="single" w:sz="6" w:space="0" w:color="auto"/>
+            </w:tcBorders>
+            <w:tcMar>
+              <w:top w:w="137" w:type="dxa"/>
+              <w:left w:w="120" w:type="dxa"/>
+              <w:bottom w:w="137" w:type="dxa"/>
+              <w:right w:w="120" w:type="dxa"/>
+            </w:tcMar>
+            <w:vAlign w:val="bottom"/>
+            <w:hideMark/>
+          </w:tcPr>
+          <w:p>
+            <w:pPr>
+              <w:spacing w:after="0"/>
+              <w:rPr>
+                <w:sz w:val="20"/>
+                <w:szCs w:val="20"/>
+                <w:lang w:val="ru-RU"/>
+              </w:rPr>
+            </w:pPr>
+            <w:r>
+              <w:rPr>
+                <w:sz w:val="20"/>
+                <w:szCs w:val="20"/>
+                <w:lang w:val="ru-RU"/>
+              </w:rPr>
+              <w:t>Средняя–высокая; растёт с фактором ветвления и глубиной дерева</w:t>
+            </w:r>
+          </w:p>
+        </w:tc>
+      </w:tr>
+      <w:tr>
+        <w:trPr>
+          <w:tblCellSpacing w:w="15" w:type="dxa"/>
+        </w:trPr>
+        <w:tc>
+          <w:tcPr>
+            <w:tcW w:w="2378" w:type="dxa"/>
+            <w:tcBorders>
+              <w:top w:val="single" w:sz="2" w:space="0" w:color="auto"/>
+              <w:left w:val="single" w:sz="2" w:space="0" w:color="auto"/>
+              <w:bottom w:val="single" w:sz="6" w:space="0" w:color="auto"/>
+              <w:right w:val="single" w:sz="6" w:space="0" w:color="auto"/>
+            </w:tcBorders>
+            <w:tcMar>
+              <w:top w:w="137" w:type="dxa"/>
+              <w:left w:w="120" w:type="dxa"/>
+              <w:bottom w:w="137" w:type="dxa"/>
+              <w:right w:w="120" w:type="dxa"/>
+            </w:tcMar>
+            <w:vAlign w:val="bottom"/>
+            <w:hideMark/>
+          </w:tcPr>
+          <w:p>
+            <w:pPr>
+              <w:spacing w:after="0"/>
+              <w:rPr>
+                <w:sz w:val="20"/>
+                <w:szCs w:val="20"/>
+                <w:lang w:val="ru-RU"/>
+              </w:rPr>
+            </w:pPr>
+            <w:r>
+              <w:rPr>
+                <w:sz w:val="20"/>
+                <w:szCs w:val="20"/>
+                <w:lang w:val="ru-RU"/>
+              </w:rPr>
+              <w:t>Инженерная сложность</w:t>
+            </w:r>
+          </w:p>
+        </w:tc>
+        <w:tc>
+          <w:tcPr>
+            <w:tcW w:w="3656" w:type="dxa"/>
+            <w:tcBorders>
+              <w:top w:val="single" w:sz="2" w:space="0" w:color="auto"/>
+              <w:left w:val="single" w:sz="2" w:space="0" w:color="auto"/>
+              <w:bottom w:val="single" w:sz="6" w:space="0" w:color="auto"/>
+              <w:right w:val="single" w:sz="6" w:space="0" w:color="auto"/>
+            </w:tcBorders>
+            <w:tcMar>
+              <w:top w:w="137" w:type="dxa"/>
+              <w:left w:w="120" w:type="dxa"/>
+              <w:bottom w:w="137" w:type="dxa"/>
+              <w:right w:w="120" w:type="dxa"/>
+            </w:tcMar>
+            <w:vAlign w:val="bottom"/>
+            <w:hideMark/>
+          </w:tcPr>
+          <w:p>
+            <w:pPr>
+              <w:spacing w:after="0"/>
+              <w:rPr>
+                <w:sz w:val="20"/>
+                <w:szCs w:val="20"/>
+                <w:lang w:val="ru-RU"/>
+              </w:rPr>
+            </w:pPr>
+            <w:r>
+              <w:rPr>
+                <w:sz w:val="20"/>
+                <w:szCs w:val="20"/>
+                <w:lang w:val="ru-RU"/>
+              </w:rPr>
+              <w:t xml:space="preserve">Умеренная: </w:t>
+            </w:r>
+            <w:proofErr w:type="spellStart"/>
+            <w:r>
+              <w:rPr>
+                <w:sz w:val="20"/>
+                <w:szCs w:val="20"/>
+                <w:lang w:val="ru-RU"/>
+              </w:rPr>
+              <w:t>промпты</w:t>
+            </w:r>
+            <w:proofErr w:type="spellEnd"/>
+            <w:r>
+              <w:rPr>
+                <w:sz w:val="20"/>
+                <w:szCs w:val="20"/>
+                <w:lang w:val="ru-RU"/>
+              </w:rPr>
+              <w:t xml:space="preserve"> и, при необходимости, голосование по цепочкам</w:t>
+            </w:r>
+          </w:p>
+        </w:tc>
+        <w:tc>
+          <w:tcPr>
+            <w:tcW w:w="4946" w:type="dxa"/>
+            <w:tcBorders>
+              <w:top w:val="single" w:sz="2" w:space="0" w:color="auto"/>
+              <w:left w:val="single" w:sz="2" w:space="0" w:color="auto"/>
+              <w:bottom w:val="single" w:sz="6" w:space="0" w:color="auto"/>
+              <w:right w:val="single" w:sz="6" w:space="0" w:color="auto"/>
+            </w:tcBorders>
+            <w:tcMar>
+              <w:top w:w="137" w:type="dxa"/>
+              <w:left w:w="120" w:type="dxa"/>
+              <w:bottom w:w="137" w:type="dxa"/>
+              <w:right w:w="120" w:type="dxa"/>
+            </w:tcMar>
+            <w:vAlign w:val="bottom"/>
+            <w:hideMark/>
+          </w:tcPr>
+          <w:p>
+            <w:pPr>
+              <w:spacing w:after="0"/>
+              <w:rPr>
+                <w:sz w:val="20"/>
+                <w:szCs w:val="20"/>
+                <w:lang w:val="ru-RU"/>
+              </w:rPr>
+            </w:pPr>
+            <w:r>
+              <w:rPr>
+                <w:sz w:val="20"/>
+                <w:szCs w:val="20"/>
+                <w:lang w:val="ru-RU"/>
+              </w:rPr>
+              <w:t xml:space="preserve">Высокая: нужны </w:t>
+            </w:r>
+            <w:proofErr w:type="spellStart"/>
+            <w:r>
+              <w:rPr>
+                <w:sz w:val="20"/>
+                <w:szCs w:val="20"/>
+                <w:lang w:val="ru-RU"/>
+              </w:rPr>
+              <w:t>промпты</w:t>
+            </w:r>
+            <w:proofErr w:type="spellEnd"/>
+            <w:r>
+              <w:rPr>
+                <w:sz w:val="20"/>
+                <w:szCs w:val="20"/>
+                <w:lang w:val="ru-RU"/>
+              </w:rPr>
+              <w:t xml:space="preserve"> для генерации и оценки, логика поиска и отбора</w:t>
+            </w:r>
+          </w:p>
+        </w:tc>
+      </w:tr>
+      <w:tr>
+        <w:trPr>
+          <w:tblCellSpacing w:w="15" w:type="dxa"/>
+        </w:trPr>
+        <w:tc>
+          <w:tcPr>
+            <w:tcW w:w="2378" w:type="dxa"/>
+            <w:tcBorders>
+              <w:top w:val="single" w:sz="2" w:space="0" w:color="auto"/>
+              <w:left w:val="single" w:sz="2" w:space="0" w:color="auto"/>
+              <w:bottom w:val="single" w:sz="6" w:space="0" w:color="auto"/>
+              <w:right w:val="single" w:sz="6" w:space="0" w:color="auto"/>
+            </w:tcBorders>
+            <w:tcMar>
+              <w:top w:w="137" w:type="dxa"/>
+              <w:left w:w="120" w:type="dxa"/>
+              <w:bottom w:w="137" w:type="dxa"/>
+              <w:right w:w="120" w:type="dxa"/>
+            </w:tcMar>
+            <w:vAlign w:val="bottom"/>
+            <w:hideMark/>
+          </w:tcPr>
+          <w:p>
+            <w:pPr>
+              <w:spacing w:after="0"/>
+              <w:rPr>
+                <w:sz w:val="20"/>
+                <w:szCs w:val="20"/>
+                <w:lang w:val="ru-RU"/>
+              </w:rPr>
+            </w:pPr>
+            <w:r>
+              <w:rPr>
+                <w:sz w:val="20"/>
+                <w:szCs w:val="20"/>
+                <w:lang w:val="ru-RU"/>
+              </w:rPr>
+              <w:t>Интерпретируемость</w:t>
+            </w:r>
+          </w:p>
+        </w:tc>
+        <w:tc>
+          <w:tcPr>
+            <w:tcW w:w="3656" w:type="dxa"/>
+            <w:tcBorders>
+              <w:top w:val="single" w:sz="2" w:space="0" w:color="auto"/>
+              <w:left w:val="single" w:sz="2" w:space="0" w:color="auto"/>
+              <w:bottom w:val="single" w:sz="6" w:space="0" w:color="auto"/>
+              <w:right w:val="single" w:sz="6" w:space="0" w:color="auto"/>
+            </w:tcBorders>
+            <w:tcMar>
+              <w:top w:w="137" w:type="dxa"/>
+              <w:left w:w="120" w:type="dxa"/>
+              <w:bottom w:w="137" w:type="dxa"/>
+              <w:right w:w="120" w:type="dxa"/>
+            </w:tcMar>
+            <w:vAlign w:val="bottom"/>
+            <w:hideMark/>
+          </w:tcPr>
+          <w:p>
+            <w:pPr>
+              <w:spacing w:after="0"/>
+              <w:rPr>
+                <w:sz w:val="20"/>
+                <w:szCs w:val="20"/>
+                <w:lang w:val="ru-RU"/>
+              </w:rPr>
+            </w:pPr>
+            <w:r>
+              <w:rPr>
+                <w:sz w:val="20"/>
+                <w:szCs w:val="20"/>
+                <w:lang w:val="ru-RU"/>
+              </w:rPr>
+              <w:t>Высокая, цепочка легко читается и проверяется</w:t>
+            </w:r>
+          </w:p>
+        </w:tc>
+        <w:tc>
+          <w:tcPr>
+            <w:tcW w:w="4946" w:type="dxa"/>
+            <w:tcBorders>
+              <w:top w:val="single" w:sz="2" w:space="0" w:color="auto"/>
+              <w:left w:val="single" w:sz="2" w:space="0" w:color="auto"/>
+              <w:bottom w:val="single" w:sz="6" w:space="0" w:color="auto"/>
+              <w:right w:val="single" w:sz="6" w:space="0" w:color="auto"/>
+            </w:tcBorders>
+            <w:tcMar>
+              <w:top w:w="137" w:type="dxa"/>
+              <w:left w:w="120" w:type="dxa"/>
+              <w:bottom w:w="137" w:type="dxa"/>
+              <w:right w:w="120" w:type="dxa"/>
+            </w:tcMar>
+            <w:vAlign w:val="bottom"/>
+            <w:hideMark/>
+          </w:tcPr>
+          <w:p>
+            <w:pPr>
+              <w:spacing w:after="0"/>
+              <w:rPr>
+                <w:sz w:val="20"/>
+                <w:szCs w:val="20"/>
+                <w:lang w:val="ru-RU"/>
+              </w:rPr>
+            </w:pPr>
+            <w:r>
+              <w:rPr>
+                <w:sz w:val="20"/>
+                <w:szCs w:val="20"/>
+                <w:lang w:val="ru-RU"/>
+              </w:rPr>
+              <w:t>Высокая, но структура сложнее; требуется анализ дерева</w:t>
+            </w:r>
+          </w:p>
+        </w:tc>
+      </w:tr>
+    </w:tbl>
+    <w:p>
+      <w:pPr>
+        <w:spacing w:after="0"/>
+        <w:ind w:firstLine="709"/>
+        <w:rPr>
+          <w:b/>
+          <w:bCs/>
+          <w:lang w:val="ru-RU"/>
+        </w:rPr>
+      </w:pPr>
+    </w:p>
+    <w:p>
+      <w:pPr>
+        <w:spacing w:after="0"/>
+        <w:ind w:firstLine="709"/>
+        <w:rPr>
+          <w:b/>
+          <w:bCs/>
+          <w:lang w:val="ru-RU"/>
+        </w:rPr>
+      </w:pPr>
+      <w:r>
+        <w:rPr>
+          <w:b/>
+          <w:bCs/>
+          <w:lang w:val="ru-RU"/>
+        </w:rPr>
+        <w:lastRenderedPageBreak/>
+        <w:t>6.2. Типы задач и рациональный выбор стратегии</w:t>
+      </w:r>
+    </w:p>
+    <w:p>
+      <w:pPr>
+        <w:spacing w:after="0"/>
+        <w:ind w:firstLine="709"/>
+        <w:rPr>
+          <w:lang w:val="ru-RU"/>
+        </w:rPr>
+      </w:pPr>
+      <w:r>
+        <w:rPr>
+          <w:lang w:val="ru-RU"/>
+        </w:rPr>
+        <w:t>Полученные результаты указывают на рациональное разделение областей применения линейных и древовидных подходов.</w:t>
+      </w:r>
+    </w:p>
+    <w:p>
+      <w:pPr>
+        <w:spacing w:after="0"/>
+        <w:ind w:firstLine="709"/>
+      </w:pPr>
+      <w:r>
+        <w:rPr>
+          <w:lang w:val="ru-RU"/>
+        </w:rPr>
+        <w:t xml:space="preserve">Для задач, где структура решения близка к единственной «правильной» траектории и где важны быстродействие и простота интеграции (образовательные системы, типовые аналитические запросы, большое число коротких задач), достаточно использовать </w:t>
+      </w:r>
+      <w:proofErr w:type="spellStart"/>
+      <w:r>
+        <w:rPr>
+          <w:lang w:val="ru-RU"/>
+        </w:rPr>
+        <w:t>CoT</w:t>
+      </w:r>
+      <w:proofErr w:type="spellEnd"/>
+      <w:r>
+        <w:rPr>
+          <w:lang w:val="ru-RU"/>
+        </w:rPr>
+        <w:t xml:space="preserve"> или её оптимизированные версии.</w:t>
+      </w:r>
+    </w:p>
+    <w:p>
+      <w:pPr>
+        <w:spacing w:after="0"/>
+        <w:ind w:firstLine="709"/>
+      </w:pPr>
+    </w:p>
+    <w:p>
+      <w:pPr>
+        <w:spacing w:after="0"/>
+        <w:ind w:firstLine="709"/>
+        <w:rPr>
+          <w:lang w:val="ru-RU"/>
+        </w:rPr>
+      </w:pPr>
+      <w:r>
+        <w:rPr>
+          <w:lang w:val="ru-RU"/>
+        </w:rPr>
+        <w:t xml:space="preserve">В задачах с большим пространством стратегий, высокой ценой ошибки и потребностью исследовать несколько конкурирующих гипотез (планирование, сложные головоломки, творческое проектирование) целесообразно применять </w:t>
+      </w:r>
+      <w:proofErr w:type="spellStart"/>
+      <w:r>
+        <w:rPr>
+          <w:lang w:val="ru-RU"/>
+        </w:rPr>
+        <w:t>Tree-of-Thoughts</w:t>
+      </w:r>
+      <w:proofErr w:type="spellEnd"/>
+      <w:r>
+        <w:rPr>
+          <w:lang w:val="ru-RU"/>
+        </w:rPr>
+        <w:t xml:space="preserve"> либо его гибридные варианты с </w:t>
+      </w:r>
+      <w:proofErr w:type="spellStart"/>
+      <w:r>
+        <w:rPr>
+          <w:lang w:val="ru-RU"/>
+        </w:rPr>
+        <w:t>CoT</w:t>
+      </w:r>
+      <w:proofErr w:type="spellEnd"/>
+      <w:r>
+        <w:rPr>
+          <w:lang w:val="ru-RU"/>
+        </w:rPr>
+        <w:t>/OCT.</w:t>
+      </w:r>
+    </w:p>
+    <w:p>
+      <w:pPr>
+        <w:spacing w:after="0"/>
+        <w:ind w:firstLine="709"/>
+        <w:rPr>
+          <w:lang w:val="ru-RU"/>
+        </w:rPr>
+      </w:pPr>
+      <w:r>
+        <w:rPr>
+          <w:lang w:val="ru-RU"/>
+        </w:rPr>
+        <w:t>В таких сценариях дополнительная вычислительная и инженерная стоимость окупается выигрышем в качестве и устойчивости рассуждений.</w:t>
+      </w:r>
+    </w:p>
+    <w:p>
+      <w:pPr>
+        <w:spacing w:after="0"/>
+        <w:ind w:firstLine="709"/>
+        <w:rPr>
+          <w:lang w:val="ru-RU"/>
+        </w:rPr>
+      </w:pPr>
+    </w:p>
+    <w:p>
+      <w:pPr>
+        <w:spacing w:after="0"/>
+        <w:ind w:firstLine="709"/>
+        <w:rPr>
+          <w:b/>
+          <w:bCs/>
+          <w:lang w:val="ru-RU"/>
+        </w:rPr>
+      </w:pPr>
+      <w:r>
+        <w:rPr>
+          <w:b/>
+          <w:bCs/>
+          <w:lang w:val="ru-RU"/>
+        </w:rPr>
+        <w:t>6.3. Компромиссы и гибридные подходы</w:t>
+      </w:r>
+    </w:p>
+    <w:p>
+      <w:pPr>
+        <w:spacing w:after="0"/>
+        <w:ind w:firstLine="709"/>
+      </w:pPr>
+      <w:r>
+        <w:rPr>
+          <w:lang w:val="ru-RU"/>
+        </w:rPr>
+        <w:t>С точки зрения практических внедрений важнейшим вопросом становится настройка баланса между «глубиной размышлений» и ресурсными ограничениями.</w:t>
+      </w:r>
+    </w:p>
+    <w:p>
+      <w:pPr>
+        <w:spacing w:after="0"/>
+        <w:ind w:firstLine="709"/>
+      </w:pPr>
+    </w:p>
+    <w:p>
+      <w:pPr>
+        <w:spacing w:after="0"/>
+        <w:ind w:firstLine="709"/>
+        <w:rPr>
+          <w:lang w:val="ru-RU"/>
+        </w:rPr>
+      </w:pPr>
+      <w:r>
+        <w:rPr>
+          <w:b/>
+          <w:bCs/>
+          <w:lang w:val="ru-RU"/>
+        </w:rPr>
+        <w:t>Одним из перспективных направлений является адаптивный выбор стратегии:</w:t>
+      </w:r>
+      <w:r>
+        <w:rPr>
+          <w:lang w:val="ru-RU"/>
+        </w:rPr>
+        <w:t xml:space="preserve"> система стартует с линейной </w:t>
+      </w:r>
+      <w:proofErr w:type="spellStart"/>
+      <w:r>
+        <w:rPr>
+          <w:lang w:val="ru-RU"/>
+        </w:rPr>
+        <w:t>CoT</w:t>
+      </w:r>
+      <w:proofErr w:type="spellEnd"/>
+      <w:r>
+        <w:rPr>
+          <w:lang w:val="ru-RU"/>
+        </w:rPr>
+        <w:t xml:space="preserve">/OCT, а при обнаружении признаков сложности (неуверенность модели, </w:t>
+      </w:r>
+      <w:r>
+        <w:rPr>
+          <w:lang w:val="ru-RU"/>
+        </w:rPr>
+        <w:lastRenderedPageBreak/>
+        <w:t>противоречия в рассуждениях, расхождение цепочек) переключается на ограниченный древовидный поиск.</w:t>
+      </w:r>
+    </w:p>
+    <w:p>
+      <w:pPr>
+        <w:spacing w:after="0"/>
+        <w:ind w:firstLine="709"/>
+        <w:rPr>
+          <w:lang w:val="ru-RU"/>
+        </w:rPr>
+      </w:pPr>
+    </w:p>
+    <w:p>
+      <w:pPr>
+        <w:spacing w:after="0"/>
+        <w:ind w:firstLine="709"/>
+        <w:rPr>
+          <w:lang w:val="ru-RU"/>
+        </w:rPr>
+      </w:pPr>
+      <w:r>
+        <w:rPr>
+          <w:lang w:val="ru-RU"/>
+        </w:rPr>
+        <w:t xml:space="preserve">Другим направлением выступают гибридные схемы, в которых внутри узлов </w:t>
+      </w:r>
+      <w:proofErr w:type="spellStart"/>
+      <w:r>
+        <w:rPr>
+          <w:lang w:val="ru-RU"/>
+        </w:rPr>
+        <w:t>Tree-of-Thoughts</w:t>
+      </w:r>
+      <w:proofErr w:type="spellEnd"/>
+      <w:r>
+        <w:rPr>
+          <w:lang w:val="ru-RU"/>
+        </w:rPr>
+        <w:t xml:space="preserve"> используются уже оптимизированные </w:t>
+      </w:r>
+      <w:proofErr w:type="spellStart"/>
+      <w:r>
+        <w:rPr>
+          <w:lang w:val="ru-RU"/>
+        </w:rPr>
+        <w:t>CoT</w:t>
+      </w:r>
+      <w:proofErr w:type="spellEnd"/>
+      <w:r>
+        <w:rPr>
+          <w:lang w:val="ru-RU"/>
+        </w:rPr>
+        <w:noBreakHyphen/>
+        <w:t xml:space="preserve">траектории вместо «сырых» мыслей, что позволяет объединять преимущества OCT и </w:t>
+      </w:r>
+      <w:proofErr w:type="spellStart"/>
+      <w:r>
+        <w:rPr>
+          <w:lang w:val="ru-RU"/>
+        </w:rPr>
+        <w:t>ToT</w:t>
+      </w:r>
+      <w:proofErr w:type="spellEnd"/>
+      <w:r>
+        <w:rPr>
+          <w:lang w:val="ru-RU"/>
+        </w:rPr>
+        <w:t>. Такие комбинации открывают возможность более эффективного использования ресурсов, сохраняя при этом высокий потенциал качества в сложных задачах.</w:t>
+      </w:r>
+    </w:p>
+    <w:p>
+      <w:pPr>
+        <w:spacing w:line="278" w:lineRule="auto"/>
+        <w:jc w:val="left"/>
+        <w:rPr>
+          <w:lang w:val="ru-RU"/>
+        </w:rPr>
+      </w:pPr>
+      <w:r>
+        <w:rPr>
+          <w:lang w:val="ru-RU"/>
+        </w:rPr>
+        <w:br w:type="page"/>
+      </w:r>
+    </w:p>
+    <w:p>
+      <w:pPr>
         <w:pStyle w:val="1"/>
-        <w:rPr>
-          <w:lang w:val="ru-RU"/>
-        </w:rPr>
       </w:pPr>
       <w:bookmarkStart w:id="6" w:name="_Toc216465013"/>
       <w:bookmarkStart w:id="7" w:name="_Toc216470559"/>
@@ -6286,33 +11712,424 @@
     </w:p>
     <w:p>
       <w:pPr>
+        <w:pStyle w:val="1"/>
+        <w:jc w:val="both"/>
+      </w:pPr>
+    </w:p>
+    <w:p>
+      <w:pPr>
         <w:spacing w:after="0"/>
         <w:ind w:firstLine="709"/>
         <w:rPr>
           <w:lang w:val="ru-RU"/>
         </w:rPr>
       </w:pPr>
-    </w:p>
-    <w:p>
-      <w:pPr>
-        <w:spacing w:line="278" w:lineRule="auto"/>
-        <w:rPr>
-          <w:rFonts w:eastAsia="Times New Roman"/>
-          <w:caps/>
-          <w:color w:val="auto"/>
-          <w:lang w:val="ru-RU"/>
-        </w:rPr>
-      </w:pPr>
-      <w:r>
-        <w:rPr>
-          <w:rFonts w:eastAsia="Times New Roman"/>
-          <w:b/>
-          <w:bCs/>
-          <w:caps/>
-          <w:color w:val="auto"/>
-          <w:lang w:val="ru-RU"/>
-        </w:rPr>
-        <w:br w:type="page"/>
+      <w:r>
+        <w:rPr>
+          <w:lang w:val="ru-RU"/>
+        </w:rPr>
+        <w:t xml:space="preserve">В работе выполнен систематический сравнительный анализ линейных и древовидных стратегий рассуждений в современных больших языковых моделях, представленных оптимизированной </w:t>
+      </w:r>
+      <w:proofErr w:type="spellStart"/>
+      <w:r>
+        <w:rPr>
+          <w:lang w:val="ru-RU"/>
+        </w:rPr>
+        <w:t>Chain-of-Thought</w:t>
+      </w:r>
+      <w:proofErr w:type="spellEnd"/>
+      <w:r>
+        <w:rPr>
+          <w:lang w:val="ru-RU"/>
+        </w:rPr>
+        <w:t xml:space="preserve"> (</w:t>
+      </w:r>
+      <w:proofErr w:type="spellStart"/>
+      <w:r>
+        <w:rPr>
+          <w:lang w:val="ru-RU"/>
+        </w:rPr>
+        <w:t>CoT</w:t>
+      </w:r>
+      <w:proofErr w:type="spellEnd"/>
+      <w:r>
+        <w:rPr>
+          <w:lang w:val="ru-RU"/>
+        </w:rPr>
+        <w:t xml:space="preserve">/OCT) и </w:t>
+      </w:r>
+      <w:proofErr w:type="spellStart"/>
+      <w:r>
+        <w:rPr>
+          <w:lang w:val="ru-RU"/>
+        </w:rPr>
+        <w:t>Tree-of-Thoughts</w:t>
+      </w:r>
+      <w:proofErr w:type="spellEnd"/>
+      <w:r>
+        <w:rPr>
+          <w:lang w:val="ru-RU"/>
+        </w:rPr>
+        <w:t xml:space="preserve"> (</w:t>
+      </w:r>
+      <w:proofErr w:type="spellStart"/>
+      <w:r>
+        <w:rPr>
+          <w:lang w:val="ru-RU"/>
+        </w:rPr>
+        <w:t>ToT</w:t>
+      </w:r>
+      <w:proofErr w:type="spellEnd"/>
+      <w:r>
+        <w:rPr>
+          <w:lang w:val="ru-RU"/>
+        </w:rPr>
+        <w:t>).</w:t>
+      </w:r>
+    </w:p>
+    <w:p>
+      <w:pPr>
+        <w:spacing w:after="0"/>
+        <w:ind w:firstLine="709"/>
+        <w:rPr>
+          <w:lang w:val="ru-RU"/>
+        </w:rPr>
+      </w:pPr>
+      <w:r>
+        <w:rPr>
+          <w:lang w:val="ru-RU"/>
+        </w:rPr>
+        <w:t>Показано, что выбор стратегии существенно влияет на баланс между качеством решений, устойчивостью рассуждений, вычислительной стоимостью и сложностью интеграции в прикладные ИИ</w:t>
+      </w:r>
+      <w:r>
+        <w:rPr>
+          <w:lang w:val="ru-RU"/>
+        </w:rPr>
+        <w:noBreakHyphen/>
+        <w:t>системы.</w:t>
+      </w:r>
+    </w:p>
+    <w:p>
+      <w:pPr>
+        <w:spacing w:after="0"/>
+        <w:ind w:firstLine="709"/>
+        <w:rPr>
+          <w:lang w:val="ru-RU"/>
+        </w:rPr>
+      </w:pPr>
+      <w:r>
+        <w:rPr>
+          <w:lang w:val="ru-RU"/>
+        </w:rPr>
+        <w:t xml:space="preserve">Линейные подходы, основанные на </w:t>
+      </w:r>
+      <w:proofErr w:type="spellStart"/>
+      <w:r>
+        <w:rPr>
+          <w:lang w:val="ru-RU"/>
+        </w:rPr>
+        <w:t>Chain-of-Thought</w:t>
+      </w:r>
+      <w:proofErr w:type="spellEnd"/>
+      <w:r>
+        <w:rPr>
+          <w:lang w:val="ru-RU"/>
+        </w:rPr>
+        <w:t xml:space="preserve"> и её оптимизированных модификациях, продемонстрировали высокую эффективность в задачах с относительно узким пространством решений и естественной пошаговой структурой вывода, таких как математические текстовые задачи, логические головоломки умеренной сложности и последовательный анализ данных.</w:t>
+      </w:r>
+    </w:p>
+    <w:p>
+      <w:pPr>
+        <w:spacing w:after="0"/>
+        <w:ind w:firstLine="709"/>
+        <w:rPr>
+          <w:lang w:val="ru-RU"/>
+        </w:rPr>
+      </w:pPr>
+      <w:r>
+        <w:rPr>
+          <w:lang w:val="ru-RU"/>
+        </w:rPr>
+        <w:t xml:space="preserve">Оптимизированные схемы </w:t>
+      </w:r>
+      <w:proofErr w:type="spellStart"/>
+      <w:r>
+        <w:rPr>
+          <w:lang w:val="ru-RU"/>
+        </w:rPr>
+        <w:t>CoT</w:t>
+      </w:r>
+      <w:proofErr w:type="spellEnd"/>
+      <w:r>
+        <w:rPr>
+          <w:lang w:val="ru-RU"/>
+        </w:rPr>
+        <w:t xml:space="preserve">/OCT за счёт дистилляции рассуждений, обучения на высококачественных траекториях и эвристик </w:t>
+      </w:r>
+      <w:proofErr w:type="spellStart"/>
+      <w:r>
+        <w:rPr>
+          <w:lang w:val="ru-RU"/>
+        </w:rPr>
+        <w:t>self-consistency</w:t>
+      </w:r>
+      <w:proofErr w:type="spellEnd"/>
+      <w:r>
+        <w:rPr>
+          <w:lang w:val="ru-RU"/>
+        </w:rPr>
+        <w:t xml:space="preserve"> и </w:t>
+      </w:r>
+      <w:proofErr w:type="spellStart"/>
+      <w:r>
+        <w:rPr>
+          <w:lang w:val="ru-RU"/>
+        </w:rPr>
+        <w:t>self</w:t>
+      </w:r>
+      <w:r>
+        <w:rPr>
+          <w:lang w:val="ru-RU"/>
+        </w:rPr>
+        <w:noBreakHyphen/>
+        <w:t>refinement</w:t>
+      </w:r>
+      <w:proofErr w:type="spellEnd"/>
+      <w:r>
+        <w:rPr>
+          <w:lang w:val="ru-RU"/>
+        </w:rPr>
+        <w:t xml:space="preserve"> позволяют повысить надёжность и точность выводов, сохраняя при этом умеренные требования к вычислительным ресурсам и инфраструктуре.</w:t>
+      </w:r>
+    </w:p>
+    <w:p>
+      <w:pPr>
+        <w:spacing w:after="0"/>
+        <w:ind w:firstLine="709"/>
+        <w:rPr>
+          <w:lang w:val="ru-RU"/>
+        </w:rPr>
+      </w:pPr>
+      <w:r>
+        <w:rPr>
+          <w:lang w:val="ru-RU"/>
+        </w:rPr>
+        <w:t xml:space="preserve">Древовидная стратегия </w:t>
+      </w:r>
+      <w:proofErr w:type="spellStart"/>
+      <w:r>
+        <w:rPr>
+          <w:lang w:val="ru-RU"/>
+        </w:rPr>
+        <w:t>Tree-of-Thoughts</w:t>
+      </w:r>
+      <w:proofErr w:type="spellEnd"/>
+      <w:r>
+        <w:rPr>
+          <w:lang w:val="ru-RU"/>
+        </w:rPr>
+        <w:t xml:space="preserve"> показала преимущества в задачах с богатым пространством состояний и множеством конкурирующих планов, где критично систематическое исследование альтернативных гипотез и наличие механизма отката к ранним состояниям рассуждений.</w:t>
+      </w:r>
+    </w:p>
+    <w:p>
+      <w:pPr>
+        <w:spacing w:after="0"/>
+        <w:ind w:firstLine="709"/>
+        <w:rPr>
+          <w:lang w:val="ru-RU"/>
+        </w:rPr>
+      </w:pPr>
+      <w:r>
+        <w:rPr>
+          <w:lang w:val="ru-RU"/>
+        </w:rPr>
+        <w:lastRenderedPageBreak/>
+        <w:t xml:space="preserve">За счёт явного ветвления мыслей, разделения генерации и оценки ветвей и использования классических алгоритмов поиска </w:t>
+      </w:r>
+      <w:proofErr w:type="spellStart"/>
+      <w:r>
+        <w:rPr>
+          <w:lang w:val="ru-RU"/>
+        </w:rPr>
+        <w:t>ToT</w:t>
+      </w:r>
+      <w:proofErr w:type="spellEnd"/>
+      <w:r>
+        <w:rPr>
+          <w:lang w:val="ru-RU"/>
+        </w:rPr>
+        <w:t xml:space="preserve"> повышает устойчивость к локальным ошибкам и позволяет получать более качественные решения в сложных комбинаторных, планировочных и творческих задачах, однако ценой существенно возросшей вычислительной и инженерной сложности.</w:t>
+      </w:r>
+    </w:p>
+    <w:p>
+      <w:pPr>
+        <w:spacing w:after="0"/>
+        <w:ind w:firstLine="709"/>
+        <w:rPr>
+          <w:lang w:val="ru-RU"/>
+        </w:rPr>
+      </w:pPr>
+    </w:p>
+    <w:p>
+      <w:pPr>
+        <w:spacing w:after="0"/>
+        <w:ind w:firstLine="709"/>
+        <w:rPr>
+          <w:b/>
+          <w:bCs/>
+          <w:lang w:val="ru-RU"/>
+        </w:rPr>
+      </w:pPr>
+      <w:r>
+        <w:rPr>
+          <w:b/>
+          <w:bCs/>
+          <w:lang w:val="ru-RU"/>
+        </w:rPr>
+        <w:t>На основе проведённого анализа можно сформулировать следующие ключевые выводы и практические рекомендации</w:t>
+      </w:r>
+      <w:r>
+        <w:rPr>
+          <w:b/>
+          <w:bCs/>
+          <w:lang w:val="ru-RU"/>
+        </w:rPr>
+        <w:t>:</w:t>
+      </w:r>
+    </w:p>
+    <w:p>
+      <w:pPr>
+        <w:numPr>
+          <w:ilvl w:val="0"/>
+          <w:numId w:val="63"/>
+        </w:numPr>
+        <w:spacing w:after="0"/>
+        <w:ind w:left="0" w:firstLine="709"/>
+        <w:rPr>
+          <w:lang w:val="ru-RU"/>
+        </w:rPr>
+      </w:pPr>
+      <w:r>
+        <w:rPr>
+          <w:lang w:val="ru-RU"/>
+        </w:rPr>
+        <w:t xml:space="preserve">Для массовых, </w:t>
+      </w:r>
+      <w:proofErr w:type="spellStart"/>
+      <w:r>
+        <w:rPr>
+          <w:lang w:val="ru-RU"/>
+        </w:rPr>
+        <w:t>ресурсоограниченных</w:t>
+      </w:r>
+      <w:proofErr w:type="spellEnd"/>
+      <w:r>
+        <w:rPr>
+          <w:lang w:val="ru-RU"/>
+        </w:rPr>
+        <w:t xml:space="preserve"> и типовых задач, где достаточна одна хорошо структурированная траектория рассуждений, целесообразно использовать </w:t>
+      </w:r>
+      <w:proofErr w:type="spellStart"/>
+      <w:r>
+        <w:rPr>
+          <w:lang w:val="ru-RU"/>
+        </w:rPr>
+        <w:t>CoT</w:t>
+      </w:r>
+      <w:proofErr w:type="spellEnd"/>
+      <w:r>
+        <w:rPr>
+          <w:lang w:val="ru-RU"/>
+        </w:rPr>
+        <w:t xml:space="preserve"> и её оптимизированные варианты как базовый инструмент.</w:t>
+      </w:r>
+    </w:p>
+    <w:p>
+      <w:pPr>
+        <w:numPr>
+          <w:ilvl w:val="0"/>
+          <w:numId w:val="63"/>
+        </w:numPr>
+        <w:spacing w:after="0"/>
+        <w:ind w:left="0" w:firstLine="709"/>
+        <w:rPr>
+          <w:lang w:val="ru-RU"/>
+        </w:rPr>
+      </w:pPr>
+      <w:r>
+        <w:rPr>
+          <w:lang w:val="ru-RU"/>
+        </w:rPr>
+        <w:t xml:space="preserve">Для задач с большим пространством решений, высокой ценой ошибки и выраженной необходимостью перебора стратегий предпочтительно применять </w:t>
+      </w:r>
+      <w:proofErr w:type="spellStart"/>
+      <w:r>
+        <w:rPr>
+          <w:lang w:val="ru-RU"/>
+        </w:rPr>
+        <w:t>Tree-of-Thoughts</w:t>
+      </w:r>
+      <w:proofErr w:type="spellEnd"/>
+      <w:r>
+        <w:rPr>
+          <w:lang w:val="ru-RU"/>
+        </w:rPr>
+        <w:t xml:space="preserve"> или гибридные схемы, комбинирующие OCT и ограниченный древовидный поиск.</w:t>
+      </w:r>
+    </w:p>
+    <w:p>
+      <w:pPr>
+        <w:numPr>
+          <w:ilvl w:val="0"/>
+          <w:numId w:val="63"/>
+        </w:numPr>
+        <w:spacing w:after="0"/>
+        <w:ind w:left="0" w:firstLine="709"/>
+        <w:rPr>
+          <w:lang w:val="ru-RU"/>
+        </w:rPr>
+      </w:pPr>
+      <w:r>
+        <w:rPr>
+          <w:lang w:val="ru-RU"/>
+        </w:rPr>
+        <w:t xml:space="preserve">Перспективным направлением развития является адаптивный выбор стратегии рассуждений в зависимости от характеристик задачи и поведения модели, а также дальнейшая оптимизация ресурсной эффективности </w:t>
+      </w:r>
+      <w:proofErr w:type="spellStart"/>
+      <w:r>
+        <w:rPr>
+          <w:lang w:val="ru-RU"/>
+        </w:rPr>
+        <w:t>ToT</w:t>
+      </w:r>
+      <w:proofErr w:type="spellEnd"/>
+      <w:r>
+        <w:rPr>
+          <w:lang w:val="ru-RU"/>
+        </w:rPr>
+        <w:noBreakHyphen/>
+        <w:t>подходов.</w:t>
+      </w:r>
+    </w:p>
+    <w:p>
+      <w:pPr>
+        <w:spacing w:after="0"/>
+        <w:ind w:firstLine="709"/>
+        <w:rPr>
+          <w:lang w:val="ru-RU"/>
+        </w:rPr>
+      </w:pPr>
+    </w:p>
+    <w:p>
+      <w:pPr>
+        <w:spacing w:after="0"/>
+        <w:ind w:firstLine="709"/>
+      </w:pPr>
+      <w:r>
+        <w:rPr>
+          <w:lang w:val="ru-RU"/>
+        </w:rPr>
+        <w:t>Полученные результаты подчёркивают, что дальнейший прогресс в области объяснимого и надёжного искусственного интеллекта связан не только с улучшением архитектур LLM, но и с развитием специализированных стратегий организации рассуждений и их гибридных комбинаций.</w:t>
       </w:r>
     </w:p>
     <w:p>
@@ -7105,7 +12922,14 @@
           <w:bCs/>
           <w:lang w:val="ru-RU"/>
         </w:rPr>
-        <w:t>© Дуплей М.И., 2025</w:t>
+        <w:t>© Дуплей М.И., 202</w:t>
+      </w:r>
+      <w:r>
+        <w:rPr>
+          <w:b/>
+          <w:bCs/>
+        </w:rPr>
+        <w:t>6</w:t>
       </w:r>
     </w:p>
     <w:sectPr>
@@ -8072,6 +13896,119 @@
     </w:lvl>
   </w:abstractNum>
   <w:abstractNum w:abstractNumId="7" w15:restartNumberingAfterBreak="0">
+    <w:nsid w:val="08D86BE6"/>
+    <w:multiLevelType w:val="multilevel"/>
+    <w:tmpl w:val="527E12F8"/>
+    <w:lvl w:ilvl="0">
+      <w:start w:val="1"/>
+      <w:numFmt w:val="decimal"/>
+      <w:lvlText w:val="%1."/>
+      <w:lvlJc w:val="left"/>
+      <w:pPr>
+        <w:tabs>
+          <w:tab w:val="num" w:pos="720"/>
+        </w:tabs>
+        <w:ind w:left="720" w:hanging="360"/>
+      </w:pPr>
+    </w:lvl>
+    <w:lvl w:ilvl="1" w:tentative="1">
+      <w:start w:val="1"/>
+      <w:numFmt w:val="decimal"/>
+      <w:lvlText w:val="%2."/>
+      <w:lvlJc w:val="left"/>
+      <w:pPr>
+        <w:tabs>
+          <w:tab w:val="num" w:pos="1440"/>
+        </w:tabs>
+        <w:ind w:left="1440" w:hanging="360"/>
+      </w:pPr>
+    </w:lvl>
+    <w:lvl w:ilvl="2" w:tentative="1">
+      <w:start w:val="1"/>
+      <w:numFmt w:val="decimal"/>
+      <w:lvlText w:val="%3."/>
+      <w:lvlJc w:val="left"/>
+      <w:pPr>
+        <w:tabs>
+          <w:tab w:val="num" w:pos="2160"/>
+        </w:tabs>
+        <w:ind w:left="2160" w:hanging="360"/>
+      </w:pPr>
+    </w:lvl>
+    <w:lvl w:ilvl="3" w:tentative="1">
+      <w:start w:val="1"/>
+      <w:numFmt w:val="decimal"/>
+      <w:lvlText w:val="%4."/>
+      <w:lvlJc w:val="left"/>
+      <w:pPr>
+        <w:tabs>
+          <w:tab w:val="num" w:pos="2880"/>
+        </w:tabs>
+        <w:ind w:left="2880" w:hanging="360"/>
+      </w:pPr>
+    </w:lvl>
+    <w:lvl w:ilvl="4" w:tentative="1">
+      <w:start w:val="1"/>
+      <w:numFmt w:val="decimal"/>
+      <w:lvlText w:val="%5."/>
+      <w:lvlJc w:val="left"/>
+      <w:pPr>
+        <w:tabs>
+          <w:tab w:val="num" w:pos="3600"/>
+        </w:tabs>
+        <w:ind w:left="3600" w:hanging="360"/>
+      </w:pPr>
+    </w:lvl>
+    <w:lvl w:ilvl="5" w:tentative="1">
+      <w:start w:val="1"/>
+      <w:numFmt w:val="decimal"/>
+      <w:lvlText w:val="%6."/>
+      <w:lvlJc w:val="left"/>
+      <w:pPr>
+        <w:tabs>
+          <w:tab w:val="num" w:pos="4320"/>
+        </w:tabs>
+        <w:ind w:left="4320" w:hanging="360"/>
+      </w:pPr>
+    </w:lvl>
+    <w:lvl w:ilvl="6" w:tentative="1">
+      <w:start w:val="1"/>
+      <w:numFmt w:val="decimal"/>
+      <w:lvlText w:val="%7."/>
+      <w:lvlJc w:val="left"/>
+      <w:pPr>
+        <w:tabs>
+          <w:tab w:val="num" w:pos="5040"/>
+        </w:tabs>
+        <w:ind w:left="5040" w:hanging="360"/>
+      </w:pPr>
+    </w:lvl>
+    <w:lvl w:ilvl="7" w:tentative="1">
+      <w:start w:val="1"/>
+      <w:numFmt w:val="decimal"/>
+      <w:lvlText w:val="%8."/>
+      <w:lvlJc w:val="left"/>
+      <w:pPr>
+        <w:tabs>
+          <w:tab w:val="num" w:pos="5760"/>
+        </w:tabs>
+        <w:ind w:left="5760" w:hanging="360"/>
+      </w:pPr>
+    </w:lvl>
+    <w:lvl w:ilvl="8" w:tentative="1">
+      <w:start w:val="1"/>
+      <w:numFmt w:val="decimal"/>
+      <w:lvlText w:val="%9."/>
+      <w:lvlJc w:val="left"/>
+      <w:pPr>
+        <w:tabs>
+          <w:tab w:val="num" w:pos="6480"/>
+        </w:tabs>
+        <w:ind w:left="6480" w:hanging="360"/>
+      </w:pPr>
+    </w:lvl>
+  </w:abstractNum>
+  <w:abstractNum w:abstractNumId="8" w15:restartNumberingAfterBreak="0">
     <w:nsid w:val="0AA33CC6"/>
     <w:multiLevelType w:val="multilevel"/>
     <w:tmpl w:val="65ACD6EA"/>
@@ -8220,7 +14157,7 @@
       </w:rPr>
     </w:lvl>
   </w:abstractNum>
-  <w:abstractNum w:abstractNumId="8" w15:restartNumberingAfterBreak="0">
+  <w:abstractNum w:abstractNumId="9" w15:restartNumberingAfterBreak="0">
     <w:nsid w:val="0BB561EA"/>
     <w:multiLevelType w:val="multilevel"/>
     <w:tmpl w:val="335CA59E"/>
@@ -8369,7 +14306,7 @@
       </w:rPr>
     </w:lvl>
   </w:abstractNum>
-  <w:abstractNum w:abstractNumId="9" w15:restartNumberingAfterBreak="0">
+  <w:abstractNum w:abstractNumId="10" w15:restartNumberingAfterBreak="0">
     <w:nsid w:val="13AB3137"/>
     <w:multiLevelType w:val="multilevel"/>
     <w:tmpl w:val="8D4E8F9A"/>
@@ -8482,7 +14419,7 @@
       </w:pPr>
     </w:lvl>
   </w:abstractNum>
-  <w:abstractNum w:abstractNumId="10" w15:restartNumberingAfterBreak="0">
+  <w:abstractNum w:abstractNumId="11" w15:restartNumberingAfterBreak="0">
     <w:nsid w:val="16BC60DC"/>
     <w:multiLevelType w:val="multilevel"/>
     <w:tmpl w:val="6C100A9C"/>
@@ -8631,7 +14568,7 @@
       </w:rPr>
     </w:lvl>
   </w:abstractNum>
-  <w:abstractNum w:abstractNumId="11" w15:restartNumberingAfterBreak="0">
+  <w:abstractNum w:abstractNumId="12" w15:restartNumberingAfterBreak="0">
     <w:nsid w:val="19E060B9"/>
     <w:multiLevelType w:val="multilevel"/>
     <w:tmpl w:val="E8EE8C42"/>
@@ -8744,7 +14681,7 @@
       </w:pPr>
     </w:lvl>
   </w:abstractNum>
-  <w:abstractNum w:abstractNumId="12" w15:restartNumberingAfterBreak="0">
+  <w:abstractNum w:abstractNumId="13" w15:restartNumberingAfterBreak="0">
     <w:nsid w:val="19E934B2"/>
     <w:multiLevelType w:val="multilevel"/>
     <w:tmpl w:val="795AD7BC"/>
@@ -8857,7 +14794,7 @@
       </w:pPr>
     </w:lvl>
   </w:abstractNum>
-  <w:abstractNum w:abstractNumId="13" w15:restartNumberingAfterBreak="0">
+  <w:abstractNum w:abstractNumId="14" w15:restartNumberingAfterBreak="0">
     <w:nsid w:val="1B94401B"/>
     <w:multiLevelType w:val="multilevel"/>
     <w:tmpl w:val="322E6FF0"/>
@@ -9006,7 +14943,305 @@
       </w:rPr>
     </w:lvl>
   </w:abstractNum>
-  <w:abstractNum w:abstractNumId="14" w15:restartNumberingAfterBreak="0">
+  <w:abstractNum w:abstractNumId="15" w15:restartNumberingAfterBreak="0">
+    <w:nsid w:val="1BA83B84"/>
+    <w:multiLevelType w:val="multilevel"/>
+    <w:tmpl w:val="0492D492"/>
+    <w:lvl w:ilvl="0">
+      <w:start w:val="1"/>
+      <w:numFmt w:val="bullet"/>
+      <w:lvlText w:val=""/>
+      <w:lvlJc w:val="left"/>
+      <w:pPr>
+        <w:tabs>
+          <w:tab w:val="num" w:pos="720"/>
+        </w:tabs>
+        <w:ind w:left="720" w:hanging="360"/>
+      </w:pPr>
+      <w:rPr>
+        <w:rFonts w:ascii="Symbol" w:hAnsi="Symbol" w:hint="default"/>
+        <w:sz w:val="20"/>
+      </w:rPr>
+    </w:lvl>
+    <w:lvl w:ilvl="1" w:tentative="1">
+      <w:start w:val="1"/>
+      <w:numFmt w:val="bullet"/>
+      <w:lvlText w:val=""/>
+      <w:lvlJc w:val="left"/>
+      <w:pPr>
+        <w:tabs>
+          <w:tab w:val="num" w:pos="1440"/>
+        </w:tabs>
+        <w:ind w:left="1440" w:hanging="360"/>
+      </w:pPr>
+      <w:rPr>
+        <w:rFonts w:ascii="Symbol" w:hAnsi="Symbol" w:hint="default"/>
+        <w:sz w:val="20"/>
+      </w:rPr>
+    </w:lvl>
+    <w:lvl w:ilvl="2" w:tentative="1">
+      <w:start w:val="1"/>
+      <w:numFmt w:val="bullet"/>
+      <w:lvlText w:val=""/>
+      <w:lvlJc w:val="left"/>
+      <w:pPr>
+        <w:tabs>
+          <w:tab w:val="num" w:pos="2160"/>
+        </w:tabs>
+        <w:ind w:left="2160" w:hanging="360"/>
+      </w:pPr>
+      <w:rPr>
+        <w:rFonts w:ascii="Symbol" w:hAnsi="Symbol" w:hint="default"/>
+        <w:sz w:val="20"/>
+      </w:rPr>
+    </w:lvl>
+    <w:lvl w:ilvl="3" w:tentative="1">
+      <w:start w:val="1"/>
+      <w:numFmt w:val="bullet"/>
+      <w:lvlText w:val=""/>
+      <w:lvlJc w:val="left"/>
+      <w:pPr>
+        <w:tabs>
+          <w:tab w:val="num" w:pos="2880"/>
+        </w:tabs>
+        <w:ind w:left="2880" w:hanging="360"/>
+      </w:pPr>
+      <w:rPr>
+        <w:rFonts w:ascii="Symbol" w:hAnsi="Symbol" w:hint="default"/>
+        <w:sz w:val="20"/>
+      </w:rPr>
+    </w:lvl>
+    <w:lvl w:ilvl="4" w:tentative="1">
+      <w:start w:val="1"/>
+      <w:numFmt w:val="bullet"/>
+      <w:lvlText w:val=""/>
+      <w:lvlJc w:val="left"/>
+      <w:pPr>
+        <w:tabs>
+          <w:tab w:val="num" w:pos="3600"/>
+        </w:tabs>
+        <w:ind w:left="3600" w:hanging="360"/>
+      </w:pPr>
+      <w:rPr>
+        <w:rFonts w:ascii="Symbol" w:hAnsi="Symbol" w:hint="default"/>
+        <w:sz w:val="20"/>
+      </w:rPr>
+    </w:lvl>
+    <w:lvl w:ilvl="5" w:tentative="1">
+      <w:start w:val="1"/>
+      <w:numFmt w:val="bullet"/>
+      <w:lvlText w:val=""/>
+      <w:lvlJc w:val="left"/>
+      <w:pPr>
+        <w:tabs>
+          <w:tab w:val="num" w:pos="4320"/>
+        </w:tabs>
+        <w:ind w:left="4320" w:hanging="360"/>
+      </w:pPr>
+      <w:rPr>
+        <w:rFonts w:ascii="Symbol" w:hAnsi="Symbol" w:hint="default"/>
+        <w:sz w:val="20"/>
+      </w:rPr>
+    </w:lvl>
+    <w:lvl w:ilvl="6" w:tentative="1">
+      <w:start w:val="1"/>
+      <w:numFmt w:val="bullet"/>
+      <w:lvlText w:val=""/>
+      <w:lvlJc w:val="left"/>
+      <w:pPr>
+        <w:tabs>
+          <w:tab w:val="num" w:pos="5040"/>
+        </w:tabs>
+        <w:ind w:left="5040" w:hanging="360"/>
+      </w:pPr>
+      <w:rPr>
+        <w:rFonts w:ascii="Symbol" w:hAnsi="Symbol" w:hint="default"/>
+        <w:sz w:val="20"/>
+      </w:rPr>
+    </w:lvl>
+    <w:lvl w:ilvl="7" w:tentative="1">
+      <w:start w:val="1"/>
+      <w:numFmt w:val="bullet"/>
+      <w:lvlText w:val=""/>
+      <w:lvlJc w:val="left"/>
+      <w:pPr>
+        <w:tabs>
+          <w:tab w:val="num" w:pos="5760"/>
+        </w:tabs>
+        <w:ind w:left="5760" w:hanging="360"/>
+      </w:pPr>
+      <w:rPr>
+        <w:rFonts w:ascii="Symbol" w:hAnsi="Symbol" w:hint="default"/>
+        <w:sz w:val="20"/>
+      </w:rPr>
+    </w:lvl>
+    <w:lvl w:ilvl="8" w:tentative="1">
+      <w:start w:val="1"/>
+      <w:numFmt w:val="bullet"/>
+      <w:lvlText w:val=""/>
+      <w:lvlJc w:val="left"/>
+      <w:pPr>
+        <w:tabs>
+          <w:tab w:val="num" w:pos="6480"/>
+        </w:tabs>
+        <w:ind w:left="6480" w:hanging="360"/>
+      </w:pPr>
+      <w:rPr>
+        <w:rFonts w:ascii="Symbol" w:hAnsi="Symbol" w:hint="default"/>
+        <w:sz w:val="20"/>
+      </w:rPr>
+    </w:lvl>
+  </w:abstractNum>
+  <w:abstractNum w:abstractNumId="16" w15:restartNumberingAfterBreak="0">
+    <w:nsid w:val="1BFE0687"/>
+    <w:multiLevelType w:val="multilevel"/>
+    <w:tmpl w:val="4D6C8838"/>
+    <w:lvl w:ilvl="0">
+      <w:start w:val="1"/>
+      <w:numFmt w:val="bullet"/>
+      <w:lvlText w:val=""/>
+      <w:lvlJc w:val="left"/>
+      <w:pPr>
+        <w:tabs>
+          <w:tab w:val="num" w:pos="720"/>
+        </w:tabs>
+        <w:ind w:left="720" w:hanging="360"/>
+      </w:pPr>
+      <w:rPr>
+        <w:rFonts w:ascii="Symbol" w:hAnsi="Symbol" w:hint="default"/>
+        <w:sz w:val="20"/>
+      </w:rPr>
+    </w:lvl>
+    <w:lvl w:ilvl="1" w:tentative="1">
+      <w:start w:val="1"/>
+      <w:numFmt w:val="bullet"/>
+      <w:lvlText w:val=""/>
+      <w:lvlJc w:val="left"/>
+      <w:pPr>
+        <w:tabs>
+          <w:tab w:val="num" w:pos="1440"/>
+        </w:tabs>
+        <w:ind w:left="1440" w:hanging="360"/>
+      </w:pPr>
+      <w:rPr>
+        <w:rFonts w:ascii="Symbol" w:hAnsi="Symbol" w:hint="default"/>
+        <w:sz w:val="20"/>
+      </w:rPr>
+    </w:lvl>
+    <w:lvl w:ilvl="2" w:tentative="1">
+      <w:start w:val="1"/>
+      <w:numFmt w:val="bullet"/>
+      <w:lvlText w:val=""/>
+      <w:lvlJc w:val="left"/>
+      <w:pPr>
+        <w:tabs>
+          <w:tab w:val="num" w:pos="2160"/>
+        </w:tabs>
+        <w:ind w:left="2160" w:hanging="360"/>
+      </w:pPr>
+      <w:rPr>
+        <w:rFonts w:ascii="Symbol" w:hAnsi="Symbol" w:hint="default"/>
+        <w:sz w:val="20"/>
+      </w:rPr>
+    </w:lvl>
+    <w:lvl w:ilvl="3" w:tentative="1">
+      <w:start w:val="1"/>
+      <w:numFmt w:val="bullet"/>
+      <w:lvlText w:val=""/>
+      <w:lvlJc w:val="left"/>
+      <w:pPr>
+        <w:tabs>
+          <w:tab w:val="num" w:pos="2880"/>
+        </w:tabs>
+        <w:ind w:left="2880" w:hanging="360"/>
+      </w:pPr>
+      <w:rPr>
+        <w:rFonts w:ascii="Symbol" w:hAnsi="Symbol" w:hint="default"/>
+        <w:sz w:val="20"/>
+      </w:rPr>
+    </w:lvl>
+    <w:lvl w:ilvl="4" w:tentative="1">
+      <w:start w:val="1"/>
+      <w:numFmt w:val="bullet"/>
+      <w:lvlText w:val=""/>
+      <w:lvlJc w:val="left"/>
+      <w:pPr>
+        <w:tabs>
+          <w:tab w:val="num" w:pos="3600"/>
+        </w:tabs>
+        <w:ind w:left="3600" w:hanging="360"/>
+      </w:pPr>
+      <w:rPr>
+        <w:rFonts w:ascii="Symbol" w:hAnsi="Symbol" w:hint="default"/>
+        <w:sz w:val="20"/>
+      </w:rPr>
+    </w:lvl>
+    <w:lvl w:ilvl="5" w:tentative="1">
+      <w:start w:val="1"/>
+      <w:numFmt w:val="bullet"/>
+      <w:lvlText w:val=""/>
+      <w:lvlJc w:val="left"/>
+      <w:pPr>
+        <w:tabs>
+          <w:tab w:val="num" w:pos="4320"/>
+        </w:tabs>
+        <w:ind w:left="4320" w:hanging="360"/>
+      </w:pPr>
+      <w:rPr>
+        <w:rFonts w:ascii="Symbol" w:hAnsi="Symbol" w:hint="default"/>
+        <w:sz w:val="20"/>
+      </w:rPr>
+    </w:lvl>
+    <w:lvl w:ilvl="6" w:tentative="1">
+      <w:start w:val="1"/>
+      <w:numFmt w:val="bullet"/>
+      <w:lvlText w:val=""/>
+      <w:lvlJc w:val="left"/>
+      <w:pPr>
+        <w:tabs>
+          <w:tab w:val="num" w:pos="5040"/>
+        </w:tabs>
+        <w:ind w:left="5040" w:hanging="360"/>
+      </w:pPr>
+      <w:rPr>
+        <w:rFonts w:ascii="Symbol" w:hAnsi="Symbol" w:hint="default"/>
+        <w:sz w:val="20"/>
+      </w:rPr>
+    </w:lvl>
+    <w:lvl w:ilvl="7" w:tentative="1">
+      <w:start w:val="1"/>
+      <w:numFmt w:val="bullet"/>
+      <w:lvlText w:val=""/>
+      <w:lvlJc w:val="left"/>
+      <w:pPr>
+        <w:tabs>
+          <w:tab w:val="num" w:pos="5760"/>
+        </w:tabs>
+        <w:ind w:left="5760" w:hanging="360"/>
+      </w:pPr>
+      <w:rPr>
+        <w:rFonts w:ascii="Symbol" w:hAnsi="Symbol" w:hint="default"/>
+        <w:sz w:val="20"/>
+      </w:rPr>
+    </w:lvl>
+    <w:lvl w:ilvl="8" w:tentative="1">
+      <w:start w:val="1"/>
+      <w:numFmt w:val="bullet"/>
+      <w:lvlText w:val=""/>
+      <w:lvlJc w:val="left"/>
+      <w:pPr>
+        <w:tabs>
+          <w:tab w:val="num" w:pos="6480"/>
+        </w:tabs>
+        <w:ind w:left="6480" w:hanging="360"/>
+      </w:pPr>
+      <w:rPr>
+        <w:rFonts w:ascii="Symbol" w:hAnsi="Symbol" w:hint="default"/>
+        <w:sz w:val="20"/>
+      </w:rPr>
+    </w:lvl>
+  </w:abstractNum>
+  <w:abstractNum w:abstractNumId="17" w15:restartNumberingAfterBreak="0">
     <w:nsid w:val="1DE5062D"/>
     <w:multiLevelType w:val="multilevel"/>
     <w:tmpl w:val="5CF8F596"/>
@@ -9155,7 +15390,7 @@
       </w:rPr>
     </w:lvl>
   </w:abstractNum>
-  <w:abstractNum w:abstractNumId="15" w15:restartNumberingAfterBreak="0">
+  <w:abstractNum w:abstractNumId="18" w15:restartNumberingAfterBreak="0">
     <w:nsid w:val="1EAD09BB"/>
     <w:multiLevelType w:val="multilevel"/>
     <w:tmpl w:val="197E4226"/>
@@ -9268,7 +15503,7 @@
       </w:pPr>
     </w:lvl>
   </w:abstractNum>
-  <w:abstractNum w:abstractNumId="16" w15:restartNumberingAfterBreak="0">
+  <w:abstractNum w:abstractNumId="19" w15:restartNumberingAfterBreak="0">
     <w:nsid w:val="248D73B9"/>
     <w:multiLevelType w:val="multilevel"/>
     <w:tmpl w:val="BCE08AFC"/>
@@ -9381,7 +15616,7 @@
       </w:pPr>
     </w:lvl>
   </w:abstractNum>
-  <w:abstractNum w:abstractNumId="17" w15:restartNumberingAfterBreak="0">
+  <w:abstractNum w:abstractNumId="20" w15:restartNumberingAfterBreak="0">
     <w:nsid w:val="24C83AD2"/>
     <w:multiLevelType w:val="multilevel"/>
     <w:tmpl w:val="A67A361C"/>
@@ -9494,7 +15729,7 @@
       </w:pPr>
     </w:lvl>
   </w:abstractNum>
-  <w:abstractNum w:abstractNumId="18" w15:restartNumberingAfterBreak="0">
+  <w:abstractNum w:abstractNumId="21" w15:restartNumberingAfterBreak="0">
     <w:nsid w:val="29014274"/>
     <w:multiLevelType w:val="multilevel"/>
     <w:tmpl w:val="23F267C0"/>
@@ -9607,7 +15842,7 @@
       </w:pPr>
     </w:lvl>
   </w:abstractNum>
-  <w:abstractNum w:abstractNumId="19" w15:restartNumberingAfterBreak="0">
+  <w:abstractNum w:abstractNumId="22" w15:restartNumberingAfterBreak="0">
     <w:nsid w:val="2D571086"/>
     <w:multiLevelType w:val="multilevel"/>
     <w:tmpl w:val="2174DB7E"/>
@@ -9756,7 +15991,156 @@
       </w:rPr>
     </w:lvl>
   </w:abstractNum>
-  <w:abstractNum w:abstractNumId="20" w15:restartNumberingAfterBreak="0">
+  <w:abstractNum w:abstractNumId="23" w15:restartNumberingAfterBreak="0">
+    <w:nsid w:val="2D9A3A0D"/>
+    <w:multiLevelType w:val="multilevel"/>
+    <w:tmpl w:val="87C87024"/>
+    <w:lvl w:ilvl="0">
+      <w:start w:val="1"/>
+      <w:numFmt w:val="bullet"/>
+      <w:lvlText w:val=""/>
+      <w:lvlJc w:val="left"/>
+      <w:pPr>
+        <w:tabs>
+          <w:tab w:val="num" w:pos="720"/>
+        </w:tabs>
+        <w:ind w:left="720" w:hanging="360"/>
+      </w:pPr>
+      <w:rPr>
+        <w:rFonts w:ascii="Symbol" w:hAnsi="Symbol" w:hint="default"/>
+        <w:sz w:val="20"/>
+      </w:rPr>
+    </w:lvl>
+    <w:lvl w:ilvl="1" w:tentative="1">
+      <w:start w:val="1"/>
+      <w:numFmt w:val="bullet"/>
+      <w:lvlText w:val=""/>
+      <w:lvlJc w:val="left"/>
+      <w:pPr>
+        <w:tabs>
+          <w:tab w:val="num" w:pos="1440"/>
+        </w:tabs>
+        <w:ind w:left="1440" w:hanging="360"/>
+      </w:pPr>
+      <w:rPr>
+        <w:rFonts w:ascii="Symbol" w:hAnsi="Symbol" w:hint="default"/>
+        <w:sz w:val="20"/>
+      </w:rPr>
+    </w:lvl>
+    <w:lvl w:ilvl="2" w:tentative="1">
+      <w:start w:val="1"/>
+      <w:numFmt w:val="bullet"/>
+      <w:lvlText w:val=""/>
+      <w:lvlJc w:val="left"/>
+      <w:pPr>
+        <w:tabs>
+          <w:tab w:val="num" w:pos="2160"/>
+        </w:tabs>
+        <w:ind w:left="2160" w:hanging="360"/>
+      </w:pPr>
+      <w:rPr>
+        <w:rFonts w:ascii="Symbol" w:hAnsi="Symbol" w:hint="default"/>
+        <w:sz w:val="20"/>
+      </w:rPr>
+    </w:lvl>
+    <w:lvl w:ilvl="3" w:tentative="1">
+      <w:start w:val="1"/>
+      <w:numFmt w:val="bullet"/>
+      <w:lvlText w:val=""/>
+      <w:lvlJc w:val="left"/>
+      <w:pPr>
+        <w:tabs>
+          <w:tab w:val="num" w:pos="2880"/>
+        </w:tabs>
+        <w:ind w:left="2880" w:hanging="360"/>
+      </w:pPr>
+      <w:rPr>
+        <w:rFonts w:ascii="Symbol" w:hAnsi="Symbol" w:hint="default"/>
+        <w:sz w:val="20"/>
+      </w:rPr>
+    </w:lvl>
+    <w:lvl w:ilvl="4" w:tentative="1">
+      <w:start w:val="1"/>
+      <w:numFmt w:val="bullet"/>
+      <w:lvlText w:val=""/>
+      <w:lvlJc w:val="left"/>
+      <w:pPr>
+        <w:tabs>
+          <w:tab w:val="num" w:pos="3600"/>
+        </w:tabs>
+        <w:ind w:left="3600" w:hanging="360"/>
+      </w:pPr>
+      <w:rPr>
+        <w:rFonts w:ascii="Symbol" w:hAnsi="Symbol" w:hint="default"/>
+        <w:sz w:val="20"/>
+      </w:rPr>
+    </w:lvl>
+    <w:lvl w:ilvl="5" w:tentative="1">
+      <w:start w:val="1"/>
+      <w:numFmt w:val="bullet"/>
+      <w:lvlText w:val=""/>
+      <w:lvlJc w:val="left"/>
+      <w:pPr>
+        <w:tabs>
+          <w:tab w:val="num" w:pos="4320"/>
+        </w:tabs>
+        <w:ind w:left="4320" w:hanging="360"/>
+      </w:pPr>
+      <w:rPr>
+        <w:rFonts w:ascii="Symbol" w:hAnsi="Symbol" w:hint="default"/>
+        <w:sz w:val="20"/>
+      </w:rPr>
+    </w:lvl>
+    <w:lvl w:ilvl="6" w:tentative="1">
+      <w:start w:val="1"/>
+      <w:numFmt w:val="bullet"/>
+      <w:lvlText w:val=""/>
+      <w:lvlJc w:val="left"/>
+      <w:pPr>
+        <w:tabs>
+          <w:tab w:val="num" w:pos="5040"/>
+        </w:tabs>
+        <w:ind w:left="5040" w:hanging="360"/>
+      </w:pPr>
+      <w:rPr>
+        <w:rFonts w:ascii="Symbol" w:hAnsi="Symbol" w:hint="default"/>
+        <w:sz w:val="20"/>
+      </w:rPr>
+    </w:lvl>
+    <w:lvl w:ilvl="7" w:tentative="1">
+      <w:start w:val="1"/>
+      <w:numFmt w:val="bullet"/>
+      <w:lvlText w:val=""/>
+      <w:lvlJc w:val="left"/>
+      <w:pPr>
+        <w:tabs>
+          <w:tab w:val="num" w:pos="5760"/>
+        </w:tabs>
+        <w:ind w:left="5760" w:hanging="360"/>
+      </w:pPr>
+      <w:rPr>
+        <w:rFonts w:ascii="Symbol" w:hAnsi="Symbol" w:hint="default"/>
+        <w:sz w:val="20"/>
+      </w:rPr>
+    </w:lvl>
+    <w:lvl w:ilvl="8" w:tentative="1">
+      <w:start w:val="1"/>
+      <w:numFmt w:val="bullet"/>
+      <w:lvlText w:val=""/>
+      <w:lvlJc w:val="left"/>
+      <w:pPr>
+        <w:tabs>
+          <w:tab w:val="num" w:pos="6480"/>
+        </w:tabs>
+        <w:ind w:left="6480" w:hanging="360"/>
+      </w:pPr>
+      <w:rPr>
+        <w:rFonts w:ascii="Symbol" w:hAnsi="Symbol" w:hint="default"/>
+        <w:sz w:val="20"/>
+      </w:rPr>
+    </w:lvl>
+  </w:abstractNum>
+  <w:abstractNum w:abstractNumId="24" w15:restartNumberingAfterBreak="0">
     <w:nsid w:val="2FEC1C27"/>
     <w:multiLevelType w:val="multilevel"/>
     <w:tmpl w:val="6B4826E2"/>
@@ -9905,7 +16289,7 @@
       </w:rPr>
     </w:lvl>
   </w:abstractNum>
-  <w:abstractNum w:abstractNumId="21" w15:restartNumberingAfterBreak="0">
+  <w:abstractNum w:abstractNumId="25" w15:restartNumberingAfterBreak="0">
     <w:nsid w:val="3079477D"/>
     <w:multiLevelType w:val="multilevel"/>
     <w:tmpl w:val="B70A689E"/>
@@ -10054,7 +16438,305 @@
       </w:rPr>
     </w:lvl>
   </w:abstractNum>
-  <w:abstractNum w:abstractNumId="22" w15:restartNumberingAfterBreak="0">
+  <w:abstractNum w:abstractNumId="26" w15:restartNumberingAfterBreak="0">
+    <w:nsid w:val="316774CC"/>
+    <w:multiLevelType w:val="multilevel"/>
+    <w:tmpl w:val="060E97C2"/>
+    <w:lvl w:ilvl="0">
+      <w:start w:val="1"/>
+      <w:numFmt w:val="bullet"/>
+      <w:lvlText w:val=""/>
+      <w:lvlJc w:val="left"/>
+      <w:pPr>
+        <w:tabs>
+          <w:tab w:val="num" w:pos="720"/>
+        </w:tabs>
+        <w:ind w:left="720" w:hanging="360"/>
+      </w:pPr>
+      <w:rPr>
+        <w:rFonts w:ascii="Symbol" w:hAnsi="Symbol" w:hint="default"/>
+        <w:sz w:val="20"/>
+      </w:rPr>
+    </w:lvl>
+    <w:lvl w:ilvl="1" w:tentative="1">
+      <w:start w:val="1"/>
+      <w:numFmt w:val="bullet"/>
+      <w:lvlText w:val=""/>
+      <w:lvlJc w:val="left"/>
+      <w:pPr>
+        <w:tabs>
+          <w:tab w:val="num" w:pos="1440"/>
+        </w:tabs>
+        <w:ind w:left="1440" w:hanging="360"/>
+      </w:pPr>
+      <w:rPr>
+        <w:rFonts w:ascii="Symbol" w:hAnsi="Symbol" w:hint="default"/>
+        <w:sz w:val="20"/>
+      </w:rPr>
+    </w:lvl>
+    <w:lvl w:ilvl="2" w:tentative="1">
+      <w:start w:val="1"/>
+      <w:numFmt w:val="bullet"/>
+      <w:lvlText w:val=""/>
+      <w:lvlJc w:val="left"/>
+      <w:pPr>
+        <w:tabs>
+          <w:tab w:val="num" w:pos="2160"/>
+        </w:tabs>
+        <w:ind w:left="2160" w:hanging="360"/>
+      </w:pPr>
+      <w:rPr>
+        <w:rFonts w:ascii="Symbol" w:hAnsi="Symbol" w:hint="default"/>
+        <w:sz w:val="20"/>
+      </w:rPr>
+    </w:lvl>
+    <w:lvl w:ilvl="3" w:tentative="1">
+      <w:start w:val="1"/>
+      <w:numFmt w:val="bullet"/>
+      <w:lvlText w:val=""/>
+      <w:lvlJc w:val="left"/>
+      <w:pPr>
+        <w:tabs>
+          <w:tab w:val="num" w:pos="2880"/>
+        </w:tabs>
+        <w:ind w:left="2880" w:hanging="360"/>
+      </w:pPr>
+      <w:rPr>
+        <w:rFonts w:ascii="Symbol" w:hAnsi="Symbol" w:hint="default"/>
+        <w:sz w:val="20"/>
+      </w:rPr>
+    </w:lvl>
+    <w:lvl w:ilvl="4" w:tentative="1">
+      <w:start w:val="1"/>
+      <w:numFmt w:val="bullet"/>
+      <w:lvlText w:val=""/>
+      <w:lvlJc w:val="left"/>
+      <w:pPr>
+        <w:tabs>
+          <w:tab w:val="num" w:pos="3600"/>
+        </w:tabs>
+        <w:ind w:left="3600" w:hanging="360"/>
+      </w:pPr>
+      <w:rPr>
+        <w:rFonts w:ascii="Symbol" w:hAnsi="Symbol" w:hint="default"/>
+        <w:sz w:val="20"/>
+      </w:rPr>
+    </w:lvl>
+    <w:lvl w:ilvl="5" w:tentative="1">
+      <w:start w:val="1"/>
+      <w:numFmt w:val="bullet"/>
+      <w:lvlText w:val=""/>
+      <w:lvlJc w:val="left"/>
+      <w:pPr>
+        <w:tabs>
+          <w:tab w:val="num" w:pos="4320"/>
+        </w:tabs>
+        <w:ind w:left="4320" w:hanging="360"/>
+      </w:pPr>
+      <w:rPr>
+        <w:rFonts w:ascii="Symbol" w:hAnsi="Symbol" w:hint="default"/>
+        <w:sz w:val="20"/>
+      </w:rPr>
+    </w:lvl>
+    <w:lvl w:ilvl="6" w:tentative="1">
+      <w:start w:val="1"/>
+      <w:numFmt w:val="bullet"/>
+      <w:lvlText w:val=""/>
+      <w:lvlJc w:val="left"/>
+      <w:pPr>
+        <w:tabs>
+          <w:tab w:val="num" w:pos="5040"/>
+        </w:tabs>
+        <w:ind w:left="5040" w:hanging="360"/>
+      </w:pPr>
+      <w:rPr>
+        <w:rFonts w:ascii="Symbol" w:hAnsi="Symbol" w:hint="default"/>
+        <w:sz w:val="20"/>
+      </w:rPr>
+    </w:lvl>
+    <w:lvl w:ilvl="7" w:tentative="1">
+      <w:start w:val="1"/>
+      <w:numFmt w:val="bullet"/>
+      <w:lvlText w:val=""/>
+      <w:lvlJc w:val="left"/>
+      <w:pPr>
+        <w:tabs>
+          <w:tab w:val="num" w:pos="5760"/>
+        </w:tabs>
+        <w:ind w:left="5760" w:hanging="360"/>
+      </w:pPr>
+      <w:rPr>
+        <w:rFonts w:ascii="Symbol" w:hAnsi="Symbol" w:hint="default"/>
+        <w:sz w:val="20"/>
+      </w:rPr>
+    </w:lvl>
+    <w:lvl w:ilvl="8" w:tentative="1">
+      <w:start w:val="1"/>
+      <w:numFmt w:val="bullet"/>
+      <w:lvlText w:val=""/>
+      <w:lvlJc w:val="left"/>
+      <w:pPr>
+        <w:tabs>
+          <w:tab w:val="num" w:pos="6480"/>
+        </w:tabs>
+        <w:ind w:left="6480" w:hanging="360"/>
+      </w:pPr>
+      <w:rPr>
+        <w:rFonts w:ascii="Symbol" w:hAnsi="Symbol" w:hint="default"/>
+        <w:sz w:val="20"/>
+      </w:rPr>
+    </w:lvl>
+  </w:abstractNum>
+  <w:abstractNum w:abstractNumId="27" w15:restartNumberingAfterBreak="0">
+    <w:nsid w:val="33032BE8"/>
+    <w:multiLevelType w:val="multilevel"/>
+    <w:tmpl w:val="44002620"/>
+    <w:lvl w:ilvl="0">
+      <w:start w:val="1"/>
+      <w:numFmt w:val="bullet"/>
+      <w:lvlText w:val=""/>
+      <w:lvlJc w:val="left"/>
+      <w:pPr>
+        <w:tabs>
+          <w:tab w:val="num" w:pos="720"/>
+        </w:tabs>
+        <w:ind w:left="720" w:hanging="360"/>
+      </w:pPr>
+      <w:rPr>
+        <w:rFonts w:ascii="Symbol" w:hAnsi="Symbol" w:hint="default"/>
+        <w:sz w:val="20"/>
+      </w:rPr>
+    </w:lvl>
+    <w:lvl w:ilvl="1" w:tentative="1">
+      <w:start w:val="1"/>
+      <w:numFmt w:val="bullet"/>
+      <w:lvlText w:val=""/>
+      <w:lvlJc w:val="left"/>
+      <w:pPr>
+        <w:tabs>
+          <w:tab w:val="num" w:pos="1440"/>
+        </w:tabs>
+        <w:ind w:left="1440" w:hanging="360"/>
+      </w:pPr>
+      <w:rPr>
+        <w:rFonts w:ascii="Symbol" w:hAnsi="Symbol" w:hint="default"/>
+        <w:sz w:val="20"/>
+      </w:rPr>
+    </w:lvl>
+    <w:lvl w:ilvl="2" w:tentative="1">
+      <w:start w:val="1"/>
+      <w:numFmt w:val="bullet"/>
+      <w:lvlText w:val=""/>
+      <w:lvlJc w:val="left"/>
+      <w:pPr>
+        <w:tabs>
+          <w:tab w:val="num" w:pos="2160"/>
+        </w:tabs>
+        <w:ind w:left="2160" w:hanging="360"/>
+      </w:pPr>
+      <w:rPr>
+        <w:rFonts w:ascii="Symbol" w:hAnsi="Symbol" w:hint="default"/>
+        <w:sz w:val="20"/>
+      </w:rPr>
+    </w:lvl>
+    <w:lvl w:ilvl="3" w:tentative="1">
+      <w:start w:val="1"/>
+      <w:numFmt w:val="bullet"/>
+      <w:lvlText w:val=""/>
+      <w:lvlJc w:val="left"/>
+      <w:pPr>
+        <w:tabs>
+          <w:tab w:val="num" w:pos="2880"/>
+        </w:tabs>
+        <w:ind w:left="2880" w:hanging="360"/>
+      </w:pPr>
+      <w:rPr>
+        <w:rFonts w:ascii="Symbol" w:hAnsi="Symbol" w:hint="default"/>
+        <w:sz w:val="20"/>
+      </w:rPr>
+    </w:lvl>
+    <w:lvl w:ilvl="4" w:tentative="1">
+      <w:start w:val="1"/>
+      <w:numFmt w:val="bullet"/>
+      <w:lvlText w:val=""/>
+      <w:lvlJc w:val="left"/>
+      <w:pPr>
+        <w:tabs>
+          <w:tab w:val="num" w:pos="3600"/>
+        </w:tabs>
+        <w:ind w:left="3600" w:hanging="360"/>
+      </w:pPr>
+      <w:rPr>
+        <w:rFonts w:ascii="Symbol" w:hAnsi="Symbol" w:hint="default"/>
+        <w:sz w:val="20"/>
+      </w:rPr>
+    </w:lvl>
+    <w:lvl w:ilvl="5" w:tentative="1">
+      <w:start w:val="1"/>
+      <w:numFmt w:val="bullet"/>
+      <w:lvlText w:val=""/>
+      <w:lvlJc w:val="left"/>
+      <w:pPr>
+        <w:tabs>
+          <w:tab w:val="num" w:pos="4320"/>
+        </w:tabs>
+        <w:ind w:left="4320" w:hanging="360"/>
+      </w:pPr>
+      <w:rPr>
+        <w:rFonts w:ascii="Symbol" w:hAnsi="Symbol" w:hint="default"/>
+        <w:sz w:val="20"/>
+      </w:rPr>
+    </w:lvl>
+    <w:lvl w:ilvl="6" w:tentative="1">
+      <w:start w:val="1"/>
+      <w:numFmt w:val="bullet"/>
+      <w:lvlText w:val=""/>
+      <w:lvlJc w:val="left"/>
+      <w:pPr>
+        <w:tabs>
+          <w:tab w:val="num" w:pos="5040"/>
+        </w:tabs>
+        <w:ind w:left="5040" w:hanging="360"/>
+      </w:pPr>
+      <w:rPr>
+        <w:rFonts w:ascii="Symbol" w:hAnsi="Symbol" w:hint="default"/>
+        <w:sz w:val="20"/>
+      </w:rPr>
+    </w:lvl>
+    <w:lvl w:ilvl="7" w:tentative="1">
+      <w:start w:val="1"/>
+      <w:numFmt w:val="bullet"/>
+      <w:lvlText w:val=""/>
+      <w:lvlJc w:val="left"/>
+      <w:pPr>
+        <w:tabs>
+          <w:tab w:val="num" w:pos="5760"/>
+        </w:tabs>
+        <w:ind w:left="5760" w:hanging="360"/>
+      </w:pPr>
+      <w:rPr>
+        <w:rFonts w:ascii="Symbol" w:hAnsi="Symbol" w:hint="default"/>
+        <w:sz w:val="20"/>
+      </w:rPr>
+    </w:lvl>
+    <w:lvl w:ilvl="8" w:tentative="1">
+      <w:start w:val="1"/>
+      <w:numFmt w:val="bullet"/>
+      <w:lvlText w:val=""/>
+      <w:lvlJc w:val="left"/>
+      <w:pPr>
+        <w:tabs>
+          <w:tab w:val="num" w:pos="6480"/>
+        </w:tabs>
+        <w:ind w:left="6480" w:hanging="360"/>
+      </w:pPr>
+      <w:rPr>
+        <w:rFonts w:ascii="Symbol" w:hAnsi="Symbol" w:hint="default"/>
+        <w:sz w:val="20"/>
+      </w:rPr>
+    </w:lvl>
+  </w:abstractNum>
+  <w:abstractNum w:abstractNumId="28" w15:restartNumberingAfterBreak="0">
     <w:nsid w:val="340611D9"/>
     <w:multiLevelType w:val="multilevel"/>
     <w:tmpl w:val="BBBE1380"/>
@@ -10203,7 +16885,305 @@
       </w:rPr>
     </w:lvl>
   </w:abstractNum>
-  <w:abstractNum w:abstractNumId="23" w15:restartNumberingAfterBreak="0">
+  <w:abstractNum w:abstractNumId="29" w15:restartNumberingAfterBreak="0">
+    <w:nsid w:val="38B06FD2"/>
+    <w:multiLevelType w:val="multilevel"/>
+    <w:tmpl w:val="1D5A69F4"/>
+    <w:lvl w:ilvl="0">
+      <w:start w:val="1"/>
+      <w:numFmt w:val="bullet"/>
+      <w:lvlText w:val=""/>
+      <w:lvlJc w:val="left"/>
+      <w:pPr>
+        <w:tabs>
+          <w:tab w:val="num" w:pos="720"/>
+        </w:tabs>
+        <w:ind w:left="720" w:hanging="360"/>
+      </w:pPr>
+      <w:rPr>
+        <w:rFonts w:ascii="Symbol" w:hAnsi="Symbol" w:hint="default"/>
+        <w:sz w:val="20"/>
+      </w:rPr>
+    </w:lvl>
+    <w:lvl w:ilvl="1" w:tentative="1">
+      <w:start w:val="1"/>
+      <w:numFmt w:val="bullet"/>
+      <w:lvlText w:val=""/>
+      <w:lvlJc w:val="left"/>
+      <w:pPr>
+        <w:tabs>
+          <w:tab w:val="num" w:pos="1440"/>
+        </w:tabs>
+        <w:ind w:left="1440" w:hanging="360"/>
+      </w:pPr>
+      <w:rPr>
+        <w:rFonts w:ascii="Symbol" w:hAnsi="Symbol" w:hint="default"/>
+        <w:sz w:val="20"/>
+      </w:rPr>
+    </w:lvl>
+    <w:lvl w:ilvl="2" w:tentative="1">
+      <w:start w:val="1"/>
+      <w:numFmt w:val="bullet"/>
+      <w:lvlText w:val=""/>
+      <w:lvlJc w:val="left"/>
+      <w:pPr>
+        <w:tabs>
+          <w:tab w:val="num" w:pos="2160"/>
+        </w:tabs>
+        <w:ind w:left="2160" w:hanging="360"/>
+      </w:pPr>
+      <w:rPr>
+        <w:rFonts w:ascii="Symbol" w:hAnsi="Symbol" w:hint="default"/>
+        <w:sz w:val="20"/>
+      </w:rPr>
+    </w:lvl>
+    <w:lvl w:ilvl="3" w:tentative="1">
+      <w:start w:val="1"/>
+      <w:numFmt w:val="bullet"/>
+      <w:lvlText w:val=""/>
+      <w:lvlJc w:val="left"/>
+      <w:pPr>
+        <w:tabs>
+          <w:tab w:val="num" w:pos="2880"/>
+        </w:tabs>
+        <w:ind w:left="2880" w:hanging="360"/>
+      </w:pPr>
+      <w:rPr>
+        <w:rFonts w:ascii="Symbol" w:hAnsi="Symbol" w:hint="default"/>
+        <w:sz w:val="20"/>
+      </w:rPr>
+    </w:lvl>
+    <w:lvl w:ilvl="4" w:tentative="1">
+      <w:start w:val="1"/>
+      <w:numFmt w:val="bullet"/>
+      <w:lvlText w:val=""/>
+      <w:lvlJc w:val="left"/>
+      <w:pPr>
+        <w:tabs>
+          <w:tab w:val="num" w:pos="3600"/>
+        </w:tabs>
+        <w:ind w:left="3600" w:hanging="360"/>
+      </w:pPr>
+      <w:rPr>
+        <w:rFonts w:ascii="Symbol" w:hAnsi="Symbol" w:hint="default"/>
+        <w:sz w:val="20"/>
+      </w:rPr>
+    </w:lvl>
+    <w:lvl w:ilvl="5" w:tentative="1">
+      <w:start w:val="1"/>
+      <w:numFmt w:val="bullet"/>
+      <w:lvlText w:val=""/>
+      <w:lvlJc w:val="left"/>
+      <w:pPr>
+        <w:tabs>
+          <w:tab w:val="num" w:pos="4320"/>
+        </w:tabs>
+        <w:ind w:left="4320" w:hanging="360"/>
+      </w:pPr>
+      <w:rPr>
+        <w:rFonts w:ascii="Symbol" w:hAnsi="Symbol" w:hint="default"/>
+        <w:sz w:val="20"/>
+      </w:rPr>
+    </w:lvl>
+    <w:lvl w:ilvl="6" w:tentative="1">
+      <w:start w:val="1"/>
+      <w:numFmt w:val="bullet"/>
+      <w:lvlText w:val=""/>
+      <w:lvlJc w:val="left"/>
+      <w:pPr>
+        <w:tabs>
+          <w:tab w:val="num" w:pos="5040"/>
+        </w:tabs>
+        <w:ind w:left="5040" w:hanging="360"/>
+      </w:pPr>
+      <w:rPr>
+        <w:rFonts w:ascii="Symbol" w:hAnsi="Symbol" w:hint="default"/>
+        <w:sz w:val="20"/>
+      </w:rPr>
+    </w:lvl>
+    <w:lvl w:ilvl="7" w:tentative="1">
+      <w:start w:val="1"/>
+      <w:numFmt w:val="bullet"/>
+      <w:lvlText w:val=""/>
+      <w:lvlJc w:val="left"/>
+      <w:pPr>
+        <w:tabs>
+          <w:tab w:val="num" w:pos="5760"/>
+        </w:tabs>
+        <w:ind w:left="5760" w:hanging="360"/>
+      </w:pPr>
+      <w:rPr>
+        <w:rFonts w:ascii="Symbol" w:hAnsi="Symbol" w:hint="default"/>
+        <w:sz w:val="20"/>
+      </w:rPr>
+    </w:lvl>
+    <w:lvl w:ilvl="8" w:tentative="1">
+      <w:start w:val="1"/>
+      <w:numFmt w:val="bullet"/>
+      <w:lvlText w:val=""/>
+      <w:lvlJc w:val="left"/>
+      <w:pPr>
+        <w:tabs>
+          <w:tab w:val="num" w:pos="6480"/>
+        </w:tabs>
+        <w:ind w:left="6480" w:hanging="360"/>
+      </w:pPr>
+      <w:rPr>
+        <w:rFonts w:ascii="Symbol" w:hAnsi="Symbol" w:hint="default"/>
+        <w:sz w:val="20"/>
+      </w:rPr>
+    </w:lvl>
+  </w:abstractNum>
+  <w:abstractNum w:abstractNumId="30" w15:restartNumberingAfterBreak="0">
+    <w:nsid w:val="38DE550F"/>
+    <w:multiLevelType w:val="multilevel"/>
+    <w:tmpl w:val="E316571C"/>
+    <w:lvl w:ilvl="0">
+      <w:start w:val="1"/>
+      <w:numFmt w:val="bullet"/>
+      <w:lvlText w:val=""/>
+      <w:lvlJc w:val="left"/>
+      <w:pPr>
+        <w:tabs>
+          <w:tab w:val="num" w:pos="720"/>
+        </w:tabs>
+        <w:ind w:left="720" w:hanging="360"/>
+      </w:pPr>
+      <w:rPr>
+        <w:rFonts w:ascii="Symbol" w:hAnsi="Symbol" w:hint="default"/>
+        <w:sz w:val="20"/>
+      </w:rPr>
+    </w:lvl>
+    <w:lvl w:ilvl="1" w:tentative="1">
+      <w:start w:val="1"/>
+      <w:numFmt w:val="bullet"/>
+      <w:lvlText w:val=""/>
+      <w:lvlJc w:val="left"/>
+      <w:pPr>
+        <w:tabs>
+          <w:tab w:val="num" w:pos="1440"/>
+        </w:tabs>
+        <w:ind w:left="1440" w:hanging="360"/>
+      </w:pPr>
+      <w:rPr>
+        <w:rFonts w:ascii="Symbol" w:hAnsi="Symbol" w:hint="default"/>
+        <w:sz w:val="20"/>
+      </w:rPr>
+    </w:lvl>
+    <w:lvl w:ilvl="2" w:tentative="1">
+      <w:start w:val="1"/>
+      <w:numFmt w:val="bullet"/>
+      <w:lvlText w:val=""/>
+      <w:lvlJc w:val="left"/>
+      <w:pPr>
+        <w:tabs>
+          <w:tab w:val="num" w:pos="2160"/>
+        </w:tabs>
+        <w:ind w:left="2160" w:hanging="360"/>
+      </w:pPr>
+      <w:rPr>
+        <w:rFonts w:ascii="Symbol" w:hAnsi="Symbol" w:hint="default"/>
+        <w:sz w:val="20"/>
+      </w:rPr>
+    </w:lvl>
+    <w:lvl w:ilvl="3" w:tentative="1">
+      <w:start w:val="1"/>
+      <w:numFmt w:val="bullet"/>
+      <w:lvlText w:val=""/>
+      <w:lvlJc w:val="left"/>
+      <w:pPr>
+        <w:tabs>
+          <w:tab w:val="num" w:pos="2880"/>
+        </w:tabs>
+        <w:ind w:left="2880" w:hanging="360"/>
+      </w:pPr>
+      <w:rPr>
+        <w:rFonts w:ascii="Symbol" w:hAnsi="Symbol" w:hint="default"/>
+        <w:sz w:val="20"/>
+      </w:rPr>
+    </w:lvl>
+    <w:lvl w:ilvl="4" w:tentative="1">
+      <w:start w:val="1"/>
+      <w:numFmt w:val="bullet"/>
+      <w:lvlText w:val=""/>
+      <w:lvlJc w:val="left"/>
+      <w:pPr>
+        <w:tabs>
+          <w:tab w:val="num" w:pos="3600"/>
+        </w:tabs>
+        <w:ind w:left="3600" w:hanging="360"/>
+      </w:pPr>
+      <w:rPr>
+        <w:rFonts w:ascii="Symbol" w:hAnsi="Symbol" w:hint="default"/>
+        <w:sz w:val="20"/>
+      </w:rPr>
+    </w:lvl>
+    <w:lvl w:ilvl="5" w:tentative="1">
+      <w:start w:val="1"/>
+      <w:numFmt w:val="bullet"/>
+      <w:lvlText w:val=""/>
+      <w:lvlJc w:val="left"/>
+      <w:pPr>
+        <w:tabs>
+          <w:tab w:val="num" w:pos="4320"/>
+        </w:tabs>
+        <w:ind w:left="4320" w:hanging="360"/>
+      </w:pPr>
+      <w:rPr>
+        <w:rFonts w:ascii="Symbol" w:hAnsi="Symbol" w:hint="default"/>
+        <w:sz w:val="20"/>
+      </w:rPr>
+    </w:lvl>
+    <w:lvl w:ilvl="6" w:tentative="1">
+      <w:start w:val="1"/>
+      <w:numFmt w:val="bullet"/>
+      <w:lvlText w:val=""/>
+      <w:lvlJc w:val="left"/>
+      <w:pPr>
+        <w:tabs>
+          <w:tab w:val="num" w:pos="5040"/>
+        </w:tabs>
+        <w:ind w:left="5040" w:hanging="360"/>
+      </w:pPr>
+      <w:rPr>
+        <w:rFonts w:ascii="Symbol" w:hAnsi="Symbol" w:hint="default"/>
+        <w:sz w:val="20"/>
+      </w:rPr>
+    </w:lvl>
+    <w:lvl w:ilvl="7" w:tentative="1">
+      <w:start w:val="1"/>
+      <w:numFmt w:val="bullet"/>
+      <w:lvlText w:val=""/>
+      <w:lvlJc w:val="left"/>
+      <w:pPr>
+        <w:tabs>
+          <w:tab w:val="num" w:pos="5760"/>
+        </w:tabs>
+        <w:ind w:left="5760" w:hanging="360"/>
+      </w:pPr>
+      <w:rPr>
+        <w:rFonts w:ascii="Symbol" w:hAnsi="Symbol" w:hint="default"/>
+        <w:sz w:val="20"/>
+      </w:rPr>
+    </w:lvl>
+    <w:lvl w:ilvl="8" w:tentative="1">
+      <w:start w:val="1"/>
+      <w:numFmt w:val="bullet"/>
+      <w:lvlText w:val=""/>
+      <w:lvlJc w:val="left"/>
+      <w:pPr>
+        <w:tabs>
+          <w:tab w:val="num" w:pos="6480"/>
+        </w:tabs>
+        <w:ind w:left="6480" w:hanging="360"/>
+      </w:pPr>
+      <w:rPr>
+        <w:rFonts w:ascii="Symbol" w:hAnsi="Symbol" w:hint="default"/>
+        <w:sz w:val="20"/>
+      </w:rPr>
+    </w:lvl>
+  </w:abstractNum>
+  <w:abstractNum w:abstractNumId="31" w15:restartNumberingAfterBreak="0">
     <w:nsid w:val="3977377C"/>
     <w:multiLevelType w:val="multilevel"/>
     <w:tmpl w:val="89808EE6"/>
@@ -10316,7 +17296,7 @@
       </w:pPr>
     </w:lvl>
   </w:abstractNum>
-  <w:abstractNum w:abstractNumId="24" w15:restartNumberingAfterBreak="0">
+  <w:abstractNum w:abstractNumId="32" w15:restartNumberingAfterBreak="0">
     <w:nsid w:val="3A1902AF"/>
     <w:multiLevelType w:val="multilevel"/>
     <w:tmpl w:val="4B1493E4"/>
@@ -10429,7 +17409,7 @@
       </w:pPr>
     </w:lvl>
   </w:abstractNum>
-  <w:abstractNum w:abstractNumId="25" w15:restartNumberingAfterBreak="0">
+  <w:abstractNum w:abstractNumId="33" w15:restartNumberingAfterBreak="0">
     <w:nsid w:val="3B196FA9"/>
     <w:multiLevelType w:val="multilevel"/>
     <w:tmpl w:val="0FDCC388"/>
@@ -10578,7 +17558,7 @@
       </w:rPr>
     </w:lvl>
   </w:abstractNum>
-  <w:abstractNum w:abstractNumId="26" w15:restartNumberingAfterBreak="0">
+  <w:abstractNum w:abstractNumId="34" w15:restartNumberingAfterBreak="0">
     <w:nsid w:val="3B2C5487"/>
     <w:multiLevelType w:val="multilevel"/>
     <w:tmpl w:val="F64E9D6C"/>
@@ -10727,7 +17707,7 @@
       </w:rPr>
     </w:lvl>
   </w:abstractNum>
-  <w:abstractNum w:abstractNumId="27" w15:restartNumberingAfterBreak="0">
+  <w:abstractNum w:abstractNumId="35" w15:restartNumberingAfterBreak="0">
     <w:nsid w:val="3BBA7C35"/>
     <w:multiLevelType w:val="multilevel"/>
     <w:tmpl w:val="A636FFF2"/>
@@ -10876,7 +17856,7 @@
       </w:rPr>
     </w:lvl>
   </w:abstractNum>
-  <w:abstractNum w:abstractNumId="28" w15:restartNumberingAfterBreak="0">
+  <w:abstractNum w:abstractNumId="36" w15:restartNumberingAfterBreak="0">
     <w:nsid w:val="3C8D1D27"/>
     <w:multiLevelType w:val="multilevel"/>
     <w:tmpl w:val="516C25A4"/>
@@ -11025,7 +18005,7 @@
       </w:rPr>
     </w:lvl>
   </w:abstractNum>
-  <w:abstractNum w:abstractNumId="29" w15:restartNumberingAfterBreak="0">
+  <w:abstractNum w:abstractNumId="37" w15:restartNumberingAfterBreak="0">
     <w:nsid w:val="3D5A6F53"/>
     <w:multiLevelType w:val="multilevel"/>
     <w:tmpl w:val="4462B936"/>
@@ -11138,7 +18118,156 @@
       </w:pPr>
     </w:lvl>
   </w:abstractNum>
-  <w:abstractNum w:abstractNumId="30" w15:restartNumberingAfterBreak="0">
+  <w:abstractNum w:abstractNumId="38" w15:restartNumberingAfterBreak="0">
+    <w:nsid w:val="3DC6075D"/>
+    <w:multiLevelType w:val="multilevel"/>
+    <w:tmpl w:val="691CB74A"/>
+    <w:lvl w:ilvl="0">
+      <w:start w:val="1"/>
+      <w:numFmt w:val="bullet"/>
+      <w:lvlText w:val=""/>
+      <w:lvlJc w:val="left"/>
+      <w:pPr>
+        <w:tabs>
+          <w:tab w:val="num" w:pos="720"/>
+        </w:tabs>
+        <w:ind w:left="720" w:hanging="360"/>
+      </w:pPr>
+      <w:rPr>
+        <w:rFonts w:ascii="Symbol" w:hAnsi="Symbol" w:hint="default"/>
+        <w:sz w:val="20"/>
+      </w:rPr>
+    </w:lvl>
+    <w:lvl w:ilvl="1" w:tentative="1">
+      <w:start w:val="1"/>
+      <w:numFmt w:val="bullet"/>
+      <w:lvlText w:val=""/>
+      <w:lvlJc w:val="left"/>
+      <w:pPr>
+        <w:tabs>
+          <w:tab w:val="num" w:pos="1440"/>
+        </w:tabs>
+        <w:ind w:left="1440" w:hanging="360"/>
+      </w:pPr>
+      <w:rPr>
+        <w:rFonts w:ascii="Symbol" w:hAnsi="Symbol" w:hint="default"/>
+        <w:sz w:val="20"/>
+      </w:rPr>
+    </w:lvl>
+    <w:lvl w:ilvl="2" w:tentative="1">
+      <w:start w:val="1"/>
+      <w:numFmt w:val="bullet"/>
+      <w:lvlText w:val=""/>
+      <w:lvlJc w:val="left"/>
+      <w:pPr>
+        <w:tabs>
+          <w:tab w:val="num" w:pos="2160"/>
+        </w:tabs>
+        <w:ind w:left="2160" w:hanging="360"/>
+      </w:pPr>
+      <w:rPr>
+        <w:rFonts w:ascii="Symbol" w:hAnsi="Symbol" w:hint="default"/>
+        <w:sz w:val="20"/>
+      </w:rPr>
+    </w:lvl>
+    <w:lvl w:ilvl="3" w:tentative="1">
+      <w:start w:val="1"/>
+      <w:numFmt w:val="bullet"/>
+      <w:lvlText w:val=""/>
+      <w:lvlJc w:val="left"/>
+      <w:pPr>
+        <w:tabs>
+          <w:tab w:val="num" w:pos="2880"/>
+        </w:tabs>
+        <w:ind w:left="2880" w:hanging="360"/>
+      </w:pPr>
+      <w:rPr>
+        <w:rFonts w:ascii="Symbol" w:hAnsi="Symbol" w:hint="default"/>
+        <w:sz w:val="20"/>
+      </w:rPr>
+    </w:lvl>
+    <w:lvl w:ilvl="4" w:tentative="1">
+      <w:start w:val="1"/>
+      <w:numFmt w:val="bullet"/>
+      <w:lvlText w:val=""/>
+      <w:lvlJc w:val="left"/>
+      <w:pPr>
+        <w:tabs>
+          <w:tab w:val="num" w:pos="3600"/>
+        </w:tabs>
+        <w:ind w:left="3600" w:hanging="360"/>
+      </w:pPr>
+      <w:rPr>
+        <w:rFonts w:ascii="Symbol" w:hAnsi="Symbol" w:hint="default"/>
+        <w:sz w:val="20"/>
+      </w:rPr>
+    </w:lvl>
+    <w:lvl w:ilvl="5" w:tentative="1">
+      <w:start w:val="1"/>
+      <w:numFmt w:val="bullet"/>
+      <w:lvlText w:val=""/>
+      <w:lvlJc w:val="left"/>
+      <w:pPr>
+        <w:tabs>
+          <w:tab w:val="num" w:pos="4320"/>
+        </w:tabs>
+        <w:ind w:left="4320" w:hanging="360"/>
+      </w:pPr>
+      <w:rPr>
+        <w:rFonts w:ascii="Symbol" w:hAnsi="Symbol" w:hint="default"/>
+        <w:sz w:val="20"/>
+      </w:rPr>
+    </w:lvl>
+    <w:lvl w:ilvl="6" w:tentative="1">
+      <w:start w:val="1"/>
+      <w:numFmt w:val="bullet"/>
+      <w:lvlText w:val=""/>
+      <w:lvlJc w:val="left"/>
+      <w:pPr>
+        <w:tabs>
+          <w:tab w:val="num" w:pos="5040"/>
+        </w:tabs>
+        <w:ind w:left="5040" w:hanging="360"/>
+      </w:pPr>
+      <w:rPr>
+        <w:rFonts w:ascii="Symbol" w:hAnsi="Symbol" w:hint="default"/>
+        <w:sz w:val="20"/>
+      </w:rPr>
+    </w:lvl>
+    <w:lvl w:ilvl="7" w:tentative="1">
+      <w:start w:val="1"/>
+      <w:numFmt w:val="bullet"/>
+      <w:lvlText w:val=""/>
+      <w:lvlJc w:val="left"/>
+      <w:pPr>
+        <w:tabs>
+          <w:tab w:val="num" w:pos="5760"/>
+        </w:tabs>
+        <w:ind w:left="5760" w:hanging="360"/>
+      </w:pPr>
+      <w:rPr>
+        <w:rFonts w:ascii="Symbol" w:hAnsi="Symbol" w:hint="default"/>
+        <w:sz w:val="20"/>
+      </w:rPr>
+    </w:lvl>
+    <w:lvl w:ilvl="8" w:tentative="1">
+      <w:start w:val="1"/>
+      <w:numFmt w:val="bullet"/>
+      <w:lvlText w:val=""/>
+      <w:lvlJc w:val="left"/>
+      <w:pPr>
+        <w:tabs>
+          <w:tab w:val="num" w:pos="6480"/>
+        </w:tabs>
+        <w:ind w:left="6480" w:hanging="360"/>
+      </w:pPr>
+      <w:rPr>
+        <w:rFonts w:ascii="Symbol" w:hAnsi="Symbol" w:hint="default"/>
+        <w:sz w:val="20"/>
+      </w:rPr>
+    </w:lvl>
+  </w:abstractNum>
+  <w:abstractNum w:abstractNumId="39" w15:restartNumberingAfterBreak="0">
     <w:nsid w:val="3E8A69ED"/>
     <w:multiLevelType w:val="multilevel"/>
     <w:tmpl w:val="F7D2EB0A"/>
@@ -11287,7 +18416,7 @@
       </w:rPr>
     </w:lvl>
   </w:abstractNum>
-  <w:abstractNum w:abstractNumId="31" w15:restartNumberingAfterBreak="0">
+  <w:abstractNum w:abstractNumId="40" w15:restartNumberingAfterBreak="0">
     <w:nsid w:val="40D86B89"/>
     <w:multiLevelType w:val="multilevel"/>
     <w:tmpl w:val="7C101226"/>
@@ -11436,7 +18565,156 @@
       </w:rPr>
     </w:lvl>
   </w:abstractNum>
-  <w:abstractNum w:abstractNumId="32" w15:restartNumberingAfterBreak="0">
+  <w:abstractNum w:abstractNumId="41" w15:restartNumberingAfterBreak="0">
+    <w:nsid w:val="437B04F6"/>
+    <w:multiLevelType w:val="multilevel"/>
+    <w:tmpl w:val="EBAA999C"/>
+    <w:lvl w:ilvl="0">
+      <w:start w:val="1"/>
+      <w:numFmt w:val="bullet"/>
+      <w:lvlText w:val=""/>
+      <w:lvlJc w:val="left"/>
+      <w:pPr>
+        <w:tabs>
+          <w:tab w:val="num" w:pos="720"/>
+        </w:tabs>
+        <w:ind w:left="720" w:hanging="360"/>
+      </w:pPr>
+      <w:rPr>
+        <w:rFonts w:ascii="Symbol" w:hAnsi="Symbol" w:hint="default"/>
+        <w:sz w:val="20"/>
+      </w:rPr>
+    </w:lvl>
+    <w:lvl w:ilvl="1" w:tentative="1">
+      <w:start w:val="1"/>
+      <w:numFmt w:val="bullet"/>
+      <w:lvlText w:val=""/>
+      <w:lvlJc w:val="left"/>
+      <w:pPr>
+        <w:tabs>
+          <w:tab w:val="num" w:pos="1440"/>
+        </w:tabs>
+        <w:ind w:left="1440" w:hanging="360"/>
+      </w:pPr>
+      <w:rPr>
+        <w:rFonts w:ascii="Symbol" w:hAnsi="Symbol" w:hint="default"/>
+        <w:sz w:val="20"/>
+      </w:rPr>
+    </w:lvl>
+    <w:lvl w:ilvl="2" w:tentative="1">
+      <w:start w:val="1"/>
+      <w:numFmt w:val="bullet"/>
+      <w:lvlText w:val=""/>
+      <w:lvlJc w:val="left"/>
+      <w:pPr>
+        <w:tabs>
+          <w:tab w:val="num" w:pos="2160"/>
+        </w:tabs>
+        <w:ind w:left="2160" w:hanging="360"/>
+      </w:pPr>
+      <w:rPr>
+        <w:rFonts w:ascii="Symbol" w:hAnsi="Symbol" w:hint="default"/>
+        <w:sz w:val="20"/>
+      </w:rPr>
+    </w:lvl>
+    <w:lvl w:ilvl="3" w:tentative="1">
+      <w:start w:val="1"/>
+      <w:numFmt w:val="bullet"/>
+      <w:lvlText w:val=""/>
+      <w:lvlJc w:val="left"/>
+      <w:pPr>
+        <w:tabs>
+          <w:tab w:val="num" w:pos="2880"/>
+        </w:tabs>
+        <w:ind w:left="2880" w:hanging="360"/>
+      </w:pPr>
+      <w:rPr>
+        <w:rFonts w:ascii="Symbol" w:hAnsi="Symbol" w:hint="default"/>
+        <w:sz w:val="20"/>
+      </w:rPr>
+    </w:lvl>
+    <w:lvl w:ilvl="4" w:tentative="1">
+      <w:start w:val="1"/>
+      <w:numFmt w:val="bullet"/>
+      <w:lvlText w:val=""/>
+      <w:lvlJc w:val="left"/>
+      <w:pPr>
+        <w:tabs>
+          <w:tab w:val="num" w:pos="3600"/>
+        </w:tabs>
+        <w:ind w:left="3600" w:hanging="360"/>
+      </w:pPr>
+      <w:rPr>
+        <w:rFonts w:ascii="Symbol" w:hAnsi="Symbol" w:hint="default"/>
+        <w:sz w:val="20"/>
+      </w:rPr>
+    </w:lvl>
+    <w:lvl w:ilvl="5" w:tentative="1">
+      <w:start w:val="1"/>
+      <w:numFmt w:val="bullet"/>
+      <w:lvlText w:val=""/>
+      <w:lvlJc w:val="left"/>
+      <w:pPr>
+        <w:tabs>
+          <w:tab w:val="num" w:pos="4320"/>
+        </w:tabs>
+        <w:ind w:left="4320" w:hanging="360"/>
+      </w:pPr>
+      <w:rPr>
+        <w:rFonts w:ascii="Symbol" w:hAnsi="Symbol" w:hint="default"/>
+        <w:sz w:val="20"/>
+      </w:rPr>
+    </w:lvl>
+    <w:lvl w:ilvl="6" w:tentative="1">
+      <w:start w:val="1"/>
+      <w:numFmt w:val="bullet"/>
+      <w:lvlText w:val=""/>
+      <w:lvlJc w:val="left"/>
+      <w:pPr>
+        <w:tabs>
+          <w:tab w:val="num" w:pos="5040"/>
+        </w:tabs>
+        <w:ind w:left="5040" w:hanging="360"/>
+      </w:pPr>
+      <w:rPr>
+        <w:rFonts w:ascii="Symbol" w:hAnsi="Symbol" w:hint="default"/>
+        <w:sz w:val="20"/>
+      </w:rPr>
+    </w:lvl>
+    <w:lvl w:ilvl="7" w:tentative="1">
+      <w:start w:val="1"/>
+      <w:numFmt w:val="bullet"/>
+      <w:lvlText w:val=""/>
+      <w:lvlJc w:val="left"/>
+      <w:pPr>
+        <w:tabs>
+          <w:tab w:val="num" w:pos="5760"/>
+        </w:tabs>
+        <w:ind w:left="5760" w:hanging="360"/>
+      </w:pPr>
+      <w:rPr>
+        <w:rFonts w:ascii="Symbol" w:hAnsi="Symbol" w:hint="default"/>
+        <w:sz w:val="20"/>
+      </w:rPr>
+    </w:lvl>
+    <w:lvl w:ilvl="8" w:tentative="1">
+      <w:start w:val="1"/>
+      <w:numFmt w:val="bullet"/>
+      <w:lvlText w:val=""/>
+      <w:lvlJc w:val="left"/>
+      <w:pPr>
+        <w:tabs>
+          <w:tab w:val="num" w:pos="6480"/>
+        </w:tabs>
+        <w:ind w:left="6480" w:hanging="360"/>
+      </w:pPr>
+      <w:rPr>
+        <w:rFonts w:ascii="Symbol" w:hAnsi="Symbol" w:hint="default"/>
+        <w:sz w:val="20"/>
+      </w:rPr>
+    </w:lvl>
+  </w:abstractNum>
+  <w:abstractNum w:abstractNumId="42" w15:restartNumberingAfterBreak="0">
     <w:nsid w:val="43CC1EC0"/>
     <w:multiLevelType w:val="multilevel"/>
     <w:tmpl w:val="B3704222"/>
@@ -11549,7 +18827,7 @@
       </w:pPr>
     </w:lvl>
   </w:abstractNum>
-  <w:abstractNum w:abstractNumId="33" w15:restartNumberingAfterBreak="0">
+  <w:abstractNum w:abstractNumId="43" w15:restartNumberingAfterBreak="0">
     <w:nsid w:val="48C5741C"/>
     <w:multiLevelType w:val="multilevel"/>
     <w:tmpl w:val="43C2B7E2"/>
@@ -11698,7 +18976,156 @@
       </w:rPr>
     </w:lvl>
   </w:abstractNum>
-  <w:abstractNum w:abstractNumId="34" w15:restartNumberingAfterBreak="0">
+  <w:abstractNum w:abstractNumId="44" w15:restartNumberingAfterBreak="0">
+    <w:nsid w:val="49656DE2"/>
+    <w:multiLevelType w:val="multilevel"/>
+    <w:tmpl w:val="6ED2E152"/>
+    <w:lvl w:ilvl="0">
+      <w:start w:val="1"/>
+      <w:numFmt w:val="bullet"/>
+      <w:lvlText w:val=""/>
+      <w:lvlJc w:val="left"/>
+      <w:pPr>
+        <w:tabs>
+          <w:tab w:val="num" w:pos="720"/>
+        </w:tabs>
+        <w:ind w:left="720" w:hanging="360"/>
+      </w:pPr>
+      <w:rPr>
+        <w:rFonts w:ascii="Symbol" w:hAnsi="Symbol" w:hint="default"/>
+        <w:sz w:val="20"/>
+      </w:rPr>
+    </w:lvl>
+    <w:lvl w:ilvl="1" w:tentative="1">
+      <w:start w:val="1"/>
+      <w:numFmt w:val="bullet"/>
+      <w:lvlText w:val=""/>
+      <w:lvlJc w:val="left"/>
+      <w:pPr>
+        <w:tabs>
+          <w:tab w:val="num" w:pos="1440"/>
+        </w:tabs>
+        <w:ind w:left="1440" w:hanging="360"/>
+      </w:pPr>
+      <w:rPr>
+        <w:rFonts w:ascii="Symbol" w:hAnsi="Symbol" w:hint="default"/>
+        <w:sz w:val="20"/>
+      </w:rPr>
+    </w:lvl>
+    <w:lvl w:ilvl="2" w:tentative="1">
+      <w:start w:val="1"/>
+      <w:numFmt w:val="bullet"/>
+      <w:lvlText w:val=""/>
+      <w:lvlJc w:val="left"/>
+      <w:pPr>
+        <w:tabs>
+          <w:tab w:val="num" w:pos="2160"/>
+        </w:tabs>
+        <w:ind w:left="2160" w:hanging="360"/>
+      </w:pPr>
+      <w:rPr>
+        <w:rFonts w:ascii="Symbol" w:hAnsi="Symbol" w:hint="default"/>
+        <w:sz w:val="20"/>
+      </w:rPr>
+    </w:lvl>
+    <w:lvl w:ilvl="3" w:tentative="1">
+      <w:start w:val="1"/>
+      <w:numFmt w:val="bullet"/>
+      <w:lvlText w:val=""/>
+      <w:lvlJc w:val="left"/>
+      <w:pPr>
+        <w:tabs>
+          <w:tab w:val="num" w:pos="2880"/>
+        </w:tabs>
+        <w:ind w:left="2880" w:hanging="360"/>
+      </w:pPr>
+      <w:rPr>
+        <w:rFonts w:ascii="Symbol" w:hAnsi="Symbol" w:hint="default"/>
+        <w:sz w:val="20"/>
+      </w:rPr>
+    </w:lvl>
+    <w:lvl w:ilvl="4" w:tentative="1">
+      <w:start w:val="1"/>
+      <w:numFmt w:val="bullet"/>
+      <w:lvlText w:val=""/>
+      <w:lvlJc w:val="left"/>
+      <w:pPr>
+        <w:tabs>
+          <w:tab w:val="num" w:pos="3600"/>
+        </w:tabs>
+        <w:ind w:left="3600" w:hanging="360"/>
+      </w:pPr>
+      <w:rPr>
+        <w:rFonts w:ascii="Symbol" w:hAnsi="Symbol" w:hint="default"/>
+        <w:sz w:val="20"/>
+      </w:rPr>
+    </w:lvl>
+    <w:lvl w:ilvl="5" w:tentative="1">
+      <w:start w:val="1"/>
+      <w:numFmt w:val="bullet"/>
+      <w:lvlText w:val=""/>
+      <w:lvlJc w:val="left"/>
+      <w:pPr>
+        <w:tabs>
+          <w:tab w:val="num" w:pos="4320"/>
+        </w:tabs>
+        <w:ind w:left="4320" w:hanging="360"/>
+      </w:pPr>
+      <w:rPr>
+        <w:rFonts w:ascii="Symbol" w:hAnsi="Symbol" w:hint="default"/>
+        <w:sz w:val="20"/>
+      </w:rPr>
+    </w:lvl>
+    <w:lvl w:ilvl="6" w:tentative="1">
+      <w:start w:val="1"/>
+      <w:numFmt w:val="bullet"/>
+      <w:lvlText w:val=""/>
+      <w:lvlJc w:val="left"/>
+      <w:pPr>
+        <w:tabs>
+          <w:tab w:val="num" w:pos="5040"/>
+        </w:tabs>
+        <w:ind w:left="5040" w:hanging="360"/>
+      </w:pPr>
+      <w:rPr>
+        <w:rFonts w:ascii="Symbol" w:hAnsi="Symbol" w:hint="default"/>
+        <w:sz w:val="20"/>
+      </w:rPr>
+    </w:lvl>
+    <w:lvl w:ilvl="7" w:tentative="1">
+      <w:start w:val="1"/>
+      <w:numFmt w:val="bullet"/>
+      <w:lvlText w:val=""/>
+      <w:lvlJc w:val="left"/>
+      <w:pPr>
+        <w:tabs>
+          <w:tab w:val="num" w:pos="5760"/>
+        </w:tabs>
+        <w:ind w:left="5760" w:hanging="360"/>
+      </w:pPr>
+      <w:rPr>
+        <w:rFonts w:ascii="Symbol" w:hAnsi="Symbol" w:hint="default"/>
+        <w:sz w:val="20"/>
+      </w:rPr>
+    </w:lvl>
+    <w:lvl w:ilvl="8" w:tentative="1">
+      <w:start w:val="1"/>
+      <w:numFmt w:val="bullet"/>
+      <w:lvlText w:val=""/>
+      <w:lvlJc w:val="left"/>
+      <w:pPr>
+        <w:tabs>
+          <w:tab w:val="num" w:pos="6480"/>
+        </w:tabs>
+        <w:ind w:left="6480" w:hanging="360"/>
+      </w:pPr>
+      <w:rPr>
+        <w:rFonts w:ascii="Symbol" w:hAnsi="Symbol" w:hint="default"/>
+        <w:sz w:val="20"/>
+      </w:rPr>
+    </w:lvl>
+  </w:abstractNum>
+  <w:abstractNum w:abstractNumId="45" w15:restartNumberingAfterBreak="0">
     <w:nsid w:val="4BB407BD"/>
     <w:multiLevelType w:val="multilevel"/>
     <w:tmpl w:val="0C36ED98"/>
@@ -11847,7 +19274,156 @@
       </w:rPr>
     </w:lvl>
   </w:abstractNum>
-  <w:abstractNum w:abstractNumId="35" w15:restartNumberingAfterBreak="0">
+  <w:abstractNum w:abstractNumId="46" w15:restartNumberingAfterBreak="0">
+    <w:nsid w:val="53617D9D"/>
+    <w:multiLevelType w:val="multilevel"/>
+    <w:tmpl w:val="8BEA19D8"/>
+    <w:lvl w:ilvl="0">
+      <w:start w:val="1"/>
+      <w:numFmt w:val="bullet"/>
+      <w:lvlText w:val=""/>
+      <w:lvlJc w:val="left"/>
+      <w:pPr>
+        <w:tabs>
+          <w:tab w:val="num" w:pos="720"/>
+        </w:tabs>
+        <w:ind w:left="720" w:hanging="360"/>
+      </w:pPr>
+      <w:rPr>
+        <w:rFonts w:ascii="Symbol" w:hAnsi="Symbol" w:hint="default"/>
+        <w:sz w:val="20"/>
+      </w:rPr>
+    </w:lvl>
+    <w:lvl w:ilvl="1" w:tentative="1">
+      <w:start w:val="1"/>
+      <w:numFmt w:val="bullet"/>
+      <w:lvlText w:val=""/>
+      <w:lvlJc w:val="left"/>
+      <w:pPr>
+        <w:tabs>
+          <w:tab w:val="num" w:pos="1440"/>
+        </w:tabs>
+        <w:ind w:left="1440" w:hanging="360"/>
+      </w:pPr>
+      <w:rPr>
+        <w:rFonts w:ascii="Symbol" w:hAnsi="Symbol" w:hint="default"/>
+        <w:sz w:val="20"/>
+      </w:rPr>
+    </w:lvl>
+    <w:lvl w:ilvl="2" w:tentative="1">
+      <w:start w:val="1"/>
+      <w:numFmt w:val="bullet"/>
+      <w:lvlText w:val=""/>
+      <w:lvlJc w:val="left"/>
+      <w:pPr>
+        <w:tabs>
+          <w:tab w:val="num" w:pos="2160"/>
+        </w:tabs>
+        <w:ind w:left="2160" w:hanging="360"/>
+      </w:pPr>
+      <w:rPr>
+        <w:rFonts w:ascii="Symbol" w:hAnsi="Symbol" w:hint="default"/>
+        <w:sz w:val="20"/>
+      </w:rPr>
+    </w:lvl>
+    <w:lvl w:ilvl="3" w:tentative="1">
+      <w:start w:val="1"/>
+      <w:numFmt w:val="bullet"/>
+      <w:lvlText w:val=""/>
+      <w:lvlJc w:val="left"/>
+      <w:pPr>
+        <w:tabs>
+          <w:tab w:val="num" w:pos="2880"/>
+        </w:tabs>
+        <w:ind w:left="2880" w:hanging="360"/>
+      </w:pPr>
+      <w:rPr>
+        <w:rFonts w:ascii="Symbol" w:hAnsi="Symbol" w:hint="default"/>
+        <w:sz w:val="20"/>
+      </w:rPr>
+    </w:lvl>
+    <w:lvl w:ilvl="4" w:tentative="1">
+      <w:start w:val="1"/>
+      <w:numFmt w:val="bullet"/>
+      <w:lvlText w:val=""/>
+      <w:lvlJc w:val="left"/>
+      <w:pPr>
+        <w:tabs>
+          <w:tab w:val="num" w:pos="3600"/>
+        </w:tabs>
+        <w:ind w:left="3600" w:hanging="360"/>
+      </w:pPr>
+      <w:rPr>
+        <w:rFonts w:ascii="Symbol" w:hAnsi="Symbol" w:hint="default"/>
+        <w:sz w:val="20"/>
+      </w:rPr>
+    </w:lvl>
+    <w:lvl w:ilvl="5" w:tentative="1">
+      <w:start w:val="1"/>
+      <w:numFmt w:val="bullet"/>
+      <w:lvlText w:val=""/>
+      <w:lvlJc w:val="left"/>
+      <w:pPr>
+        <w:tabs>
+          <w:tab w:val="num" w:pos="4320"/>
+        </w:tabs>
+        <w:ind w:left="4320" w:hanging="360"/>
+      </w:pPr>
+      <w:rPr>
+        <w:rFonts w:ascii="Symbol" w:hAnsi="Symbol" w:hint="default"/>
+        <w:sz w:val="20"/>
+      </w:rPr>
+    </w:lvl>
+    <w:lvl w:ilvl="6" w:tentative="1">
+      <w:start w:val="1"/>
+      <w:numFmt w:val="bullet"/>
+      <w:lvlText w:val=""/>
+      <w:lvlJc w:val="left"/>
+      <w:pPr>
+        <w:tabs>
+          <w:tab w:val="num" w:pos="5040"/>
+        </w:tabs>
+        <w:ind w:left="5040" w:hanging="360"/>
+      </w:pPr>
+      <w:rPr>
+        <w:rFonts w:ascii="Symbol" w:hAnsi="Symbol" w:hint="default"/>
+        <w:sz w:val="20"/>
+      </w:rPr>
+    </w:lvl>
+    <w:lvl w:ilvl="7" w:tentative="1">
+      <w:start w:val="1"/>
+      <w:numFmt w:val="bullet"/>
+      <w:lvlText w:val=""/>
+      <w:lvlJc w:val="left"/>
+      <w:pPr>
+        <w:tabs>
+          <w:tab w:val="num" w:pos="5760"/>
+        </w:tabs>
+        <w:ind w:left="5760" w:hanging="360"/>
+      </w:pPr>
+      <w:rPr>
+        <w:rFonts w:ascii="Symbol" w:hAnsi="Symbol" w:hint="default"/>
+        <w:sz w:val="20"/>
+      </w:rPr>
+    </w:lvl>
+    <w:lvl w:ilvl="8" w:tentative="1">
+      <w:start w:val="1"/>
+      <w:numFmt w:val="bullet"/>
+      <w:lvlText w:val=""/>
+      <w:lvlJc w:val="left"/>
+      <w:pPr>
+        <w:tabs>
+          <w:tab w:val="num" w:pos="6480"/>
+        </w:tabs>
+        <w:ind w:left="6480" w:hanging="360"/>
+      </w:pPr>
+      <w:rPr>
+        <w:rFonts w:ascii="Symbol" w:hAnsi="Symbol" w:hint="default"/>
+        <w:sz w:val="20"/>
+      </w:rPr>
+    </w:lvl>
+  </w:abstractNum>
+  <w:abstractNum w:abstractNumId="47" w15:restartNumberingAfterBreak="0">
     <w:nsid w:val="57A228F0"/>
     <w:multiLevelType w:val="multilevel"/>
     <w:tmpl w:val="5672D2A8"/>
@@ -11960,7 +19536,7 @@
       </w:pPr>
     </w:lvl>
   </w:abstractNum>
-  <w:abstractNum w:abstractNumId="36" w15:restartNumberingAfterBreak="0">
+  <w:abstractNum w:abstractNumId="48" w15:restartNumberingAfterBreak="0">
     <w:nsid w:val="5DA71C0E"/>
     <w:multiLevelType w:val="multilevel"/>
     <w:tmpl w:val="D310C8B8"/>
@@ -12109,7 +19685,7 @@
       </w:rPr>
     </w:lvl>
   </w:abstractNum>
-  <w:abstractNum w:abstractNumId="37" w15:restartNumberingAfterBreak="0">
+  <w:abstractNum w:abstractNumId="49" w15:restartNumberingAfterBreak="0">
     <w:nsid w:val="633F3348"/>
     <w:multiLevelType w:val="multilevel"/>
     <w:tmpl w:val="2D3A562E"/>
@@ -12258,7 +19834,156 @@
       </w:rPr>
     </w:lvl>
   </w:abstractNum>
-  <w:abstractNum w:abstractNumId="38" w15:restartNumberingAfterBreak="0">
+  <w:abstractNum w:abstractNumId="50" w15:restartNumberingAfterBreak="0">
+    <w:nsid w:val="63691191"/>
+    <w:multiLevelType w:val="multilevel"/>
+    <w:tmpl w:val="305A552A"/>
+    <w:lvl w:ilvl="0">
+      <w:start w:val="1"/>
+      <w:numFmt w:val="bullet"/>
+      <w:lvlText w:val=""/>
+      <w:lvlJc w:val="left"/>
+      <w:pPr>
+        <w:tabs>
+          <w:tab w:val="num" w:pos="720"/>
+        </w:tabs>
+        <w:ind w:left="720" w:hanging="360"/>
+      </w:pPr>
+      <w:rPr>
+        <w:rFonts w:ascii="Symbol" w:hAnsi="Symbol" w:hint="default"/>
+        <w:sz w:val="20"/>
+      </w:rPr>
+    </w:lvl>
+    <w:lvl w:ilvl="1" w:tentative="1">
+      <w:start w:val="1"/>
+      <w:numFmt w:val="bullet"/>
+      <w:lvlText w:val=""/>
+      <w:lvlJc w:val="left"/>
+      <w:pPr>
+        <w:tabs>
+          <w:tab w:val="num" w:pos="1440"/>
+        </w:tabs>
+        <w:ind w:left="1440" w:hanging="360"/>
+      </w:pPr>
+      <w:rPr>
+        <w:rFonts w:ascii="Symbol" w:hAnsi="Symbol" w:hint="default"/>
+        <w:sz w:val="20"/>
+      </w:rPr>
+    </w:lvl>
+    <w:lvl w:ilvl="2" w:tentative="1">
+      <w:start w:val="1"/>
+      <w:numFmt w:val="bullet"/>
+      <w:lvlText w:val=""/>
+      <w:lvlJc w:val="left"/>
+      <w:pPr>
+        <w:tabs>
+          <w:tab w:val="num" w:pos="2160"/>
+        </w:tabs>
+        <w:ind w:left="2160" w:hanging="360"/>
+      </w:pPr>
+      <w:rPr>
+        <w:rFonts w:ascii="Symbol" w:hAnsi="Symbol" w:hint="default"/>
+        <w:sz w:val="20"/>
+      </w:rPr>
+    </w:lvl>
+    <w:lvl w:ilvl="3" w:tentative="1">
+      <w:start w:val="1"/>
+      <w:numFmt w:val="bullet"/>
+      <w:lvlText w:val=""/>
+      <w:lvlJc w:val="left"/>
+      <w:pPr>
+        <w:tabs>
+          <w:tab w:val="num" w:pos="2880"/>
+        </w:tabs>
+        <w:ind w:left="2880" w:hanging="360"/>
+      </w:pPr>
+      <w:rPr>
+        <w:rFonts w:ascii="Symbol" w:hAnsi="Symbol" w:hint="default"/>
+        <w:sz w:val="20"/>
+      </w:rPr>
+    </w:lvl>
+    <w:lvl w:ilvl="4" w:tentative="1">
+      <w:start w:val="1"/>
+      <w:numFmt w:val="bullet"/>
+      <w:lvlText w:val=""/>
+      <w:lvlJc w:val="left"/>
+      <w:pPr>
+        <w:tabs>
+          <w:tab w:val="num" w:pos="3600"/>
+        </w:tabs>
+        <w:ind w:left="3600" w:hanging="360"/>
+      </w:pPr>
+      <w:rPr>
+        <w:rFonts w:ascii="Symbol" w:hAnsi="Symbol" w:hint="default"/>
+        <w:sz w:val="20"/>
+      </w:rPr>
+    </w:lvl>
+    <w:lvl w:ilvl="5" w:tentative="1">
+      <w:start w:val="1"/>
+      <w:numFmt w:val="bullet"/>
+      <w:lvlText w:val=""/>
+      <w:lvlJc w:val="left"/>
+      <w:pPr>
+        <w:tabs>
+          <w:tab w:val="num" w:pos="4320"/>
+        </w:tabs>
+        <w:ind w:left="4320" w:hanging="360"/>
+      </w:pPr>
+      <w:rPr>
+        <w:rFonts w:ascii="Symbol" w:hAnsi="Symbol" w:hint="default"/>
+        <w:sz w:val="20"/>
+      </w:rPr>
+    </w:lvl>
+    <w:lvl w:ilvl="6" w:tentative="1">
+      <w:start w:val="1"/>
+      <w:numFmt w:val="bullet"/>
+      <w:lvlText w:val=""/>
+      <w:lvlJc w:val="left"/>
+      <w:pPr>
+        <w:tabs>
+          <w:tab w:val="num" w:pos="5040"/>
+        </w:tabs>
+        <w:ind w:left="5040" w:hanging="360"/>
+      </w:pPr>
+      <w:rPr>
+        <w:rFonts w:ascii="Symbol" w:hAnsi="Symbol" w:hint="default"/>
+        <w:sz w:val="20"/>
+      </w:rPr>
+    </w:lvl>
+    <w:lvl w:ilvl="7" w:tentative="1">
+      <w:start w:val="1"/>
+      <w:numFmt w:val="bullet"/>
+      <w:lvlText w:val=""/>
+      <w:lvlJc w:val="left"/>
+      <w:pPr>
+        <w:tabs>
+          <w:tab w:val="num" w:pos="5760"/>
+        </w:tabs>
+        <w:ind w:left="5760" w:hanging="360"/>
+      </w:pPr>
+      <w:rPr>
+        <w:rFonts w:ascii="Symbol" w:hAnsi="Symbol" w:hint="default"/>
+        <w:sz w:val="20"/>
+      </w:rPr>
+    </w:lvl>
+    <w:lvl w:ilvl="8" w:tentative="1">
+      <w:start w:val="1"/>
+      <w:numFmt w:val="bullet"/>
+      <w:lvlText w:val=""/>
+      <w:lvlJc w:val="left"/>
+      <w:pPr>
+        <w:tabs>
+          <w:tab w:val="num" w:pos="6480"/>
+        </w:tabs>
+        <w:ind w:left="6480" w:hanging="360"/>
+      </w:pPr>
+      <w:rPr>
+        <w:rFonts w:ascii="Symbol" w:hAnsi="Symbol" w:hint="default"/>
+        <w:sz w:val="20"/>
+      </w:rPr>
+    </w:lvl>
+  </w:abstractNum>
+  <w:abstractNum w:abstractNumId="51" w15:restartNumberingAfterBreak="0">
     <w:nsid w:val="651643D5"/>
     <w:multiLevelType w:val="multilevel"/>
     <w:tmpl w:val="098A543A"/>
@@ -12407,7 +20132,7 @@
       </w:rPr>
     </w:lvl>
   </w:abstractNum>
-  <w:abstractNum w:abstractNumId="39" w15:restartNumberingAfterBreak="0">
+  <w:abstractNum w:abstractNumId="52" w15:restartNumberingAfterBreak="0">
     <w:nsid w:val="656815CA"/>
     <w:multiLevelType w:val="multilevel"/>
     <w:tmpl w:val="290C2DAC"/>
@@ -12556,7 +20281,7 @@
       </w:rPr>
     </w:lvl>
   </w:abstractNum>
-  <w:abstractNum w:abstractNumId="40" w15:restartNumberingAfterBreak="0">
+  <w:abstractNum w:abstractNumId="53" w15:restartNumberingAfterBreak="0">
     <w:nsid w:val="665F0486"/>
     <w:multiLevelType w:val="multilevel"/>
     <w:tmpl w:val="824647BE"/>
@@ -12705,7 +20430,7 @@
       </w:rPr>
     </w:lvl>
   </w:abstractNum>
-  <w:abstractNum w:abstractNumId="41" w15:restartNumberingAfterBreak="0">
+  <w:abstractNum w:abstractNumId="54" w15:restartNumberingAfterBreak="0">
     <w:nsid w:val="6792258D"/>
     <w:multiLevelType w:val="multilevel"/>
     <w:tmpl w:val="ACC8E234"/>
@@ -12818,7 +20543,7 @@
       </w:pPr>
     </w:lvl>
   </w:abstractNum>
-  <w:abstractNum w:abstractNumId="42" w15:restartNumberingAfterBreak="0">
+  <w:abstractNum w:abstractNumId="55" w15:restartNumberingAfterBreak="0">
     <w:nsid w:val="67DB1A41"/>
     <w:multiLevelType w:val="multilevel"/>
     <w:tmpl w:val="AFCCC964"/>
@@ -12931,7 +20656,7 @@
       </w:pPr>
     </w:lvl>
   </w:abstractNum>
-  <w:abstractNum w:abstractNumId="43" w15:restartNumberingAfterBreak="0">
+  <w:abstractNum w:abstractNumId="56" w15:restartNumberingAfterBreak="0">
     <w:nsid w:val="692A43E9"/>
     <w:multiLevelType w:val="multilevel"/>
     <w:tmpl w:val="08785FA4"/>
@@ -13080,7 +20805,156 @@
       </w:rPr>
     </w:lvl>
   </w:abstractNum>
-  <w:abstractNum w:abstractNumId="44" w15:restartNumberingAfterBreak="0">
+  <w:abstractNum w:abstractNumId="57" w15:restartNumberingAfterBreak="0">
+    <w:nsid w:val="699961E4"/>
+    <w:multiLevelType w:val="multilevel"/>
+    <w:tmpl w:val="46DCD816"/>
+    <w:lvl w:ilvl="0">
+      <w:start w:val="1"/>
+      <w:numFmt w:val="bullet"/>
+      <w:lvlText w:val=""/>
+      <w:lvlJc w:val="left"/>
+      <w:pPr>
+        <w:tabs>
+          <w:tab w:val="num" w:pos="720"/>
+        </w:tabs>
+        <w:ind w:left="720" w:hanging="360"/>
+      </w:pPr>
+      <w:rPr>
+        <w:rFonts w:ascii="Symbol" w:hAnsi="Symbol" w:hint="default"/>
+        <w:sz w:val="20"/>
+      </w:rPr>
+    </w:lvl>
+    <w:lvl w:ilvl="1" w:tentative="1">
+      <w:start w:val="1"/>
+      <w:numFmt w:val="bullet"/>
+      <w:lvlText w:val=""/>
+      <w:lvlJc w:val="left"/>
+      <w:pPr>
+        <w:tabs>
+          <w:tab w:val="num" w:pos="1440"/>
+        </w:tabs>
+        <w:ind w:left="1440" w:hanging="360"/>
+      </w:pPr>
+      <w:rPr>
+        <w:rFonts w:ascii="Symbol" w:hAnsi="Symbol" w:hint="default"/>
+        <w:sz w:val="20"/>
+      </w:rPr>
+    </w:lvl>
+    <w:lvl w:ilvl="2" w:tentative="1">
+      <w:start w:val="1"/>
+      <w:numFmt w:val="bullet"/>
+      <w:lvlText w:val=""/>
+      <w:lvlJc w:val="left"/>
+      <w:pPr>
+        <w:tabs>
+          <w:tab w:val="num" w:pos="2160"/>
+        </w:tabs>
+        <w:ind w:left="2160" w:hanging="360"/>
+      </w:pPr>
+      <w:rPr>
+        <w:rFonts w:ascii="Symbol" w:hAnsi="Symbol" w:hint="default"/>
+        <w:sz w:val="20"/>
+      </w:rPr>
+    </w:lvl>
+    <w:lvl w:ilvl="3" w:tentative="1">
+      <w:start w:val="1"/>
+      <w:numFmt w:val="bullet"/>
+      <w:lvlText w:val=""/>
+      <w:lvlJc w:val="left"/>
+      <w:pPr>
+        <w:tabs>
+          <w:tab w:val="num" w:pos="2880"/>
+        </w:tabs>
+        <w:ind w:left="2880" w:hanging="360"/>
+      </w:pPr>
+      <w:rPr>
+        <w:rFonts w:ascii="Symbol" w:hAnsi="Symbol" w:hint="default"/>
+        <w:sz w:val="20"/>
+      </w:rPr>
+    </w:lvl>
+    <w:lvl w:ilvl="4" w:tentative="1">
+      <w:start w:val="1"/>
+      <w:numFmt w:val="bullet"/>
+      <w:lvlText w:val=""/>
+      <w:lvlJc w:val="left"/>
+      <w:pPr>
+        <w:tabs>
+          <w:tab w:val="num" w:pos="3600"/>
+        </w:tabs>
+        <w:ind w:left="3600" w:hanging="360"/>
+      </w:pPr>
+      <w:rPr>
+        <w:rFonts w:ascii="Symbol" w:hAnsi="Symbol" w:hint="default"/>
+        <w:sz w:val="20"/>
+      </w:rPr>
+    </w:lvl>
+    <w:lvl w:ilvl="5" w:tentative="1">
+      <w:start w:val="1"/>
+      <w:numFmt w:val="bullet"/>
+      <w:lvlText w:val=""/>
+      <w:lvlJc w:val="left"/>
+      <w:pPr>
+        <w:tabs>
+          <w:tab w:val="num" w:pos="4320"/>
+        </w:tabs>
+        <w:ind w:left="4320" w:hanging="360"/>
+      </w:pPr>
+      <w:rPr>
+        <w:rFonts w:ascii="Symbol" w:hAnsi="Symbol" w:hint="default"/>
+        <w:sz w:val="20"/>
+      </w:rPr>
+    </w:lvl>
+    <w:lvl w:ilvl="6" w:tentative="1">
+      <w:start w:val="1"/>
+      <w:numFmt w:val="bullet"/>
+      <w:lvlText w:val=""/>
+      <w:lvlJc w:val="left"/>
+      <w:pPr>
+        <w:tabs>
+          <w:tab w:val="num" w:pos="5040"/>
+        </w:tabs>
+        <w:ind w:left="5040" w:hanging="360"/>
+      </w:pPr>
+      <w:rPr>
+        <w:rFonts w:ascii="Symbol" w:hAnsi="Symbol" w:hint="default"/>
+        <w:sz w:val="20"/>
+      </w:rPr>
+    </w:lvl>
+    <w:lvl w:ilvl="7" w:tentative="1">
+      <w:start w:val="1"/>
+      <w:numFmt w:val="bullet"/>
+      <w:lvlText w:val=""/>
+      <w:lvlJc w:val="left"/>
+      <w:pPr>
+        <w:tabs>
+          <w:tab w:val="num" w:pos="5760"/>
+        </w:tabs>
+        <w:ind w:left="5760" w:hanging="360"/>
+      </w:pPr>
+      <w:rPr>
+        <w:rFonts w:ascii="Symbol" w:hAnsi="Symbol" w:hint="default"/>
+        <w:sz w:val="20"/>
+      </w:rPr>
+    </w:lvl>
+    <w:lvl w:ilvl="8" w:tentative="1">
+      <w:start w:val="1"/>
+      <w:numFmt w:val="bullet"/>
+      <w:lvlText w:val=""/>
+      <w:lvlJc w:val="left"/>
+      <w:pPr>
+        <w:tabs>
+          <w:tab w:val="num" w:pos="6480"/>
+        </w:tabs>
+        <w:ind w:left="6480" w:hanging="360"/>
+      </w:pPr>
+      <w:rPr>
+        <w:rFonts w:ascii="Symbol" w:hAnsi="Symbol" w:hint="default"/>
+        <w:sz w:val="20"/>
+      </w:rPr>
+    </w:lvl>
+  </w:abstractNum>
+  <w:abstractNum w:abstractNumId="58" w15:restartNumberingAfterBreak="0">
     <w:nsid w:val="6CF23DB8"/>
     <w:multiLevelType w:val="multilevel"/>
     <w:tmpl w:val="E29616EE"/>
@@ -13229,7 +21103,7 @@
       </w:rPr>
     </w:lvl>
   </w:abstractNum>
-  <w:abstractNum w:abstractNumId="45" w15:restartNumberingAfterBreak="0">
+  <w:abstractNum w:abstractNumId="59" w15:restartNumberingAfterBreak="0">
     <w:nsid w:val="70E41978"/>
     <w:multiLevelType w:val="multilevel"/>
     <w:tmpl w:val="9A7E5B0A"/>
@@ -13378,7 +21252,7 @@
       </w:rPr>
     </w:lvl>
   </w:abstractNum>
-  <w:abstractNum w:abstractNumId="46" w15:restartNumberingAfterBreak="0">
+  <w:abstractNum w:abstractNumId="60" w15:restartNumberingAfterBreak="0">
     <w:nsid w:val="75B03FC1"/>
     <w:multiLevelType w:val="multilevel"/>
     <w:tmpl w:val="43D22514"/>
@@ -13491,7 +21365,156 @@
       </w:pPr>
     </w:lvl>
   </w:abstractNum>
-  <w:abstractNum w:abstractNumId="47" w15:restartNumberingAfterBreak="0">
+  <w:abstractNum w:abstractNumId="61" w15:restartNumberingAfterBreak="0">
+    <w:nsid w:val="7A3C2E3A"/>
+    <w:multiLevelType w:val="multilevel"/>
+    <w:tmpl w:val="6B86578C"/>
+    <w:lvl w:ilvl="0">
+      <w:start w:val="1"/>
+      <w:numFmt w:val="bullet"/>
+      <w:lvlText w:val=""/>
+      <w:lvlJc w:val="left"/>
+      <w:pPr>
+        <w:tabs>
+          <w:tab w:val="num" w:pos="720"/>
+        </w:tabs>
+        <w:ind w:left="720" w:hanging="360"/>
+      </w:pPr>
+      <w:rPr>
+        <w:rFonts w:ascii="Symbol" w:hAnsi="Symbol" w:hint="default"/>
+        <w:sz w:val="20"/>
+      </w:rPr>
+    </w:lvl>
+    <w:lvl w:ilvl="1" w:tentative="1">
+      <w:start w:val="1"/>
+      <w:numFmt w:val="bullet"/>
+      <w:lvlText w:val=""/>
+      <w:lvlJc w:val="left"/>
+      <w:pPr>
+        <w:tabs>
+          <w:tab w:val="num" w:pos="1440"/>
+        </w:tabs>
+        <w:ind w:left="1440" w:hanging="360"/>
+      </w:pPr>
+      <w:rPr>
+        <w:rFonts w:ascii="Symbol" w:hAnsi="Symbol" w:hint="default"/>
+        <w:sz w:val="20"/>
+      </w:rPr>
+    </w:lvl>
+    <w:lvl w:ilvl="2" w:tentative="1">
+      <w:start w:val="1"/>
+      <w:numFmt w:val="bullet"/>
+      <w:lvlText w:val=""/>
+      <w:lvlJc w:val="left"/>
+      <w:pPr>
+        <w:tabs>
+          <w:tab w:val="num" w:pos="2160"/>
+        </w:tabs>
+        <w:ind w:left="2160" w:hanging="360"/>
+      </w:pPr>
+      <w:rPr>
+        <w:rFonts w:ascii="Symbol" w:hAnsi="Symbol" w:hint="default"/>
+        <w:sz w:val="20"/>
+      </w:rPr>
+    </w:lvl>
+    <w:lvl w:ilvl="3" w:tentative="1">
+      <w:start w:val="1"/>
+      <w:numFmt w:val="bullet"/>
+      <w:lvlText w:val=""/>
+      <w:lvlJc w:val="left"/>
+      <w:pPr>
+        <w:tabs>
+          <w:tab w:val="num" w:pos="2880"/>
+        </w:tabs>
+        <w:ind w:left="2880" w:hanging="360"/>
+      </w:pPr>
+      <w:rPr>
+        <w:rFonts w:ascii="Symbol" w:hAnsi="Symbol" w:hint="default"/>
+        <w:sz w:val="20"/>
+      </w:rPr>
+    </w:lvl>
+    <w:lvl w:ilvl="4" w:tentative="1">
+      <w:start w:val="1"/>
+      <w:numFmt w:val="bullet"/>
+      <w:lvlText w:val=""/>
+      <w:lvlJc w:val="left"/>
+      <w:pPr>
+        <w:tabs>
+          <w:tab w:val="num" w:pos="3600"/>
+        </w:tabs>
+        <w:ind w:left="3600" w:hanging="360"/>
+      </w:pPr>
+      <w:rPr>
+        <w:rFonts w:ascii="Symbol" w:hAnsi="Symbol" w:hint="default"/>
+        <w:sz w:val="20"/>
+      </w:rPr>
+    </w:lvl>
+    <w:lvl w:ilvl="5" w:tentative="1">
+      <w:start w:val="1"/>
+      <w:numFmt w:val="bullet"/>
+      <w:lvlText w:val=""/>
+      <w:lvlJc w:val="left"/>
+      <w:pPr>
+        <w:tabs>
+          <w:tab w:val="num" w:pos="4320"/>
+        </w:tabs>
+        <w:ind w:left="4320" w:hanging="360"/>
+      </w:pPr>
+      <w:rPr>
+        <w:rFonts w:ascii="Symbol" w:hAnsi="Symbol" w:hint="default"/>
+        <w:sz w:val="20"/>
+      </w:rPr>
+    </w:lvl>
+    <w:lvl w:ilvl="6" w:tentative="1">
+      <w:start w:val="1"/>
+      <w:numFmt w:val="bullet"/>
+      <w:lvlText w:val=""/>
+      <w:lvlJc w:val="left"/>
+      <w:pPr>
+        <w:tabs>
+          <w:tab w:val="num" w:pos="5040"/>
+        </w:tabs>
+        <w:ind w:left="5040" w:hanging="360"/>
+      </w:pPr>
+      <w:rPr>
+        <w:rFonts w:ascii="Symbol" w:hAnsi="Symbol" w:hint="default"/>
+        <w:sz w:val="20"/>
+      </w:rPr>
+    </w:lvl>
+    <w:lvl w:ilvl="7" w:tentative="1">
+      <w:start w:val="1"/>
+      <w:numFmt w:val="bullet"/>
+      <w:lvlText w:val=""/>
+      <w:lvlJc w:val="left"/>
+      <w:pPr>
+        <w:tabs>
+          <w:tab w:val="num" w:pos="5760"/>
+        </w:tabs>
+        <w:ind w:left="5760" w:hanging="360"/>
+      </w:pPr>
+      <w:rPr>
+        <w:rFonts w:ascii="Symbol" w:hAnsi="Symbol" w:hint="default"/>
+        <w:sz w:val="20"/>
+      </w:rPr>
+    </w:lvl>
+    <w:lvl w:ilvl="8" w:tentative="1">
+      <w:start w:val="1"/>
+      <w:numFmt w:val="bullet"/>
+      <w:lvlText w:val=""/>
+      <w:lvlJc w:val="left"/>
+      <w:pPr>
+        <w:tabs>
+          <w:tab w:val="num" w:pos="6480"/>
+        </w:tabs>
+        <w:ind w:left="6480" w:hanging="360"/>
+      </w:pPr>
+      <w:rPr>
+        <w:rFonts w:ascii="Symbol" w:hAnsi="Symbol" w:hint="default"/>
+        <w:sz w:val="20"/>
+      </w:rPr>
+    </w:lvl>
+  </w:abstractNum>
+  <w:abstractNum w:abstractNumId="62" w15:restartNumberingAfterBreak="0">
     <w:nsid w:val="7E636DF4"/>
     <w:multiLevelType w:val="multilevel"/>
     <w:tmpl w:val="F19A535C"/>
@@ -13641,52 +21664,52 @@
     </w:lvl>
   </w:abstractNum>
   <w:num w:numId="1" w16cid:durableId="46809093">
-    <w:abstractNumId w:val="29"/>
+    <w:abstractNumId w:val="37"/>
   </w:num>
   <w:num w:numId="2" w16cid:durableId="628053885">
     <w:abstractNumId w:val="4"/>
   </w:num>
   <w:num w:numId="3" w16cid:durableId="1537695617">
-    <w:abstractNumId w:val="46"/>
+    <w:abstractNumId w:val="60"/>
   </w:num>
   <w:num w:numId="4" w16cid:durableId="722169972">
-    <w:abstractNumId w:val="17"/>
+    <w:abstractNumId w:val="20"/>
   </w:num>
   <w:num w:numId="5" w16cid:durableId="86660097">
-    <w:abstractNumId w:val="35"/>
+    <w:abstractNumId w:val="47"/>
   </w:num>
   <w:num w:numId="6" w16cid:durableId="1349982687">
     <w:abstractNumId w:val="0"/>
   </w:num>
   <w:num w:numId="7" w16cid:durableId="1244994490">
-    <w:abstractNumId w:val="42"/>
+    <w:abstractNumId w:val="55"/>
   </w:num>
   <w:num w:numId="8" w16cid:durableId="1284000227">
-    <w:abstractNumId w:val="37"/>
+    <w:abstractNumId w:val="49"/>
   </w:num>
   <w:num w:numId="9" w16cid:durableId="1131628252">
-    <w:abstractNumId w:val="30"/>
+    <w:abstractNumId w:val="39"/>
   </w:num>
   <w:num w:numId="10" w16cid:durableId="1818567975">
-    <w:abstractNumId w:val="26"/>
+    <w:abstractNumId w:val="34"/>
   </w:num>
   <w:num w:numId="11" w16cid:durableId="1884946623">
     <w:abstractNumId w:val="1"/>
   </w:num>
   <w:num w:numId="12" w16cid:durableId="831523911">
+    <w:abstractNumId w:val="36"/>
+  </w:num>
+  <w:num w:numId="13" w16cid:durableId="1055785025">
+    <w:abstractNumId w:val="54"/>
+  </w:num>
+  <w:num w:numId="14" w16cid:durableId="791092426">
     <w:abstractNumId w:val="28"/>
   </w:num>
-  <w:num w:numId="13" w16cid:durableId="1055785025">
-    <w:abstractNumId w:val="41"/>
-  </w:num>
-  <w:num w:numId="14" w16cid:durableId="791092426">
-    <w:abstractNumId w:val="22"/>
-  </w:num>
   <w:num w:numId="15" w16cid:durableId="1929191172">
-    <w:abstractNumId w:val="21"/>
+    <w:abstractNumId w:val="25"/>
   </w:num>
   <w:num w:numId="16" w16cid:durableId="225607271">
-    <w:abstractNumId w:val="14"/>
+    <w:abstractNumId w:val="17"/>
   </w:num>
   <w:num w:numId="17" w16cid:durableId="926497922">
     <w:abstractNumId w:val="6"/>
@@ -13695,94 +21718,139 @@
     <w:abstractNumId w:val="2"/>
   </w:num>
   <w:num w:numId="19" w16cid:durableId="1784668">
+    <w:abstractNumId w:val="59"/>
+  </w:num>
+  <w:num w:numId="20" w16cid:durableId="970398405">
+    <w:abstractNumId w:val="8"/>
+  </w:num>
+  <w:num w:numId="21" w16cid:durableId="177042199">
+    <w:abstractNumId w:val="24"/>
+  </w:num>
+  <w:num w:numId="22" w16cid:durableId="648438680">
+    <w:abstractNumId w:val="9"/>
+  </w:num>
+  <w:num w:numId="23" w16cid:durableId="1152719114">
+    <w:abstractNumId w:val="62"/>
+  </w:num>
+  <w:num w:numId="24" w16cid:durableId="1337999176">
+    <w:abstractNumId w:val="35"/>
+  </w:num>
+  <w:num w:numId="25" w16cid:durableId="278949939">
+    <w:abstractNumId w:val="58"/>
+  </w:num>
+  <w:num w:numId="26" w16cid:durableId="595862998">
+    <w:abstractNumId w:val="11"/>
+  </w:num>
+  <w:num w:numId="27" w16cid:durableId="1636595925">
+    <w:abstractNumId w:val="33"/>
+  </w:num>
+  <w:num w:numId="28" w16cid:durableId="1328172369">
     <w:abstractNumId w:val="45"/>
   </w:num>
-  <w:num w:numId="20" w16cid:durableId="970398405">
-    <w:abstractNumId w:val="7"/>
-  </w:num>
-  <w:num w:numId="21" w16cid:durableId="177042199">
-    <w:abstractNumId w:val="20"/>
-  </w:num>
-  <w:num w:numId="22" w16cid:durableId="648438680">
-    <w:abstractNumId w:val="8"/>
-  </w:num>
-  <w:num w:numId="23" w16cid:durableId="1152719114">
-    <w:abstractNumId w:val="47"/>
-  </w:num>
-  <w:num w:numId="24" w16cid:durableId="1337999176">
-    <w:abstractNumId w:val="27"/>
-  </w:num>
-  <w:num w:numId="25" w16cid:durableId="278949939">
-    <w:abstractNumId w:val="44"/>
-  </w:num>
-  <w:num w:numId="26" w16cid:durableId="595862998">
-    <w:abstractNumId w:val="10"/>
-  </w:num>
-  <w:num w:numId="27" w16cid:durableId="1636595925">
-    <w:abstractNumId w:val="25"/>
-  </w:num>
-  <w:num w:numId="28" w16cid:durableId="1328172369">
-    <w:abstractNumId w:val="34"/>
-  </w:num>
   <w:num w:numId="29" w16cid:durableId="1215847187">
-    <w:abstractNumId w:val="43"/>
+    <w:abstractNumId w:val="56"/>
   </w:num>
   <w:num w:numId="30" w16cid:durableId="70352464">
-    <w:abstractNumId w:val="24"/>
+    <w:abstractNumId w:val="32"/>
   </w:num>
   <w:num w:numId="31" w16cid:durableId="1974406137">
     <w:abstractNumId w:val="5"/>
   </w:num>
   <w:num w:numId="32" w16cid:durableId="1434932498">
-    <w:abstractNumId w:val="23"/>
+    <w:abstractNumId w:val="31"/>
   </w:num>
   <w:num w:numId="33" w16cid:durableId="1587112811">
-    <w:abstractNumId w:val="31"/>
+    <w:abstractNumId w:val="40"/>
   </w:num>
   <w:num w:numId="34" w16cid:durableId="1372420493">
-    <w:abstractNumId w:val="40"/>
+    <w:abstractNumId w:val="53"/>
   </w:num>
   <w:num w:numId="35" w16cid:durableId="1623223269">
-    <w:abstractNumId w:val="12"/>
+    <w:abstractNumId w:val="13"/>
   </w:num>
   <w:num w:numId="36" w16cid:durableId="215506306">
     <w:abstractNumId w:val="3"/>
   </w:num>
   <w:num w:numId="37" w16cid:durableId="599021862">
-    <w:abstractNumId w:val="11"/>
+    <w:abstractNumId w:val="12"/>
   </w:num>
   <w:num w:numId="38" w16cid:durableId="775103400">
-    <w:abstractNumId w:val="32"/>
+    <w:abstractNumId w:val="42"/>
   </w:num>
   <w:num w:numId="39" w16cid:durableId="2109151226">
+    <w:abstractNumId w:val="18"/>
+  </w:num>
+  <w:num w:numId="40" w16cid:durableId="1511263560">
+    <w:abstractNumId w:val="10"/>
+  </w:num>
+  <w:num w:numId="41" w16cid:durableId="719283467">
+    <w:abstractNumId w:val="19"/>
+  </w:num>
+  <w:num w:numId="42" w16cid:durableId="1559441776">
+    <w:abstractNumId w:val="21"/>
+  </w:num>
+  <w:num w:numId="43" w16cid:durableId="2028479367">
+    <w:abstractNumId w:val="22"/>
+  </w:num>
+  <w:num w:numId="44" w16cid:durableId="1924877535">
+    <w:abstractNumId w:val="14"/>
+  </w:num>
+  <w:num w:numId="45" w16cid:durableId="2049838056">
+    <w:abstractNumId w:val="43"/>
+  </w:num>
+  <w:num w:numId="46" w16cid:durableId="1261256493">
+    <w:abstractNumId w:val="52"/>
+  </w:num>
+  <w:num w:numId="47" w16cid:durableId="1966811267">
+    <w:abstractNumId w:val="48"/>
+  </w:num>
+  <w:num w:numId="48" w16cid:durableId="1154444597">
+    <w:abstractNumId w:val="51"/>
+  </w:num>
+  <w:num w:numId="49" w16cid:durableId="1008218745">
+    <w:abstractNumId w:val="23"/>
+  </w:num>
+  <w:num w:numId="50" w16cid:durableId="1295209768">
     <w:abstractNumId w:val="15"/>
   </w:num>
-  <w:num w:numId="40" w16cid:durableId="1511263560">
-    <w:abstractNumId w:val="9"/>
+  <w:num w:numId="51" w16cid:durableId="1156872850">
+    <w:abstractNumId w:val="26"/>
   </w:num>
-  <w:num w:numId="41" w16cid:durableId="719283467">
+  <w:num w:numId="52" w16cid:durableId="175387205">
+    <w:abstractNumId w:val="7"/>
+  </w:num>
+  <w:num w:numId="53" w16cid:durableId="1984576263">
+    <w:abstractNumId w:val="61"/>
+  </w:num>
+  <w:num w:numId="54" w16cid:durableId="737090666">
+    <w:abstractNumId w:val="30"/>
+  </w:num>
+  <w:num w:numId="55" w16cid:durableId="1870795364">
+    <w:abstractNumId w:val="27"/>
+  </w:num>
+  <w:num w:numId="56" w16cid:durableId="617957177">
+    <w:abstractNumId w:val="38"/>
+  </w:num>
+  <w:num w:numId="57" w16cid:durableId="117843347">
+    <w:abstractNumId w:val="29"/>
+  </w:num>
+  <w:num w:numId="58" w16cid:durableId="990056687">
+    <w:abstractNumId w:val="41"/>
+  </w:num>
+  <w:num w:numId="59" w16cid:durableId="1746801373">
+    <w:abstractNumId w:val="46"/>
+  </w:num>
+  <w:num w:numId="60" w16cid:durableId="1413552089">
+    <w:abstractNumId w:val="50"/>
+  </w:num>
+  <w:num w:numId="61" w16cid:durableId="680206122">
     <w:abstractNumId w:val="16"/>
   </w:num>
-  <w:num w:numId="42" w16cid:durableId="1559441776">
-    <w:abstractNumId w:val="18"/>
+  <w:num w:numId="62" w16cid:durableId="1201822665">
+    <w:abstractNumId w:val="44"/>
   </w:num>
-  <w:num w:numId="43" w16cid:durableId="2028479367">
-    <w:abstractNumId w:val="19"/>
-  </w:num>
-  <w:num w:numId="44" w16cid:durableId="1924877535">
-    <w:abstractNumId w:val="13"/>
-  </w:num>
-  <w:num w:numId="45" w16cid:durableId="2049838056">
-    <w:abstractNumId w:val="33"/>
-  </w:num>
-  <w:num w:numId="46" w16cid:durableId="1261256493">
-    <w:abstractNumId w:val="39"/>
-  </w:num>
-  <w:num w:numId="47" w16cid:durableId="1966811267">
-    <w:abstractNumId w:val="36"/>
-  </w:num>
-  <w:num w:numId="48" w16cid:durableId="1154444597">
-    <w:abstractNumId w:val="38"/>
+  <w:num w:numId="63" w16cid:durableId="701903910">
+    <w:abstractNumId w:val="57"/>
   </w:num>
 </w:numbering>
 </file>
